--- a/docs/桌宠项目进度日志.docx
+++ b/docs/桌宠项目进度日志.docx
@@ -27,7 +27,7 @@
           <w:color w:val="000000"/>
           <w:sz w:val="21"/>
         </w:rPr>
-        <w:t>记录计划、过程与结果 · 更新于 2026-10-13</w:t>
+        <w:t>记录计划、过程与结果 · 更新于 2026-10-13（第二轮调整后）</w:t>
       </w:r>
     </w:p>
     <w:p>
@@ -41,7 +41,7 @@
           <w:color w:val="000000"/>
           <w:sz w:val="21"/>
         </w:rPr>
-        <w:t>这份日志用来跟踪桌宠项目的推进过程，方便随时看清已经完成了什么、每一步是怎么做的、结果如何，以及下一步要做什么。当前进度是：第一步「点击展开三角形菜单」已经完成并通过实机验证，计划表、常用文件、视频网站三个功能还只是占位按钮，等待后续实现。</w:t>
+        <w:t>这份日志用来跟踪桌宠项目的推进过程，方便随时看清已经完成了什么、每一步是怎么做的、结果如何，以及下一步要做什么。当前进度是：第一步「点击展开三角形菜单」已经完成并通过实机验证，随后按使用反馈做了第二轮调整（角色缩小、菜单移到头顶上方、去掉悬停文字），计划表、常用文件、视频网站三个功能还只是占位按钮，等待后续实现。</w:t>
       </w:r>
     </w:p>
     <w:p>
@@ -788,7 +788,7 @@
                 <w:color w:val="000000"/>
                 <w:sz w:val="19"/>
               </w:rPr>
-              <w:t>把 132×154 的像素精灵按 2 倍最近邻放大到 264×308，保证像素边缘不发虚</w:t>
+              <w:t>把像素精灵按 2 倍最近邻放大显示，保证像素边缘不发虚（第一版用 132×154，第二轮改为 105×123）</w:t>
             </w:r>
           </w:p>
         </w:tc>
@@ -987,7 +987,7 @@
                 <w:color w:val="000000"/>
                 <w:sz w:val="19"/>
               </w:rPr>
-              <w:t>三个按钮排在外接圆半径 110 逻辑像素、间隔 120 度的三角形上，按钮直径 56 逻辑像素，展开动画 150 毫秒缓出</w:t>
+              <w:t>三个按钮按等边三角形排布，间隔 120 度，按钮直径 56 逻辑像素，展开动画 150 毫秒缓出（外接圆半径第一版 110 逻辑像素，第三轮收到 80）</w:t>
             </w:r>
           </w:p>
         </w:tc>
@@ -1118,7 +1118,7 @@
       <w:r>
         <w:drawing>
           <wp:inline xmlns:a="http://schemas.openxmlformats.org/drawingml/2006/main" xmlns:pic="http://schemas.openxmlformats.org/drawingml/2006/picture">
-            <wp:extent cx="1980000" cy="1980000"/>
+            <wp:extent cx="1800000" cy="2205000"/>
             <wp:docPr id="1" name="Picture 1"/>
             <wp:cNvGraphicFramePr>
               <a:graphicFrameLocks noChangeAspect="1"/>
@@ -1127,7 +1127,7 @@
               <a:graphicData uri="http://schemas.openxmlformats.org/drawingml/2006/picture">
                 <pic:pic>
                   <pic:nvPicPr>
-                    <pic:cNvPr id="0" name="figure-step1.png"/>
+                    <pic:cNvPr id="0" name="figure-step1-v5.png"/>
                     <pic:cNvPicPr/>
                   </pic:nvPicPr>
                   <pic:blipFill>
@@ -1139,7 +1139,7 @@
                   <pic:spPr>
                     <a:xfrm>
                       <a:off x="0" y="0"/>
-                      <a:ext cx="1980000" cy="1980000"/>
+                      <a:ext cx="1800000" cy="2205000"/>
                     </a:xfrm>
                     <a:prstGeom prst="rect"/>
                   </pic:spPr>
@@ -1162,7 +1162,7 @@
           <w:color w:val="000000"/>
           <w:sz w:val="18"/>
         </w:rPr>
-        <w:t>图 1　第一步验收截图：点击角色后三个功能入口以三角形展开</w:t>
+        <w:t>图 1　当前效果：点击角色后三个入口在头顶上方以三角形展开</w:t>
       </w:r>
     </w:p>
     <w:tbl>
@@ -2034,7 +2034,7 @@
                 <w:color w:val="000000"/>
                 <w:sz w:val="19"/>
               </w:rPr>
-              <w:t>assets/sprites/pet-base-132x154.png</w:t>
+              <w:t>assets/sprites/pet-base.png</w:t>
             </w:r>
           </w:p>
         </w:tc>
@@ -2055,7 +2055,7 @@
                 <w:color w:val="000000"/>
                 <w:sz w:val="19"/>
               </w:rPr>
-              <w:t>桌宠使用的精灵图</w:t>
+              <w:t>桌宠使用的精灵图（105×123 原生像素）</w:t>
             </w:r>
           </w:p>
         </w:tc>
@@ -2101,7 +2101,7 @@
                 <w:color w:val="000000"/>
                 <w:sz w:val="19"/>
               </w:rPr>
-              <w:t>透明母图与放大预览</w:t>
+              <w:t>透明母图、精灵图与放大预览</w:t>
             </w:r>
           </w:p>
         </w:tc>
@@ -2460,7 +2460,7 @@
                 <w:color w:val="000000"/>
                 <w:sz w:val="19"/>
               </w:rPr>
-              <w:t>按钮与角色重叠</w:t>
+              <w:t>未做眨眼动画</w:t>
             </w:r>
           </w:p>
         </w:tc>
@@ -2468,50 +2468,6 @@
           <w:tcPr>
             <w:tcW w:type="dxa" w:w="6576"/>
             <w:shd w:val="clear" w:color="auto" w:fill="F2F5FA"/>
-          </w:tcPr>
-          <w:p>
-            <w:pPr>
-              <w:spacing w:before="80" w:after="80" w:line="276" w:lineRule="auto"/>
-              <w:jc w:val="left"/>
-            </w:pPr>
-            <w:r/>
-            <w:r>
-              <w:rPr>
-                <w:rFonts w:ascii="Microsoft YaHei" w:hAnsi="Microsoft YaHei" w:eastAsia="Microsoft YaHei"/>
-                <w:b w:val="0"/>
-                <w:color w:val="000000"/>
-                <w:sz w:val="19"/>
-              </w:rPr>
-              <w:t>半径 110 逻辑像素时，底部按钮会压在角色腰腿位置，已把绘制层级放在角色之上并抬高菜单圆心，后续可再微调</w:t>
-            </w:r>
-          </w:p>
-        </w:tc>
-      </w:tr>
-      <w:tr>
-        <w:tc>
-          <w:tcPr>
-            <w:tcW w:type="dxa" w:w="1928"/>
-          </w:tcPr>
-          <w:p>
-            <w:pPr>
-              <w:spacing w:before="80" w:after="80" w:line="276" w:lineRule="auto"/>
-              <w:jc w:val="left"/>
-            </w:pPr>
-            <w:r/>
-            <w:r>
-              <w:rPr>
-                <w:rFonts w:ascii="Microsoft YaHei" w:hAnsi="Microsoft YaHei" w:eastAsia="Microsoft YaHei"/>
-                <w:b w:val="0"/>
-                <w:color w:val="000000"/>
-                <w:sz w:val="19"/>
-              </w:rPr>
-              <w:t>未做眨眼动画</w:t>
-            </w:r>
-          </w:p>
-        </w:tc>
-        <w:tc>
-          <w:tcPr>
-            <w:tcW w:type="dxa" w:w="6576"/>
           </w:tcPr>
           <w:p>
             <w:pPr>
@@ -2535,7 +2491,6 @@
         <w:tc>
           <w:tcPr>
             <w:tcW w:type="dxa" w:w="1928"/>
-            <w:shd w:val="clear" w:color="auto" w:fill="F2F5FA"/>
           </w:tcPr>
           <w:p>
             <w:pPr>
@@ -2557,6 +2512,258 @@
         <w:tc>
           <w:tcPr>
             <w:tcW w:type="dxa" w:w="6576"/>
+          </w:tcPr>
+          <w:p>
+            <w:pPr>
+              <w:spacing w:before="80" w:after="80" w:line="276" w:lineRule="auto"/>
+              <w:jc w:val="left"/>
+            </w:pPr>
+            <w:r/>
+            <w:r>
+              <w:rPr>
+                <w:rFonts w:ascii="Microsoft YaHei" w:hAnsi="Microsoft YaHei" w:eastAsia="Microsoft YaHei"/>
+                <w:b w:val="0"/>
+                <w:color w:val="000000"/>
+                <w:sz w:val="19"/>
+              </w:rPr>
+              <w:t>角色形象属同人二创，自用无碍；若要推送到公开仓库，建议只提交代码，素材另行处理</w:t>
+            </w:r>
+          </w:p>
+        </w:tc>
+      </w:tr>
+    </w:tbl>
+    <w:p>
+      <w:pPr>
+        <w:spacing w:before="280" w:after="120"/>
+      </w:pPr>
+      <w:r>
+        <w:rPr>
+          <w:rFonts w:ascii="Microsoft YaHei" w:hAnsi="Microsoft YaHei" w:eastAsia="Microsoft YaHei"/>
+          <w:b/>
+          <w:color w:val="000000"/>
+          <w:sz w:val="28"/>
+        </w:rPr>
+        <w:t>八、使用反馈与调整记录</w:t>
+      </w:r>
+    </w:p>
+    <w:p>
+      <w:pPr>
+        <w:spacing w:after="160" w:line="336" w:lineRule="auto"/>
+      </w:pPr>
+      <w:r>
+        <w:rPr>
+          <w:rFonts w:ascii="Microsoft YaHei" w:hAnsi="Microsoft YaHei" w:eastAsia="Microsoft YaHei"/>
+          <w:b w:val="0"/>
+          <w:color w:val="000000"/>
+          <w:sz w:val="21"/>
+        </w:rPr>
+        <w:t>第一轮做完之后，实际用起来陆续发现几处不顺手，逐条修掉，每改一次都重新截图验收。</w:t>
+      </w:r>
+    </w:p>
+    <w:tbl>
+      <w:tblPr>
+        <w:tblW w:type="auto" w:w="0"/>
+        <w:jc w:val="center"/>
+        <w:tblLayout w:type="fixed"/>
+        <w:tblLook w:firstColumn="1" w:firstRow="1" w:lastColumn="0" w:lastRow="0" w:noHBand="0" w:noVBand="1" w:val="04A0"/>
+        <w:tblBorders>
+          <w:top w:val="single" w:sz="6" w:space="0" w:color="D9D9D9"/>
+          <w:left w:val="single" w:sz="6" w:space="0" w:color="D9D9D9"/>
+          <w:bottom w:val="single" w:sz="6" w:space="0" w:color="D9D9D9"/>
+          <w:right w:val="single" w:sz="6" w:space="0" w:color="D9D9D9"/>
+          <w:insideH w:val="single" w:sz="6" w:space="0" w:color="D9D9D9"/>
+          <w:insideV w:val="single" w:sz="6" w:space="0" w:color="D9D9D9"/>
+        </w:tblBorders>
+      </w:tblPr>
+      <w:tblGrid>
+        <w:gridCol w:w="2436"/>
+        <w:gridCol w:w="2436"/>
+        <w:gridCol w:w="2436"/>
+        <w:gridCol w:w="2436"/>
+      </w:tblGrid>
+      <w:tr>
+        <w:trPr>
+          <w:tblHeader w:val="true"/>
+        </w:trPr>
+        <w:tc>
+          <w:tcPr>
+            <w:tcW w:type="dxa" w:w="907"/>
+            <w:shd w:val="clear" w:color="auto" w:fill="1F3864"/>
+          </w:tcPr>
+          <w:p>
+            <w:pPr>
+              <w:spacing w:before="80" w:after="80" w:line="276" w:lineRule="auto"/>
+              <w:jc w:val="center"/>
+            </w:pPr>
+            <w:r/>
+            <w:r>
+              <w:rPr>
+                <w:rFonts w:ascii="Microsoft YaHei" w:hAnsi="Microsoft YaHei" w:eastAsia="Microsoft YaHei"/>
+                <w:b/>
+                <w:color w:val="FFFFFF"/>
+                <w:sz w:val="19"/>
+              </w:rPr>
+              <w:t>轮次</w:t>
+            </w:r>
+          </w:p>
+        </w:tc>
+        <w:tc>
+          <w:tcPr>
+            <w:tcW w:type="dxa" w:w="1644"/>
+            <w:shd w:val="clear" w:color="auto" w:fill="1F3864"/>
+          </w:tcPr>
+          <w:p>
+            <w:pPr>
+              <w:spacing w:before="80" w:after="80" w:line="276" w:lineRule="auto"/>
+              <w:jc w:val="center"/>
+            </w:pPr>
+            <w:r/>
+            <w:r>
+              <w:rPr>
+                <w:rFonts w:ascii="Microsoft YaHei" w:hAnsi="Microsoft YaHei" w:eastAsia="Microsoft YaHei"/>
+                <w:b/>
+                <w:color w:val="FFFFFF"/>
+                <w:sz w:val="19"/>
+              </w:rPr>
+              <w:t>反馈的问题</w:t>
+            </w:r>
+          </w:p>
+        </w:tc>
+        <w:tc>
+          <w:tcPr>
+            <w:tcW w:type="dxa" w:w="3685"/>
+            <w:shd w:val="clear" w:color="auto" w:fill="1F3864"/>
+          </w:tcPr>
+          <w:p>
+            <w:pPr>
+              <w:spacing w:before="80" w:after="80" w:line="276" w:lineRule="auto"/>
+              <w:jc w:val="center"/>
+            </w:pPr>
+            <w:r/>
+            <w:r>
+              <w:rPr>
+                <w:rFonts w:ascii="Microsoft YaHei" w:hAnsi="Microsoft YaHei" w:eastAsia="Microsoft YaHei"/>
+                <w:b/>
+                <w:color w:val="FFFFFF"/>
+                <w:sz w:val="19"/>
+              </w:rPr>
+              <w:t>调整做法</w:t>
+            </w:r>
+          </w:p>
+        </w:tc>
+        <w:tc>
+          <w:tcPr>
+            <w:tcW w:type="dxa" w:w="2268"/>
+            <w:shd w:val="clear" w:color="auto" w:fill="1F3864"/>
+          </w:tcPr>
+          <w:p>
+            <w:pPr>
+              <w:spacing w:before="80" w:after="80" w:line="276" w:lineRule="auto"/>
+              <w:jc w:val="center"/>
+            </w:pPr>
+            <w:r/>
+            <w:r>
+              <w:rPr>
+                <w:rFonts w:ascii="Microsoft YaHei" w:hAnsi="Microsoft YaHei" w:eastAsia="Microsoft YaHei"/>
+                <w:b/>
+                <w:color w:val="FFFFFF"/>
+                <w:sz w:val="19"/>
+              </w:rPr>
+              <w:t>结果</w:t>
+            </w:r>
+          </w:p>
+        </w:tc>
+      </w:tr>
+      <w:tr>
+        <w:tc>
+          <w:tcPr>
+            <w:tcW w:type="dxa" w:w="907"/>
+          </w:tcPr>
+          <w:p>
+            <w:pPr>
+              <w:spacing w:before="80" w:after="80" w:line="276" w:lineRule="auto"/>
+              <w:jc w:val="left"/>
+            </w:pPr>
+            <w:r/>
+            <w:r>
+              <w:rPr>
+                <w:rFonts w:ascii="Microsoft YaHei" w:hAnsi="Microsoft YaHei" w:eastAsia="Microsoft YaHei"/>
+                <w:b w:val="0"/>
+                <w:color w:val="000000"/>
+                <w:sz w:val="19"/>
+              </w:rPr>
+              <w:t>第二轮</w:t>
+            </w:r>
+          </w:p>
+        </w:tc>
+        <w:tc>
+          <w:tcPr>
+            <w:tcW w:type="dxa" w:w="1644"/>
+          </w:tcPr>
+          <w:p>
+            <w:pPr>
+              <w:spacing w:before="80" w:after="80" w:line="276" w:lineRule="auto"/>
+              <w:jc w:val="left"/>
+            </w:pPr>
+            <w:r/>
+            <w:r>
+              <w:rPr>
+                <w:rFonts w:ascii="Microsoft YaHei" w:hAnsi="Microsoft YaHei" w:eastAsia="Microsoft YaHei"/>
+                <w:b w:val="0"/>
+                <w:color w:val="000000"/>
+                <w:sz w:val="19"/>
+              </w:rPr>
+              <w:t>角色偏大</w:t>
+            </w:r>
+          </w:p>
+        </w:tc>
+        <w:tc>
+          <w:tcPr>
+            <w:tcW w:type="dxa" w:w="3685"/>
+          </w:tcPr>
+          <w:p>
+            <w:pPr>
+              <w:spacing w:before="80" w:after="80" w:line="276" w:lineRule="auto"/>
+              <w:jc w:val="left"/>
+            </w:pPr>
+            <w:r/>
+            <w:r>
+              <w:rPr>
+                <w:rFonts w:ascii="Microsoft YaHei" w:hAnsi="Microsoft YaHei" w:eastAsia="Microsoft YaHei"/>
+                <w:b w:val="0"/>
+                <w:color w:val="000000"/>
+                <w:sz w:val="19"/>
+              </w:rPr>
+              <w:t>从 800 像素母图按 5×5 分块重新降采样，得到 105×123 原生精灵，再按 2 倍放大显示，整体比原来小约两成，像素边缘依然清晰</w:t>
+            </w:r>
+          </w:p>
+        </w:tc>
+        <w:tc>
+          <w:tcPr>
+            <w:tcW w:type="dxa" w:w="2268"/>
+          </w:tcPr>
+          <w:p>
+            <w:pPr>
+              <w:spacing w:before="80" w:after="80" w:line="276" w:lineRule="auto"/>
+              <w:jc w:val="left"/>
+            </w:pPr>
+            <w:r/>
+            <w:r>
+              <w:rPr>
+                <w:rFonts w:ascii="Microsoft YaHei" w:hAnsi="Microsoft YaHei" w:eastAsia="Microsoft YaHei"/>
+                <w:b w:val="0"/>
+                <w:color w:val="000000"/>
+                <w:sz w:val="19"/>
+              </w:rPr>
+              <w:t>角色尺寸合适，细节没有丢失</w:t>
+            </w:r>
+          </w:p>
+        </w:tc>
+      </w:tr>
+      <w:tr>
+        <w:tc>
+          <w:tcPr>
+            <w:tcW w:type="dxa" w:w="907"/>
             <w:shd w:val="clear" w:color="auto" w:fill="F2F5FA"/>
           </w:tcPr>
           <w:p>
@@ -2572,7 +2779,792 @@
                 <w:color w:val="000000"/>
                 <w:sz w:val="19"/>
               </w:rPr>
-              <w:t>角色形象属同人二创，自用无碍；若要推送到公开仓库，建议只提交代码，素材另行处理</w:t>
+              <w:t>第二轮</w:t>
+            </w:r>
+          </w:p>
+        </w:tc>
+        <w:tc>
+          <w:tcPr>
+            <w:tcW w:type="dxa" w:w="1644"/>
+            <w:shd w:val="clear" w:color="auto" w:fill="F2F5FA"/>
+          </w:tcPr>
+          <w:p>
+            <w:pPr>
+              <w:spacing w:before="80" w:after="80" w:line="276" w:lineRule="auto"/>
+              <w:jc w:val="left"/>
+            </w:pPr>
+            <w:r/>
+            <w:r>
+              <w:rPr>
+                <w:rFonts w:ascii="Microsoft YaHei" w:hAnsi="Microsoft YaHei" w:eastAsia="Microsoft YaHei"/>
+                <w:b w:val="0"/>
+                <w:color w:val="000000"/>
+                <w:sz w:val="19"/>
+              </w:rPr>
+              <w:t>菜单遮挡角色</w:t>
+            </w:r>
+          </w:p>
+        </w:tc>
+        <w:tc>
+          <w:tcPr>
+            <w:tcW w:type="dxa" w:w="3685"/>
+            <w:shd w:val="clear" w:color="auto" w:fill="F2F5FA"/>
+          </w:tcPr>
+          <w:p>
+            <w:pPr>
+              <w:spacing w:before="80" w:after="80" w:line="276" w:lineRule="auto"/>
+              <w:jc w:val="left"/>
+            </w:pPr>
+            <w:r/>
+            <w:r>
+              <w:rPr>
+                <w:rFonts w:ascii="Microsoft YaHei" w:hAnsi="Microsoft YaHei" w:eastAsia="Microsoft YaHei"/>
+                <w:b w:val="0"/>
+                <w:color w:val="000000"/>
+                <w:sz w:val="19"/>
+              </w:rPr>
+              <w:t>三角形改为尖朝上，整体移到角色头顶上方，底边两个按钮的下缘停在头顶之上，窗口相应加高并保持透明裁剪</w:t>
+            </w:r>
+          </w:p>
+        </w:tc>
+        <w:tc>
+          <w:tcPr>
+            <w:tcW w:type="dxa" w:w="2268"/>
+            <w:shd w:val="clear" w:color="auto" w:fill="F2F5FA"/>
+          </w:tcPr>
+          <w:p>
+            <w:pPr>
+              <w:spacing w:before="80" w:after="80" w:line="276" w:lineRule="auto"/>
+              <w:jc w:val="left"/>
+            </w:pPr>
+            <w:r/>
+            <w:r>
+              <w:rPr>
+                <w:rFonts w:ascii="Microsoft YaHei" w:hAnsi="Microsoft YaHei" w:eastAsia="Microsoft YaHei"/>
+                <w:b w:val="0"/>
+                <w:color w:val="000000"/>
+                <w:sz w:val="19"/>
+              </w:rPr>
+              <w:t>三个入口不再压住角色，三角形仍然成立</w:t>
+            </w:r>
+          </w:p>
+        </w:tc>
+      </w:tr>
+      <w:tr>
+        <w:tc>
+          <w:tcPr>
+            <w:tcW w:type="dxa" w:w="907"/>
+          </w:tcPr>
+          <w:p>
+            <w:pPr>
+              <w:spacing w:before="80" w:after="80" w:line="276" w:lineRule="auto"/>
+              <w:jc w:val="left"/>
+            </w:pPr>
+            <w:r/>
+            <w:r>
+              <w:rPr>
+                <w:rFonts w:ascii="Microsoft YaHei" w:hAnsi="Microsoft YaHei" w:eastAsia="Microsoft YaHei"/>
+                <w:b w:val="0"/>
+                <w:color w:val="000000"/>
+                <w:sz w:val="19"/>
+              </w:rPr>
+              <w:t>第二轮</w:t>
+            </w:r>
+          </w:p>
+        </w:tc>
+        <w:tc>
+          <w:tcPr>
+            <w:tcW w:type="dxa" w:w="1644"/>
+          </w:tcPr>
+          <w:p>
+            <w:pPr>
+              <w:spacing w:before="80" w:after="80" w:line="276" w:lineRule="auto"/>
+              <w:jc w:val="left"/>
+            </w:pPr>
+            <w:r/>
+            <w:r>
+              <w:rPr>
+                <w:rFonts w:ascii="Microsoft YaHei" w:hAnsi="Microsoft YaHei" w:eastAsia="Microsoft YaHei"/>
+                <w:b w:val="0"/>
+                <w:color w:val="000000"/>
+                <w:sz w:val="19"/>
+              </w:rPr>
+              <w:t>按钮旁边出现多余小字</w:t>
+            </w:r>
+          </w:p>
+        </w:tc>
+        <w:tc>
+          <w:tcPr>
+            <w:tcW w:type="dxa" w:w="3685"/>
+          </w:tcPr>
+          <w:p>
+            <w:pPr>
+              <w:spacing w:before="80" w:after="80" w:line="276" w:lineRule="auto"/>
+              <w:jc w:val="left"/>
+            </w:pPr>
+            <w:r/>
+            <w:r>
+              <w:rPr>
+                <w:rFonts w:ascii="Microsoft YaHei" w:hAnsi="Microsoft YaHei" w:eastAsia="Microsoft YaHei"/>
+                <w:b w:val="0"/>
+                <w:color w:val="000000"/>
+                <w:sz w:val="19"/>
+              </w:rPr>
+              <w:t>删掉鼠标悬停时弹出的文字标签，只保留图标与悬停放大反馈</w:t>
+            </w:r>
+          </w:p>
+        </w:tc>
+        <w:tc>
+          <w:tcPr>
+            <w:tcW w:type="dxa" w:w="2268"/>
+          </w:tcPr>
+          <w:p>
+            <w:pPr>
+              <w:spacing w:before="80" w:after="80" w:line="276" w:lineRule="auto"/>
+              <w:jc w:val="left"/>
+            </w:pPr>
+            <w:r/>
+            <w:r>
+              <w:rPr>
+                <w:rFonts w:ascii="Microsoft YaHei" w:hAnsi="Microsoft YaHei" w:eastAsia="Microsoft YaHei"/>
+                <w:b w:val="0"/>
+                <w:color w:val="000000"/>
+                <w:sz w:val="19"/>
+              </w:rPr>
+              <w:t>界面清爽，不再出现那行黑字</w:t>
+            </w:r>
+          </w:p>
+        </w:tc>
+      </w:tr>
+      <w:tr>
+        <w:tc>
+          <w:tcPr>
+            <w:tcW w:type="dxa" w:w="907"/>
+            <w:shd w:val="clear" w:color="auto" w:fill="F2F5FA"/>
+          </w:tcPr>
+          <w:p>
+            <w:pPr>
+              <w:spacing w:before="80" w:after="80" w:line="276" w:lineRule="auto"/>
+              <w:jc w:val="left"/>
+            </w:pPr>
+            <w:r/>
+            <w:r>
+              <w:rPr>
+                <w:rFonts w:ascii="Microsoft YaHei" w:hAnsi="Microsoft YaHei" w:eastAsia="Microsoft YaHei"/>
+                <w:b w:val="0"/>
+                <w:color w:val="000000"/>
+                <w:sz w:val="19"/>
+              </w:rPr>
+              <w:t>第三轮</w:t>
+            </w:r>
+          </w:p>
+        </w:tc>
+        <w:tc>
+          <w:tcPr>
+            <w:tcW w:type="dxa" w:w="1644"/>
+            <w:shd w:val="clear" w:color="auto" w:fill="F2F5FA"/>
+          </w:tcPr>
+          <w:p>
+            <w:pPr>
+              <w:spacing w:before="80" w:after="80" w:line="276" w:lineRule="auto"/>
+              <w:jc w:val="left"/>
+            </w:pPr>
+            <w:r/>
+            <w:r>
+              <w:rPr>
+                <w:rFonts w:ascii="Microsoft YaHei" w:hAnsi="Microsoft YaHei" w:eastAsia="Microsoft YaHei"/>
+                <w:b w:val="0"/>
+                <w:color w:val="000000"/>
+                <w:sz w:val="19"/>
+              </w:rPr>
+              <w:t>菜单离角色太远</w:t>
+            </w:r>
+          </w:p>
+        </w:tc>
+        <w:tc>
+          <w:tcPr>
+            <w:tcW w:type="dxa" w:w="3685"/>
+            <w:shd w:val="clear" w:color="auto" w:fill="F2F5FA"/>
+          </w:tcPr>
+          <w:p>
+            <w:pPr>
+              <w:spacing w:before="80" w:after="80" w:line="276" w:lineRule="auto"/>
+              <w:jc w:val="left"/>
+            </w:pPr>
+            <w:r/>
+            <w:r>
+              <w:rPr>
+                <w:rFonts w:ascii="Microsoft YaHei" w:hAnsi="Microsoft YaHei" w:eastAsia="Microsoft YaHei"/>
+                <w:b w:val="0"/>
+                <w:color w:val="000000"/>
+                <w:sz w:val="19"/>
+              </w:rPr>
+              <w:t>三角形外接圆半径从 110 逻辑像素收到 80，底边与头顶之间的空隙从 10 收到 5，整体贴住角色头部</w:t>
+            </w:r>
+          </w:p>
+        </w:tc>
+        <w:tc>
+          <w:tcPr>
+            <w:tcW w:type="dxa" w:w="2268"/>
+            <w:shd w:val="clear" w:color="auto" w:fill="F2F5FA"/>
+          </w:tcPr>
+          <w:p>
+            <w:pPr>
+              <w:spacing w:before="80" w:after="80" w:line="276" w:lineRule="auto"/>
+              <w:jc w:val="left"/>
+            </w:pPr>
+            <w:r/>
+            <w:r>
+              <w:rPr>
+                <w:rFonts w:ascii="Microsoft YaHei" w:hAnsi="Microsoft YaHei" w:eastAsia="Microsoft YaHei"/>
+                <w:b w:val="0"/>
+                <w:color w:val="000000"/>
+                <w:sz w:val="19"/>
+              </w:rPr>
+              <w:t>位置紧凑，按钮与角色的指向关系更清楚</w:t>
+            </w:r>
+          </w:p>
+        </w:tc>
+      </w:tr>
+      <w:tr>
+        <w:tc>
+          <w:tcPr>
+            <w:tcW w:type="dxa" w:w="907"/>
+          </w:tcPr>
+          <w:p>
+            <w:pPr>
+              <w:spacing w:before="80" w:after="80" w:line="276" w:lineRule="auto"/>
+              <w:jc w:val="left"/>
+            </w:pPr>
+            <w:r/>
+            <w:r>
+              <w:rPr>
+                <w:rFonts w:ascii="Microsoft YaHei" w:hAnsi="Microsoft YaHei" w:eastAsia="Microsoft YaHei"/>
+                <w:b w:val="0"/>
+                <w:color w:val="000000"/>
+                <w:sz w:val="19"/>
+              </w:rPr>
+              <w:t>第三轮</w:t>
+            </w:r>
+          </w:p>
+        </w:tc>
+        <w:tc>
+          <w:tcPr>
+            <w:tcW w:type="dxa" w:w="1644"/>
+          </w:tcPr>
+          <w:p>
+            <w:pPr>
+              <w:spacing w:before="80" w:after="80" w:line="276" w:lineRule="auto"/>
+              <w:jc w:val="left"/>
+            </w:pPr>
+            <w:r/>
+            <w:r>
+              <w:rPr>
+                <w:rFonts w:ascii="Microsoft YaHei" w:hAnsi="Microsoft YaHei" w:eastAsia="Microsoft YaHei"/>
+                <w:b w:val="0"/>
+                <w:color w:val="000000"/>
+                <w:sz w:val="19"/>
+              </w:rPr>
+              <w:t>圆圈周围有黑边</w:t>
+            </w:r>
+          </w:p>
+        </w:tc>
+        <w:tc>
+          <w:tcPr>
+            <w:tcW w:type="dxa" w:w="3685"/>
+          </w:tcPr>
+          <w:p>
+            <w:pPr>
+              <w:spacing w:before="80" w:after="80" w:line="276" w:lineRule="auto"/>
+              <w:jc w:val="left"/>
+            </w:pPr>
+            <w:r/>
+            <w:r>
+              <w:rPr>
+                <w:rFonts w:ascii="Microsoft YaHei" w:hAnsi="Microsoft YaHei" w:eastAsia="Microsoft YaHei"/>
+                <w:b w:val="0"/>
+                <w:color w:val="000000"/>
+                <w:sz w:val="19"/>
+              </w:rPr>
+              <w:t>去掉按钮的深色描边，只保留白色底盘与柔和投影</w:t>
+            </w:r>
+          </w:p>
+        </w:tc>
+        <w:tc>
+          <w:tcPr>
+            <w:tcW w:type="dxa" w:w="2268"/>
+          </w:tcPr>
+          <w:p>
+            <w:pPr>
+              <w:spacing w:before="80" w:after="80" w:line="276" w:lineRule="auto"/>
+              <w:jc w:val="left"/>
+            </w:pPr>
+            <w:r/>
+            <w:r>
+              <w:rPr>
+                <w:rFonts w:ascii="Microsoft YaHei" w:hAnsi="Microsoft YaHei" w:eastAsia="Microsoft YaHei"/>
+                <w:b w:val="0"/>
+                <w:color w:val="000000"/>
+                <w:sz w:val="19"/>
+              </w:rPr>
+              <w:t>边缘干净，不再有黑圈</w:t>
+            </w:r>
+          </w:p>
+        </w:tc>
+      </w:tr>
+      <w:tr>
+        <w:tc>
+          <w:tcPr>
+            <w:tcW w:type="dxa" w:w="907"/>
+            <w:shd w:val="clear" w:color="auto" w:fill="F2F5FA"/>
+          </w:tcPr>
+          <w:p>
+            <w:pPr>
+              <w:spacing w:before="80" w:after="80" w:line="276" w:lineRule="auto"/>
+              <w:jc w:val="left"/>
+            </w:pPr>
+            <w:r/>
+            <w:r>
+              <w:rPr>
+                <w:rFonts w:ascii="Microsoft YaHei" w:hAnsi="Microsoft YaHei" w:eastAsia="Microsoft YaHei"/>
+                <w:b w:val="0"/>
+                <w:color w:val="000000"/>
+                <w:sz w:val="19"/>
+              </w:rPr>
+              <w:t>第三轮</w:t>
+            </w:r>
+          </w:p>
+        </w:tc>
+        <w:tc>
+          <w:tcPr>
+            <w:tcW w:type="dxa" w:w="1644"/>
+            <w:shd w:val="clear" w:color="auto" w:fill="F2F5FA"/>
+          </w:tcPr>
+          <w:p>
+            <w:pPr>
+              <w:spacing w:before="80" w:after="80" w:line="276" w:lineRule="auto"/>
+              <w:jc w:val="left"/>
+            </w:pPr>
+            <w:r/>
+            <w:r>
+              <w:rPr>
+                <w:rFonts w:ascii="Microsoft YaHei" w:hAnsi="Microsoft YaHei" w:eastAsia="Microsoft YaHei"/>
+                <w:b w:val="0"/>
+                <w:color w:val="000000"/>
+                <w:sz w:val="19"/>
+              </w:rPr>
+              <w:t>最上方图标偏高</w:t>
+            </w:r>
+          </w:p>
+        </w:tc>
+        <w:tc>
+          <w:tcPr>
+            <w:tcW w:type="dxa" w:w="3685"/>
+            <w:shd w:val="clear" w:color="auto" w:fill="F2F5FA"/>
+          </w:tcPr>
+          <w:p>
+            <w:pPr>
+              <w:spacing w:before="80" w:after="80" w:line="276" w:lineRule="auto"/>
+              <w:jc w:val="left"/>
+            </w:pPr>
+            <w:r/>
+            <w:r>
+              <w:rPr>
+                <w:rFonts w:ascii="Microsoft YaHei" w:hAnsi="Microsoft YaHei" w:eastAsia="Microsoft YaHei"/>
+                <w:b w:val="0"/>
+                <w:color w:val="000000"/>
+                <w:sz w:val="19"/>
+              </w:rPr>
+              <w:t>把顶端按钮到圆心的距离从 80 收到 45 逻辑像素，三角形压扁，并给圆盘加了两层柔和投影</w:t>
+            </w:r>
+          </w:p>
+        </w:tc>
+        <w:tc>
+          <w:tcPr>
+            <w:tcW w:type="dxa" w:w="2268"/>
+            <w:shd w:val="clear" w:color="auto" w:fill="F2F5FA"/>
+          </w:tcPr>
+          <w:p>
+            <w:pPr>
+              <w:spacing w:before="80" w:after="80" w:line="276" w:lineRule="auto"/>
+              <w:jc w:val="left"/>
+            </w:pPr>
+            <w:r/>
+            <w:r>
+              <w:rPr>
+                <w:rFonts w:ascii="Microsoft YaHei" w:hAnsi="Microsoft YaHei" w:eastAsia="Microsoft YaHei"/>
+                <w:b w:val="0"/>
+                <w:color w:val="000000"/>
+                <w:sz w:val="19"/>
+              </w:rPr>
+              <w:t>顶端图标下移，整体更贴合角色头部；浅色桌面上也看得出圆盘边界</w:t>
+            </w:r>
+          </w:p>
+        </w:tc>
+      </w:tr>
+    </w:tbl>
+    <w:p>
+      <w:pPr>
+        <w:spacing w:before="280" w:after="120"/>
+      </w:pPr>
+      <w:r>
+        <w:rPr>
+          <w:rFonts w:ascii="Microsoft YaHei" w:hAnsi="Microsoft YaHei" w:eastAsia="Microsoft YaHei"/>
+          <w:b/>
+          <w:color w:val="000000"/>
+          <w:sz w:val="28"/>
+        </w:rPr>
+        <w:t>九、怎么运行与验证</w:t>
+      </w:r>
+    </w:p>
+    <w:p>
+      <w:pPr>
+        <w:spacing w:after="160" w:line="336" w:lineRule="auto"/>
+      </w:pPr>
+      <w:r>
+        <w:rPr>
+          <w:rFonts w:ascii="Microsoft YaHei" w:hAnsi="Microsoft YaHei" w:eastAsia="Microsoft YaHei"/>
+          <w:b w:val="0"/>
+          <w:color w:val="000000"/>
+          <w:sz w:val="21"/>
+        </w:rPr>
+        <w:t>启动脚本里固定了关闭界面缩放的参数，目的是让像素图按整数倍显示；绕过脚本直接敲 java 命令时也要带上同样的参数，否则 125% 缩放下位置和清晰度都会出问题。</w:t>
+      </w:r>
+    </w:p>
+    <w:tbl>
+      <w:tblPr>
+        <w:tblW w:type="auto" w:w="0"/>
+        <w:jc w:val="center"/>
+        <w:tblLayout w:type="fixed"/>
+        <w:tblLook w:firstColumn="1" w:firstRow="1" w:lastColumn="0" w:lastRow="0" w:noHBand="0" w:noVBand="1" w:val="04A0"/>
+        <w:tblBorders>
+          <w:top w:val="single" w:sz="6" w:space="0" w:color="D9D9D9"/>
+          <w:left w:val="single" w:sz="6" w:space="0" w:color="D9D9D9"/>
+          <w:bottom w:val="single" w:sz="6" w:space="0" w:color="D9D9D9"/>
+          <w:right w:val="single" w:sz="6" w:space="0" w:color="D9D9D9"/>
+          <w:insideH w:val="single" w:sz="6" w:space="0" w:color="D9D9D9"/>
+          <w:insideV w:val="single" w:sz="6" w:space="0" w:color="D9D9D9"/>
+        </w:tblBorders>
+      </w:tblPr>
+      <w:tblGrid>
+        <w:gridCol w:w="4873"/>
+        <w:gridCol w:w="4873"/>
+      </w:tblGrid>
+      <w:tr>
+        <w:trPr>
+          <w:tblHeader w:val="true"/>
+        </w:trPr>
+        <w:tc>
+          <w:tcPr>
+            <w:tcW w:type="dxa" w:w="3628"/>
+            <w:shd w:val="clear" w:color="auto" w:fill="1F3864"/>
+          </w:tcPr>
+          <w:p>
+            <w:pPr>
+              <w:spacing w:before="80" w:after="80" w:line="276" w:lineRule="auto"/>
+              <w:jc w:val="center"/>
+            </w:pPr>
+            <w:r/>
+            <w:r>
+              <w:rPr>
+                <w:rFonts w:ascii="Microsoft YaHei" w:hAnsi="Microsoft YaHei" w:eastAsia="Microsoft YaHei"/>
+                <w:b/>
+                <w:color w:val="FFFFFF"/>
+                <w:sz w:val="19"/>
+              </w:rPr>
+              <w:t>命令或操作</w:t>
+            </w:r>
+          </w:p>
+        </w:tc>
+        <w:tc>
+          <w:tcPr>
+            <w:tcW w:type="dxa" w:w="4876"/>
+            <w:shd w:val="clear" w:color="auto" w:fill="1F3864"/>
+          </w:tcPr>
+          <w:p>
+            <w:pPr>
+              <w:spacing w:before="80" w:after="80" w:line="276" w:lineRule="auto"/>
+              <w:jc w:val="center"/>
+            </w:pPr>
+            <w:r/>
+            <w:r>
+              <w:rPr>
+                <w:rFonts w:ascii="Microsoft YaHei" w:hAnsi="Microsoft YaHei" w:eastAsia="Microsoft YaHei"/>
+                <w:b/>
+                <w:color w:val="FFFFFF"/>
+                <w:sz w:val="19"/>
+              </w:rPr>
+              <w:t>作用</w:t>
+            </w:r>
+          </w:p>
+        </w:tc>
+      </w:tr>
+      <w:tr>
+        <w:tc>
+          <w:tcPr>
+            <w:tcW w:type="dxa" w:w="3628"/>
+          </w:tcPr>
+          <w:p>
+            <w:pPr>
+              <w:spacing w:before="80" w:after="80" w:line="276" w:lineRule="auto"/>
+              <w:jc w:val="left"/>
+            </w:pPr>
+            <w:r/>
+            <w:r>
+              <w:rPr>
+                <w:rFonts w:ascii="Microsoft YaHei" w:hAnsi="Microsoft YaHei" w:eastAsia="Microsoft YaHei"/>
+                <w:b w:val="0"/>
+                <w:color w:val="000000"/>
+                <w:sz w:val="19"/>
+              </w:rPr>
+              <w:t>pwsh -File build.ps1</w:t>
+            </w:r>
+          </w:p>
+        </w:tc>
+        <w:tc>
+          <w:tcPr>
+            <w:tcW w:type="dxa" w:w="4876"/>
+          </w:tcPr>
+          <w:p>
+            <w:pPr>
+              <w:spacing w:before="80" w:after="80" w:line="276" w:lineRule="auto"/>
+              <w:jc w:val="left"/>
+            </w:pPr>
+            <w:r/>
+            <w:r>
+              <w:rPr>
+                <w:rFonts w:ascii="Microsoft YaHei" w:hAnsi="Microsoft YaHei" w:eastAsia="Microsoft YaHei"/>
+                <w:b w:val="0"/>
+                <w:color w:val="000000"/>
+                <w:sz w:val="19"/>
+              </w:rPr>
+              <w:t>用 JDK 自带的 javac 编译到 out 目录</w:t>
+            </w:r>
+          </w:p>
+        </w:tc>
+      </w:tr>
+      <w:tr>
+        <w:tc>
+          <w:tcPr>
+            <w:tcW w:type="dxa" w:w="3628"/>
+            <w:shd w:val="clear" w:color="auto" w:fill="F2F5FA"/>
+          </w:tcPr>
+          <w:p>
+            <w:pPr>
+              <w:spacing w:before="80" w:after="80" w:line="276" w:lineRule="auto"/>
+              <w:jc w:val="left"/>
+            </w:pPr>
+            <w:r/>
+            <w:r>
+              <w:rPr>
+                <w:rFonts w:ascii="Microsoft YaHei" w:hAnsi="Microsoft YaHei" w:eastAsia="Microsoft YaHei"/>
+                <w:b w:val="0"/>
+                <w:color w:val="000000"/>
+                <w:sz w:val="19"/>
+              </w:rPr>
+              <w:t>pwsh -File run.ps1</w:t>
+            </w:r>
+          </w:p>
+        </w:tc>
+        <w:tc>
+          <w:tcPr>
+            <w:tcW w:type="dxa" w:w="4876"/>
+            <w:shd w:val="clear" w:color="auto" w:fill="F2F5FA"/>
+          </w:tcPr>
+          <w:p>
+            <w:pPr>
+              <w:spacing w:before="80" w:after="80" w:line="276" w:lineRule="auto"/>
+              <w:jc w:val="left"/>
+            </w:pPr>
+            <w:r/>
+            <w:r>
+              <w:rPr>
+                <w:rFonts w:ascii="Microsoft YaHei" w:hAnsi="Microsoft YaHei" w:eastAsia="Microsoft YaHei"/>
+                <w:b w:val="0"/>
+                <w:color w:val="000000"/>
+                <w:sz w:val="19"/>
+              </w:rPr>
+              <w:t>正常启动桌宠</w:t>
+            </w:r>
+          </w:p>
+        </w:tc>
+      </w:tr>
+      <w:tr>
+        <w:tc>
+          <w:tcPr>
+            <w:tcW w:type="dxa" w:w="3628"/>
+          </w:tcPr>
+          <w:p>
+            <w:pPr>
+              <w:spacing w:before="80" w:after="80" w:line="276" w:lineRule="auto"/>
+              <w:jc w:val="left"/>
+            </w:pPr>
+            <w:r/>
+            <w:r>
+              <w:rPr>
+                <w:rFonts w:ascii="Microsoft YaHei" w:hAnsi="Microsoft YaHei" w:eastAsia="Microsoft YaHei"/>
+                <w:b w:val="0"/>
+                <w:color w:val="000000"/>
+                <w:sz w:val="19"/>
+              </w:rPr>
+              <w:t>pwsh -File run.ps1 --demo</w:t>
+            </w:r>
+          </w:p>
+        </w:tc>
+        <w:tc>
+          <w:tcPr>
+            <w:tcW w:type="dxa" w:w="4876"/>
+          </w:tcPr>
+          <w:p>
+            <w:pPr>
+              <w:spacing w:before="80" w:after="80" w:line="276" w:lineRule="auto"/>
+              <w:jc w:val="left"/>
+            </w:pPr>
+            <w:r/>
+            <w:r>
+              <w:rPr>
+                <w:rFonts w:ascii="Microsoft YaHei" w:hAnsi="Microsoft YaHei" w:eastAsia="Microsoft YaHei"/>
+                <w:b w:val="0"/>
+                <w:color w:val="000000"/>
+                <w:sz w:val="19"/>
+              </w:rPr>
+              <w:t>启动后自动展开菜单，用于截图</w:t>
+            </w:r>
+          </w:p>
+        </w:tc>
+      </w:tr>
+      <w:tr>
+        <w:tc>
+          <w:tcPr>
+            <w:tcW w:type="dxa" w:w="3628"/>
+            <w:shd w:val="clear" w:color="auto" w:fill="F2F5FA"/>
+          </w:tcPr>
+          <w:p>
+            <w:pPr>
+              <w:spacing w:before="80" w:after="80" w:line="276" w:lineRule="auto"/>
+              <w:jc w:val="left"/>
+            </w:pPr>
+            <w:r/>
+            <w:r>
+              <w:rPr>
+                <w:rFonts w:ascii="Microsoft YaHei" w:hAnsi="Microsoft YaHei" w:eastAsia="Microsoft YaHei"/>
+                <w:b w:val="0"/>
+                <w:color w:val="000000"/>
+                <w:sz w:val="19"/>
+              </w:rPr>
+              <w:t>pwsh -File run.ps1 --selftest</w:t>
+            </w:r>
+          </w:p>
+        </w:tc>
+        <w:tc>
+          <w:tcPr>
+            <w:tcW w:type="dxa" w:w="4876"/>
+            <w:shd w:val="clear" w:color="auto" w:fill="F2F5FA"/>
+          </w:tcPr>
+          <w:p>
+            <w:pPr>
+              <w:spacing w:before="80" w:after="80" w:line="276" w:lineRule="auto"/>
+              <w:jc w:val="left"/>
+            </w:pPr>
+            <w:r/>
+            <w:r>
+              <w:rPr>
+                <w:rFonts w:ascii="Microsoft YaHei" w:hAnsi="Microsoft YaHei" w:eastAsia="Microsoft YaHei"/>
+                <w:b w:val="0"/>
+                <w:color w:val="000000"/>
+                <w:sz w:val="19"/>
+              </w:rPr>
+              <w:t>用系统级鼠标事件点一次角色，验证点击链路是否通</w:t>
+            </w:r>
+          </w:p>
+        </w:tc>
+      </w:tr>
+      <w:tr>
+        <w:tc>
+          <w:tcPr>
+            <w:tcW w:type="dxa" w:w="3628"/>
+          </w:tcPr>
+          <w:p>
+            <w:pPr>
+              <w:spacing w:before="80" w:after="80" w:line="276" w:lineRule="auto"/>
+              <w:jc w:val="left"/>
+            </w:pPr>
+            <w:r/>
+            <w:r>
+              <w:rPr>
+                <w:rFonts w:ascii="Microsoft YaHei" w:hAnsi="Microsoft YaHei" w:eastAsia="Microsoft YaHei"/>
+                <w:b w:val="0"/>
+                <w:color w:val="000000"/>
+                <w:sz w:val="19"/>
+              </w:rPr>
+              <w:t>tools 目录下的脚本</w:t>
+            </w:r>
+          </w:p>
+        </w:tc>
+        <w:tc>
+          <w:tcPr>
+            <w:tcW w:type="dxa" w:w="4876"/>
+          </w:tcPr>
+          <w:p>
+            <w:pPr>
+              <w:spacing w:before="80" w:after="80" w:line="276" w:lineRule="auto"/>
+              <w:jc w:val="left"/>
+            </w:pPr>
+            <w:r/>
+            <w:r>
+              <w:rPr>
+                <w:rFonts w:ascii="Microsoft YaHei" w:hAnsi="Microsoft YaHei" w:eastAsia="Microsoft YaHei"/>
+                <w:b w:val="0"/>
+                <w:color w:val="000000"/>
+                <w:sz w:val="19"/>
+              </w:rPr>
+              <w:t>截屏验收（DPI 感知）、渲染本日志检查排版</w:t>
+            </w:r>
+          </w:p>
+        </w:tc>
+      </w:tr>
+      <w:tr>
+        <w:tc>
+          <w:tcPr>
+            <w:tcW w:type="dxa" w:w="3628"/>
+            <w:shd w:val="clear" w:color="auto" w:fill="F2F5FA"/>
+          </w:tcPr>
+          <w:p>
+            <w:pPr>
+              <w:spacing w:before="80" w:after="80" w:line="276" w:lineRule="auto"/>
+              <w:jc w:val="left"/>
+            </w:pPr>
+            <w:r/>
+            <w:r>
+              <w:rPr>
+                <w:rFonts w:ascii="Microsoft YaHei" w:hAnsi="Microsoft YaHei" w:eastAsia="Microsoft YaHei"/>
+                <w:b w:val="0"/>
+                <w:color w:val="000000"/>
+                <w:sz w:val="19"/>
+              </w:rPr>
+              <w:t>右键角色，或托盘图标右键</w:t>
+            </w:r>
+          </w:p>
+        </w:tc>
+        <w:tc>
+          <w:tcPr>
+            <w:tcW w:type="dxa" w:w="4876"/>
+            <w:shd w:val="clear" w:color="auto" w:fill="F2F5FA"/>
+          </w:tcPr>
+          <w:p>
+            <w:pPr>
+              <w:spacing w:before="80" w:after="80" w:line="276" w:lineRule="auto"/>
+              <w:jc w:val="left"/>
+            </w:pPr>
+            <w:r/>
+            <w:r>
+              <w:rPr>
+                <w:rFonts w:ascii="Microsoft YaHei" w:hAnsi="Microsoft YaHei" w:eastAsia="Microsoft YaHei"/>
+                <w:b w:val="0"/>
+                <w:color w:val="000000"/>
+                <w:sz w:val="19"/>
+              </w:rPr>
+              <w:t>退出桌宠</w:t>
             </w:r>
           </w:p>
         </w:tc>

--- a/docs/桌宠项目进度日志.docx
+++ b/docs/桌宠项目进度日志.docx
@@ -468,7 +468,7 @@
                 <w:color w:val="000000"/>
                 <w:sz w:val="19"/>
               </w:rPr>
-              <w:t>待机动画、拖拽手感、开机自启</w:t>
+              <w:t>走动、微醺摇晃、提灯物理、休息</w:t>
             </w:r>
           </w:p>
         </w:tc>
@@ -489,7 +489,7 @@
                 <w:color w:val="000000"/>
                 <w:sz w:val="19"/>
               </w:rPr>
-              <w:t>待开始</w:t>
+              <w:t>已完成</w:t>
             </w:r>
           </w:p>
         </w:tc>
@@ -535,6 +535,72 @@
                 <w:color w:val="000000"/>
                 <w:sz w:val="19"/>
               </w:rPr>
+              <w:t>待机动画细节、拖拽手感、开机自启</w:t>
+            </w:r>
+          </w:p>
+        </w:tc>
+        <w:tc>
+          <w:tcPr>
+            <w:tcW w:type="dxa" w:w="1361"/>
+            <w:shd w:val="clear" w:color="auto" w:fill="F2F5FA"/>
+          </w:tcPr>
+          <w:p>
+            <w:pPr>
+              <w:spacing w:before="80" w:after="80" w:line="276" w:lineRule="auto"/>
+              <w:jc w:val="center"/>
+            </w:pPr>
+            <w:r/>
+            <w:r>
+              <w:rPr>
+                <w:rFonts w:ascii="Microsoft YaHei" w:hAnsi="Microsoft YaHei" w:eastAsia="Microsoft YaHei"/>
+                <w:b w:val="0"/>
+                <w:color w:val="000000"/>
+                <w:sz w:val="19"/>
+              </w:rPr>
+              <w:t>待开始</w:t>
+            </w:r>
+          </w:p>
+        </w:tc>
+      </w:tr>
+      <w:tr>
+        <w:tc>
+          <w:tcPr>
+            <w:tcW w:type="dxa" w:w="1247"/>
+          </w:tcPr>
+          <w:p>
+            <w:pPr>
+              <w:spacing w:before="80" w:after="80" w:line="276" w:lineRule="auto"/>
+              <w:jc w:val="center"/>
+            </w:pPr>
+            <w:r/>
+            <w:r>
+              <w:rPr>
+                <w:rFonts w:ascii="Microsoft YaHei" w:hAnsi="Microsoft YaHei" w:eastAsia="Microsoft YaHei"/>
+                <w:b w:val="0"/>
+                <w:color w:val="000000"/>
+                <w:sz w:val="19"/>
+              </w:rPr>
+              <w:t>第 7 步</w:t>
+            </w:r>
+          </w:p>
+        </w:tc>
+        <w:tc>
+          <w:tcPr>
+            <w:tcW w:type="dxa" w:w="5896"/>
+          </w:tcPr>
+          <w:p>
+            <w:pPr>
+              <w:spacing w:before="80" w:after="80" w:line="276" w:lineRule="auto"/>
+              <w:jc w:val="left"/>
+            </w:pPr>
+            <w:r/>
+            <w:r>
+              <w:rPr>
+                <w:rFonts w:ascii="Microsoft YaHei" w:hAnsi="Microsoft YaHei" w:eastAsia="Microsoft YaHei"/>
+                <w:b w:val="0"/>
+                <w:color w:val="000000"/>
+                <w:sz w:val="19"/>
+              </w:rPr>
               <w:t>用 jpackage 打包成免安装 exe</w:t>
             </w:r>
           </w:p>
@@ -542,7 +608,6 @@
         <w:tc>
           <w:tcPr>
             <w:tcW w:type="dxa" w:w="1361"/>
-            <w:shd w:val="clear" w:color="auto" w:fill="F2F5FA"/>
           </w:tcPr>
           <w:p>
             <w:pPr>
@@ -1839,6 +1904,139 @@
                 <w:sz w:val="19"/>
               </w:rPr>
               <w:t>关闭 Java 的界面缩放，统一在设备像素空间绘制，再按 DPI 换算菜单尺寸</w:t>
+            </w:r>
+          </w:p>
+        </w:tc>
+      </w:tr>
+      <w:tr>
+        <w:tc>
+          <w:tcPr>
+            <w:tcW w:type="dxa" w:w="1814"/>
+          </w:tcPr>
+          <w:p>
+            <w:pPr>
+              <w:spacing w:before="80" w:after="80" w:line="276" w:lineRule="auto"/>
+              <w:jc w:val="left"/>
+            </w:pPr>
+            <w:r/>
+            <w:r>
+              <w:rPr>
+                <w:rFonts w:ascii="Microsoft YaHei" w:hAnsi="Microsoft YaHei" w:eastAsia="Microsoft YaHei"/>
+                <w:b w:val="0"/>
+                <w:color w:val="000000"/>
+                <w:sz w:val="19"/>
+              </w:rPr>
+              <w:t>腿和提灯被裁掉</w:t>
+            </w:r>
+          </w:p>
+        </w:tc>
+        <w:tc>
+          <w:tcPr>
+            <w:tcW w:type="dxa" w:w="3061"/>
+          </w:tcPr>
+          <w:p>
+            <w:pPr>
+              <w:spacing w:before="80" w:after="80" w:line="276" w:lineRule="auto"/>
+              <w:jc w:val="left"/>
+            </w:pPr>
+            <w:r/>
+            <w:r>
+              <w:rPr>
+                <w:rFonts w:ascii="Microsoft YaHei" w:hAnsi="Microsoft YaHei" w:eastAsia="Microsoft YaHei"/>
+                <w:b w:val="0"/>
+                <w:color w:val="000000"/>
+                <w:sz w:val="19"/>
+              </w:rPr>
+              <w:t>窗口裁剪形状只按躯干图层生成，拆件后的腿和提灯落在形状之外</w:t>
+            </w:r>
+          </w:p>
+        </w:tc>
+        <w:tc>
+          <w:tcPr>
+            <w:tcW w:type="dxa" w:w="3628"/>
+          </w:tcPr>
+          <w:p>
+            <w:pPr>
+              <w:spacing w:before="80" w:after="80" w:line="276" w:lineRule="auto"/>
+              <w:jc w:val="left"/>
+            </w:pPr>
+            <w:r/>
+            <w:r>
+              <w:rPr>
+                <w:rFonts w:ascii="Microsoft YaHei" w:hAnsi="Microsoft YaHei" w:eastAsia="Microsoft YaHei"/>
+                <w:b w:val="0"/>
+                <w:color w:val="000000"/>
+                <w:sz w:val="19"/>
+              </w:rPr>
+              <w:t>改用未拆分的整图生成裁剪形状，四肢与提灯都不再被切掉</w:t>
+            </w:r>
+          </w:p>
+        </w:tc>
+      </w:tr>
+      <w:tr>
+        <w:tc>
+          <w:tcPr>
+            <w:tcW w:type="dxa" w:w="1814"/>
+            <w:shd w:val="clear" w:color="auto" w:fill="F2F5FA"/>
+          </w:tcPr>
+          <w:p>
+            <w:pPr>
+              <w:spacing w:before="80" w:after="80" w:line="276" w:lineRule="auto"/>
+              <w:jc w:val="left"/>
+            </w:pPr>
+            <w:r/>
+            <w:r>
+              <w:rPr>
+                <w:rFonts w:ascii="Microsoft YaHei" w:hAnsi="Microsoft YaHei" w:eastAsia="Microsoft YaHei"/>
+                <w:b w:val="0"/>
+                <w:color w:val="000000"/>
+                <w:sz w:val="19"/>
+              </w:rPr>
+              <w:t>躺平时像一团乱麻</w:t>
+            </w:r>
+          </w:p>
+        </w:tc>
+        <w:tc>
+          <w:tcPr>
+            <w:tcW w:type="dxa" w:w="3061"/>
+            <w:shd w:val="clear" w:color="auto" w:fill="F2F5FA"/>
+          </w:tcPr>
+          <w:p>
+            <w:pPr>
+              <w:spacing w:before="80" w:after="80" w:line="276" w:lineRule="auto"/>
+              <w:jc w:val="left"/>
+            </w:pPr>
+            <w:r/>
+            <w:r>
+              <w:rPr>
+                <w:rFonts w:ascii="Microsoft YaHei" w:hAnsi="Microsoft YaHei" w:eastAsia="Microsoft YaHei"/>
+                <w:b w:val="0"/>
+                <w:color w:val="000000"/>
+                <w:sz w:val="19"/>
+              </w:rPr>
+              <w:t>整身硬转到接近水平，大衣、长发和长杖被拖着横向摊开</w:t>
+            </w:r>
+          </w:p>
+        </w:tc>
+        <w:tc>
+          <w:tcPr>
+            <w:tcW w:type="dxa" w:w="3628"/>
+            <w:shd w:val="clear" w:color="auto" w:fill="F2F5FA"/>
+          </w:tcPr>
+          <w:p>
+            <w:pPr>
+              <w:spacing w:before="80" w:after="80" w:line="276" w:lineRule="auto"/>
+              <w:jc w:val="left"/>
+            </w:pPr>
+            <w:r/>
+            <w:r>
+              <w:rPr>
+                <w:rFonts w:ascii="Microsoft YaHei" w:hAnsi="Microsoft YaHei" w:eastAsia="Microsoft YaHei"/>
+                <w:b w:val="0"/>
+                <w:color w:val="000000"/>
+                <w:sz w:val="19"/>
+              </w:rPr>
+              <w:t>退回「靠着打盹」：小幅后仰、放缓呼吸、头顶冒 Z 字；真正的躺姿需要一张躺下的立绘</w:t>
             </w:r>
           </w:p>
         </w:tc>
@@ -3214,7 +3412,738 @@
           <w:color w:val="000000"/>
           <w:sz w:val="28"/>
         </w:rPr>
-        <w:t>九、怎么运行与验证</w:t>
+        <w:t>九、让桌宠动起来</w:t>
+      </w:r>
+    </w:p>
+    <w:p>
+      <w:pPr>
+        <w:spacing w:after="160" w:line="336" w:lineRule="auto"/>
+      </w:pPr>
+      <w:r>
+        <w:rPr>
+          <w:rFonts w:ascii="Microsoft YaHei" w:hAnsi="Microsoft YaHei" w:eastAsia="Microsoft YaHei"/>
+          <w:b w:val="0"/>
+          <w:color w:val="000000"/>
+          <w:sz w:val="21"/>
+        </w:rPr>
+        <w:t>这一轮改动最大：她不再固定站在那里，而是沿屏幕底边来回踱步、偶尔停下打盹，走动时带着微醺的摇晃，手里的提灯像真的一样甩动。素材仍然只有一张站立图，所以「把图拆成可动部件」是这一轮的技术核心。</w:t>
+      </w:r>
+    </w:p>
+    <w:tbl>
+      <w:tblPr>
+        <w:tblW w:type="auto" w:w="0"/>
+        <w:jc w:val="center"/>
+        <w:tblLayout w:type="fixed"/>
+        <w:tblLook w:firstColumn="1" w:firstRow="1" w:lastColumn="0" w:lastRow="0" w:noHBand="0" w:noVBand="1" w:val="04A0"/>
+        <w:tblBorders>
+          <w:top w:val="single" w:sz="6" w:space="0" w:color="D9D9D9"/>
+          <w:left w:val="single" w:sz="6" w:space="0" w:color="D9D9D9"/>
+          <w:bottom w:val="single" w:sz="6" w:space="0" w:color="D9D9D9"/>
+          <w:right w:val="single" w:sz="6" w:space="0" w:color="D9D9D9"/>
+          <w:insideH w:val="single" w:sz="6" w:space="0" w:color="D9D9D9"/>
+          <w:insideV w:val="single" w:sz="6" w:space="0" w:color="D9D9D9"/>
+        </w:tblBorders>
+      </w:tblPr>
+      <w:tblGrid>
+        <w:gridCol w:w="3249"/>
+        <w:gridCol w:w="3249"/>
+        <w:gridCol w:w="3249"/>
+      </w:tblGrid>
+      <w:tr>
+        <w:trPr>
+          <w:tblHeader w:val="true"/>
+        </w:trPr>
+        <w:tc>
+          <w:tcPr>
+            <w:tcW w:type="dxa" w:w="1361"/>
+            <w:shd w:val="clear" w:color="auto" w:fill="1F3864"/>
+          </w:tcPr>
+          <w:p>
+            <w:pPr>
+              <w:spacing w:before="80" w:after="80" w:line="276" w:lineRule="auto"/>
+              <w:jc w:val="center"/>
+            </w:pPr>
+            <w:r/>
+            <w:r>
+              <w:rPr>
+                <w:rFonts w:ascii="Microsoft YaHei" w:hAnsi="Microsoft YaHei" w:eastAsia="Microsoft YaHei"/>
+                <w:b/>
+                <w:color w:val="FFFFFF"/>
+                <w:sz w:val="19"/>
+              </w:rPr>
+              <w:t>环节</w:t>
+            </w:r>
+          </w:p>
+        </w:tc>
+        <w:tc>
+          <w:tcPr>
+            <w:tcW w:type="dxa" w:w="4649"/>
+            <w:shd w:val="clear" w:color="auto" w:fill="1F3864"/>
+          </w:tcPr>
+          <w:p>
+            <w:pPr>
+              <w:spacing w:before="80" w:after="80" w:line="276" w:lineRule="auto"/>
+              <w:jc w:val="center"/>
+            </w:pPr>
+            <w:r/>
+            <w:r>
+              <w:rPr>
+                <w:rFonts w:ascii="Microsoft YaHei" w:hAnsi="Microsoft YaHei" w:eastAsia="Microsoft YaHei"/>
+                <w:b/>
+                <w:color w:val="FFFFFF"/>
+                <w:sz w:val="19"/>
+              </w:rPr>
+              <w:t>做法</w:t>
+            </w:r>
+          </w:p>
+        </w:tc>
+        <w:tc>
+          <w:tcPr>
+            <w:tcW w:type="dxa" w:w="2494"/>
+            <w:shd w:val="clear" w:color="auto" w:fill="1F3864"/>
+          </w:tcPr>
+          <w:p>
+            <w:pPr>
+              <w:spacing w:before="80" w:after="80" w:line="276" w:lineRule="auto"/>
+              <w:jc w:val="center"/>
+            </w:pPr>
+            <w:r/>
+            <w:r>
+              <w:rPr>
+                <w:rFonts w:ascii="Microsoft YaHei" w:hAnsi="Microsoft YaHei" w:eastAsia="Microsoft YaHei"/>
+                <w:b/>
+                <w:color w:val="FFFFFF"/>
+                <w:sz w:val="19"/>
+              </w:rPr>
+              <w:t>结果</w:t>
+            </w:r>
+          </w:p>
+        </w:tc>
+      </w:tr>
+      <w:tr>
+        <w:tc>
+          <w:tcPr>
+            <w:tcW w:type="dxa" w:w="1361"/>
+          </w:tcPr>
+          <w:p>
+            <w:pPr>
+              <w:spacing w:before="80" w:after="80" w:line="276" w:lineRule="auto"/>
+              <w:jc w:val="left"/>
+            </w:pPr>
+            <w:r/>
+            <w:r>
+              <w:rPr>
+                <w:rFonts w:ascii="Microsoft YaHei" w:hAnsi="Microsoft YaHei" w:eastAsia="Microsoft YaHei"/>
+                <w:b w:val="0"/>
+                <w:color w:val="000000"/>
+                <w:sz w:val="19"/>
+              </w:rPr>
+              <w:t>拆件</w:t>
+            </w:r>
+          </w:p>
+        </w:tc>
+        <w:tc>
+          <w:tcPr>
+            <w:tcW w:type="dxa" w:w="4649"/>
+          </w:tcPr>
+          <w:p>
+            <w:pPr>
+              <w:spacing w:before="80" w:after="80" w:line="276" w:lineRule="auto"/>
+              <w:jc w:val="left"/>
+            </w:pPr>
+            <w:r/>
+            <w:r>
+              <w:rPr>
+                <w:rFonts w:ascii="Microsoft YaHei" w:hAnsi="Microsoft YaHei" w:eastAsia="Microsoft YaHei"/>
+                <w:b w:val="0"/>
+                <w:color w:val="000000"/>
+                <w:sz w:val="19"/>
+              </w:rPr>
+              <w:t>把 105×123 的精灵图按坐标拆成躯干、提灯（杖＋灯笼）、左右小腿四个部件，以握点与髋部作为旋转枢轴</w:t>
+            </w:r>
+          </w:p>
+        </w:tc>
+        <w:tc>
+          <w:tcPr>
+            <w:tcW w:type="dxa" w:w="2494"/>
+          </w:tcPr>
+          <w:p>
+            <w:pPr>
+              <w:spacing w:before="80" w:after="80" w:line="276" w:lineRule="auto"/>
+              <w:jc w:val="left"/>
+            </w:pPr>
+            <w:r/>
+            <w:r>
+              <w:rPr>
+                <w:rFonts w:ascii="Microsoft YaHei" w:hAnsi="Microsoft YaHei" w:eastAsia="Microsoft YaHei"/>
+                <w:b w:val="0"/>
+                <w:color w:val="000000"/>
+                <w:sz w:val="19"/>
+              </w:rPr>
+              <w:t>提灯能独立摆动，小腿能交替迈步</w:t>
+            </w:r>
+          </w:p>
+        </w:tc>
+      </w:tr>
+      <w:tr>
+        <w:tc>
+          <w:tcPr>
+            <w:tcW w:type="dxa" w:w="1361"/>
+            <w:shd w:val="clear" w:color="auto" w:fill="F2F5FA"/>
+          </w:tcPr>
+          <w:p>
+            <w:pPr>
+              <w:spacing w:before="80" w:after="80" w:line="276" w:lineRule="auto"/>
+              <w:jc w:val="left"/>
+            </w:pPr>
+            <w:r/>
+            <w:r>
+              <w:rPr>
+                <w:rFonts w:ascii="Microsoft YaHei" w:hAnsi="Microsoft YaHei" w:eastAsia="Microsoft YaHei"/>
+                <w:b w:val="0"/>
+                <w:color w:val="000000"/>
+                <w:sz w:val="19"/>
+              </w:rPr>
+              <w:t>踱步</w:t>
+            </w:r>
+          </w:p>
+        </w:tc>
+        <w:tc>
+          <w:tcPr>
+            <w:tcW w:type="dxa" w:w="4649"/>
+            <w:shd w:val="clear" w:color="auto" w:fill="F2F5FA"/>
+          </w:tcPr>
+          <w:p>
+            <w:pPr>
+              <w:spacing w:before="80" w:after="80" w:line="276" w:lineRule="auto"/>
+              <w:jc w:val="left"/>
+            </w:pPr>
+            <w:r/>
+            <w:r>
+              <w:rPr>
+                <w:rFonts w:ascii="Microsoft YaHei" w:hAnsi="Microsoft YaHei" w:eastAsia="Microsoft YaHei"/>
+                <w:b w:val="0"/>
+                <w:color w:val="000000"/>
+                <w:sz w:val="19"/>
+              </w:rPr>
+              <w:t>沿屏幕底边左右走动，速度 30 逻辑像素/秒，走 8–20 秒、停 3–10 秒，到屏幕边缘水平镜像转身</w:t>
+            </w:r>
+          </w:p>
+        </w:tc>
+        <w:tc>
+          <w:tcPr>
+            <w:tcW w:type="dxa" w:w="2494"/>
+            <w:shd w:val="clear" w:color="auto" w:fill="F2F5FA"/>
+          </w:tcPr>
+          <w:p>
+            <w:pPr>
+              <w:spacing w:before="80" w:after="80" w:line="276" w:lineRule="auto"/>
+              <w:jc w:val="left"/>
+            </w:pPr>
+            <w:r/>
+            <w:r>
+              <w:rPr>
+                <w:rFonts w:ascii="Microsoft YaHei" w:hAnsi="Microsoft YaHei" w:eastAsia="Microsoft YaHei"/>
+                <w:b w:val="0"/>
+                <w:color w:val="000000"/>
+                <w:sz w:val="19"/>
+              </w:rPr>
+              <w:t>她会一直在桌面底部来回踱步</w:t>
+            </w:r>
+          </w:p>
+        </w:tc>
+      </w:tr>
+      <w:tr>
+        <w:tc>
+          <w:tcPr>
+            <w:tcW w:type="dxa" w:w="1361"/>
+          </w:tcPr>
+          <w:p>
+            <w:pPr>
+              <w:spacing w:before="80" w:after="80" w:line="276" w:lineRule="auto"/>
+              <w:jc w:val="left"/>
+            </w:pPr>
+            <w:r/>
+            <w:r>
+              <w:rPr>
+                <w:rFonts w:ascii="Microsoft YaHei" w:hAnsi="Microsoft YaHei" w:eastAsia="Microsoft YaHei"/>
+                <w:b w:val="0"/>
+                <w:color w:val="000000"/>
+                <w:sz w:val="19"/>
+              </w:rPr>
+              <w:t>微醺摇晃</w:t>
+            </w:r>
+          </w:p>
+        </w:tc>
+        <w:tc>
+          <w:tcPr>
+            <w:tcW w:type="dxa" w:w="4649"/>
+          </w:tcPr>
+          <w:p>
+            <w:pPr>
+              <w:spacing w:before="80" w:after="80" w:line="276" w:lineRule="auto"/>
+              <w:jc w:val="left"/>
+            </w:pPr>
+            <w:r/>
+            <w:r>
+              <w:rPr>
+                <w:rFonts w:ascii="Microsoft YaHei" w:hAnsi="Microsoft YaHei" w:eastAsia="Microsoft YaHei"/>
+                <w:b w:val="0"/>
+                <w:color w:val="000000"/>
+                <w:sz w:val="19"/>
+              </w:rPr>
+              <w:t>整体倾斜 ±8 度、周期 1.5 秒，叠加 2–4 像素的上下浮沉；每 20–40 秒踉跄一次，倾斜到 15 度并停顿半秒</w:t>
+            </w:r>
+          </w:p>
+        </w:tc>
+        <w:tc>
+          <w:tcPr>
+            <w:tcW w:type="dxa" w:w="2494"/>
+          </w:tcPr>
+          <w:p>
+            <w:pPr>
+              <w:spacing w:before="80" w:after="80" w:line="276" w:lineRule="auto"/>
+              <w:jc w:val="left"/>
+            </w:pPr>
+            <w:r/>
+            <w:r>
+              <w:rPr>
+                <w:rFonts w:ascii="Microsoft YaHei" w:hAnsi="Microsoft YaHei" w:eastAsia="Microsoft YaHei"/>
+                <w:b w:val="0"/>
+                <w:color w:val="000000"/>
+                <w:sz w:val="19"/>
+              </w:rPr>
+              <w:t>走起来带着醉意，偶尔绊一下</w:t>
+            </w:r>
+          </w:p>
+        </w:tc>
+      </w:tr>
+      <w:tr>
+        <w:tc>
+          <w:tcPr>
+            <w:tcW w:type="dxa" w:w="1361"/>
+            <w:shd w:val="clear" w:color="auto" w:fill="F2F5FA"/>
+          </w:tcPr>
+          <w:p>
+            <w:pPr>
+              <w:spacing w:before="80" w:after="80" w:line="276" w:lineRule="auto"/>
+              <w:jc w:val="left"/>
+            </w:pPr>
+            <w:r/>
+            <w:r>
+              <w:rPr>
+                <w:rFonts w:ascii="Microsoft YaHei" w:hAnsi="Microsoft YaHei" w:eastAsia="Microsoft YaHei"/>
+                <w:b w:val="0"/>
+                <w:color w:val="000000"/>
+                <w:sz w:val="19"/>
+              </w:rPr>
+              <w:t>提灯单摆</w:t>
+            </w:r>
+          </w:p>
+        </w:tc>
+        <w:tc>
+          <w:tcPr>
+            <w:tcW w:type="dxa" w:w="4649"/>
+            <w:shd w:val="clear" w:color="auto" w:fill="F2F5FA"/>
+          </w:tcPr>
+          <w:p>
+            <w:pPr>
+              <w:spacing w:before="80" w:after="80" w:line="276" w:lineRule="auto"/>
+              <w:jc w:val="left"/>
+            </w:pPr>
+            <w:r/>
+            <w:r>
+              <w:rPr>
+                <w:rFonts w:ascii="Microsoft YaHei" w:hAnsi="Microsoft YaHei" w:eastAsia="Microsoft YaHei"/>
+                <w:b w:val="0"/>
+                <w:color w:val="000000"/>
+                <w:sz w:val="19"/>
+              </w:rPr>
+              <w:t>自写单摆物理：重力回复力、阻尼、手的水平加速度耦合，摆角限制在 ±35 度</w:t>
+            </w:r>
+          </w:p>
+        </w:tc>
+        <w:tc>
+          <w:tcPr>
+            <w:tcW w:type="dxa" w:w="2494"/>
+            <w:shd w:val="clear" w:color="auto" w:fill="F2F5FA"/>
+          </w:tcPr>
+          <w:p>
+            <w:pPr>
+              <w:spacing w:before="80" w:after="80" w:line="276" w:lineRule="auto"/>
+              <w:jc w:val="left"/>
+            </w:pPr>
+            <w:r/>
+            <w:r>
+              <w:rPr>
+                <w:rFonts w:ascii="Microsoft YaHei" w:hAnsi="Microsoft YaHei" w:eastAsia="Microsoft YaHei"/>
+                <w:b w:val="0"/>
+                <w:color w:val="000000"/>
+                <w:sz w:val="19"/>
+              </w:rPr>
+              <w:t>起步、停下、转身时提灯都会甩动，静止后余摆渐渐停住</w:t>
+            </w:r>
+          </w:p>
+        </w:tc>
+      </w:tr>
+      <w:tr>
+        <w:tc>
+          <w:tcPr>
+            <w:tcW w:type="dxa" w:w="1361"/>
+          </w:tcPr>
+          <w:p>
+            <w:pPr>
+              <w:spacing w:before="80" w:after="80" w:line="276" w:lineRule="auto"/>
+              <w:jc w:val="left"/>
+            </w:pPr>
+            <w:r/>
+            <w:r>
+              <w:rPr>
+                <w:rFonts w:ascii="Microsoft YaHei" w:hAnsi="Microsoft YaHei" w:eastAsia="Microsoft YaHei"/>
+                <w:b w:val="0"/>
+                <w:color w:val="000000"/>
+                <w:sz w:val="19"/>
+              </w:rPr>
+              <w:t>休息打盹</w:t>
+            </w:r>
+          </w:p>
+        </w:tc>
+        <w:tc>
+          <w:tcPr>
+            <w:tcW w:type="dxa" w:w="4649"/>
+          </w:tcPr>
+          <w:p>
+            <w:pPr>
+              <w:spacing w:before="80" w:after="80" w:line="276" w:lineRule="auto"/>
+              <w:jc w:val="left"/>
+            </w:pPr>
+            <w:r/>
+            <w:r>
+              <w:rPr>
+                <w:rFonts w:ascii="Microsoft YaHei" w:hAnsi="Microsoft YaHei" w:eastAsia="Microsoft YaHei"/>
+                <w:b w:val="0"/>
+                <w:color w:val="000000"/>
+                <w:sz w:val="19"/>
+              </w:rPr>
+              <w:t>每隔 2–5 分钟休息 20–60 秒，到点自动醒，点一下立即醒；靠小幅后仰、放缓呼吸和头顶的 Z 字表达</w:t>
+            </w:r>
+          </w:p>
+        </w:tc>
+        <w:tc>
+          <w:tcPr>
+            <w:tcW w:type="dxa" w:w="2494"/>
+          </w:tcPr>
+          <w:p>
+            <w:pPr>
+              <w:spacing w:before="80" w:after="80" w:line="276" w:lineRule="auto"/>
+              <w:jc w:val="left"/>
+            </w:pPr>
+            <w:r/>
+            <w:r>
+              <w:rPr>
+                <w:rFonts w:ascii="Microsoft YaHei" w:hAnsi="Microsoft YaHei" w:eastAsia="Microsoft YaHei"/>
+                <w:b w:val="0"/>
+                <w:color w:val="000000"/>
+                <w:sz w:val="19"/>
+              </w:rPr>
+              <w:t>符合她原本的闭眼设定</w:t>
+            </w:r>
+          </w:p>
+        </w:tc>
+      </w:tr>
+      <w:tr>
+        <w:tc>
+          <w:tcPr>
+            <w:tcW w:type="dxa" w:w="1361"/>
+            <w:shd w:val="clear" w:color="auto" w:fill="F2F5FA"/>
+          </w:tcPr>
+          <w:p>
+            <w:pPr>
+              <w:spacing w:before="80" w:after="80" w:line="276" w:lineRule="auto"/>
+              <w:jc w:val="left"/>
+            </w:pPr>
+            <w:r/>
+            <w:r>
+              <w:rPr>
+                <w:rFonts w:ascii="Microsoft YaHei" w:hAnsi="Microsoft YaHei" w:eastAsia="Microsoft YaHei"/>
+                <w:b w:val="0"/>
+                <w:color w:val="000000"/>
+                <w:sz w:val="19"/>
+              </w:rPr>
+              <w:t>点击交互</w:t>
+            </w:r>
+          </w:p>
+        </w:tc>
+        <w:tc>
+          <w:tcPr>
+            <w:tcW w:type="dxa" w:w="4649"/>
+            <w:shd w:val="clear" w:color="auto" w:fill="F2F5FA"/>
+          </w:tcPr>
+          <w:p>
+            <w:pPr>
+              <w:spacing w:before="80" w:after="80" w:line="276" w:lineRule="auto"/>
+              <w:jc w:val="left"/>
+            </w:pPr>
+            <w:r/>
+            <w:r>
+              <w:rPr>
+                <w:rFonts w:ascii="Microsoft YaHei" w:hAnsi="Microsoft YaHei" w:eastAsia="Microsoft YaHei"/>
+                <w:b w:val="0"/>
+                <w:color w:val="000000"/>
+                <w:sz w:val="19"/>
+              </w:rPr>
+              <w:t>点她即停止踱步（打盹中先起身），手里的杖向外摆开，三个入口在她头顶以弧形展开；再点一下收起并继续踱步</w:t>
+            </w:r>
+          </w:p>
+        </w:tc>
+        <w:tc>
+          <w:tcPr>
+            <w:tcW w:type="dxa" w:w="2494"/>
+            <w:shd w:val="clear" w:color="auto" w:fill="F2F5FA"/>
+          </w:tcPr>
+          <w:p>
+            <w:pPr>
+              <w:spacing w:before="80" w:after="80" w:line="276" w:lineRule="auto"/>
+              <w:jc w:val="left"/>
+            </w:pPr>
+            <w:r/>
+            <w:r>
+              <w:rPr>
+                <w:rFonts w:ascii="Microsoft YaHei" w:hAnsi="Microsoft YaHei" w:eastAsia="Microsoft YaHei"/>
+                <w:b w:val="0"/>
+                <w:color w:val="000000"/>
+                <w:sz w:val="19"/>
+              </w:rPr>
+              <w:t>交互链路走通</w:t>
+            </w:r>
+          </w:p>
+        </w:tc>
+      </w:tr>
+      <w:tr>
+        <w:tc>
+          <w:tcPr>
+            <w:tcW w:type="dxa" w:w="1361"/>
+          </w:tcPr>
+          <w:p>
+            <w:pPr>
+              <w:spacing w:before="80" w:after="80" w:line="276" w:lineRule="auto"/>
+              <w:jc w:val="left"/>
+            </w:pPr>
+            <w:r/>
+            <w:r>
+              <w:rPr>
+                <w:rFonts w:ascii="Microsoft YaHei" w:hAnsi="Microsoft YaHei" w:eastAsia="Microsoft YaHei"/>
+                <w:b w:val="0"/>
+                <w:color w:val="000000"/>
+                <w:sz w:val="19"/>
+              </w:rPr>
+              <w:t>全屏让路</w:t>
+            </w:r>
+          </w:p>
+        </w:tc>
+        <w:tc>
+          <w:tcPr>
+            <w:tcW w:type="dxa" w:w="4649"/>
+          </w:tcPr>
+          <w:p>
+            <w:pPr>
+              <w:spacing w:before="80" w:after="80" w:line="276" w:lineRule="auto"/>
+              <w:jc w:val="left"/>
+            </w:pPr>
+            <w:r/>
+            <w:r>
+              <w:rPr>
+                <w:rFonts w:ascii="Microsoft YaHei" w:hAnsi="Microsoft YaHei" w:eastAsia="Microsoft YaHei"/>
+                <w:b w:val="0"/>
+                <w:color w:val="000000"/>
+                <w:sz w:val="19"/>
+              </w:rPr>
+              <w:t>常驻脚本检测前台窗口是否正好铺满屏幕；最大化的普通窗口会比屏幕多出约 9 像素隐形边框，所以判定用精确匹配。全屏时她淡到 15% 并停住</w:t>
+            </w:r>
+          </w:p>
+        </w:tc>
+        <w:tc>
+          <w:tcPr>
+            <w:tcW w:type="dxa" w:w="2494"/>
+          </w:tcPr>
+          <w:p>
+            <w:pPr>
+              <w:spacing w:before="80" w:after="80" w:line="276" w:lineRule="auto"/>
+              <w:jc w:val="left"/>
+            </w:pPr>
+            <w:r/>
+            <w:r>
+              <w:rPr>
+                <w:rFonts w:ascii="Microsoft YaHei" w:hAnsi="Microsoft YaHei" w:eastAsia="Microsoft YaHei"/>
+                <w:b w:val="0"/>
+                <w:color w:val="000000"/>
+                <w:sz w:val="19"/>
+              </w:rPr>
+              <w:t>你看网课时她不会挡画面</w:t>
+            </w:r>
+          </w:p>
+        </w:tc>
+      </w:tr>
+      <w:tr>
+        <w:tc>
+          <w:tcPr>
+            <w:tcW w:type="dxa" w:w="1361"/>
+            <w:shd w:val="clear" w:color="auto" w:fill="F2F5FA"/>
+          </w:tcPr>
+          <w:p>
+            <w:pPr>
+              <w:spacing w:before="80" w:after="80" w:line="276" w:lineRule="auto"/>
+              <w:jc w:val="left"/>
+            </w:pPr>
+            <w:r/>
+            <w:r>
+              <w:rPr>
+                <w:rFonts w:ascii="Microsoft YaHei" w:hAnsi="Microsoft YaHei" w:eastAsia="Microsoft YaHei"/>
+                <w:b w:val="0"/>
+                <w:color w:val="000000"/>
+                <w:sz w:val="19"/>
+              </w:rPr>
+              <w:t>站在任务栏上</w:t>
+            </w:r>
+          </w:p>
+        </w:tc>
+        <w:tc>
+          <w:tcPr>
+            <w:tcW w:type="dxa" w:w="4649"/>
+            <w:shd w:val="clear" w:color="auto" w:fill="F2F5FA"/>
+          </w:tcPr>
+          <w:p>
+            <w:pPr>
+              <w:spacing w:before="80" w:after="80" w:line="276" w:lineRule="auto"/>
+              <w:jc w:val="left"/>
+            </w:pPr>
+            <w:r/>
+            <w:r>
+              <w:rPr>
+                <w:rFonts w:ascii="Microsoft YaHei" w:hAnsi="Microsoft YaHei" w:eastAsia="Microsoft YaHei"/>
+                <w:b w:val="0"/>
+                <w:color w:val="000000"/>
+                <w:sz w:val="19"/>
+              </w:rPr>
+              <w:t>同一脚本回报任务栏上沿，她平滑地抬脚站到弹出的任务栏上，任务栏收起后再落回屏幕底边</w:t>
+            </w:r>
+          </w:p>
+        </w:tc>
+        <w:tc>
+          <w:tcPr>
+            <w:tcW w:type="dxa" w:w="2494"/>
+            <w:shd w:val="clear" w:color="auto" w:fill="F2F5FA"/>
+          </w:tcPr>
+          <w:p>
+            <w:pPr>
+              <w:spacing w:before="80" w:after="80" w:line="276" w:lineRule="auto"/>
+              <w:jc w:val="left"/>
+            </w:pPr>
+            <w:r/>
+            <w:r>
+              <w:rPr>
+                <w:rFonts w:ascii="Microsoft YaHei" w:hAnsi="Microsoft YaHei" w:eastAsia="Microsoft YaHei"/>
+                <w:b w:val="0"/>
+                <w:color w:val="000000"/>
+                <w:sz w:val="19"/>
+              </w:rPr>
+              <w:t>不会被任务栏压住半截</w:t>
+            </w:r>
+          </w:p>
+        </w:tc>
+      </w:tr>
+      <w:tr>
+        <w:tc>
+          <w:tcPr>
+            <w:tcW w:type="dxa" w:w="1361"/>
+          </w:tcPr>
+          <w:p>
+            <w:pPr>
+              <w:spacing w:before="80" w:after="80" w:line="276" w:lineRule="auto"/>
+              <w:jc w:val="left"/>
+            </w:pPr>
+            <w:r/>
+            <w:r>
+              <w:rPr>
+                <w:rFonts w:ascii="Microsoft YaHei" w:hAnsi="Microsoft YaHei" w:eastAsia="Microsoft YaHei"/>
+                <w:b w:val="0"/>
+                <w:color w:val="000000"/>
+                <w:sz w:val="19"/>
+              </w:rPr>
+              <w:t>参数外置</w:t>
+            </w:r>
+          </w:p>
+        </w:tc>
+        <w:tc>
+          <w:tcPr>
+            <w:tcW w:type="dxa" w:w="4649"/>
+          </w:tcPr>
+          <w:p>
+            <w:pPr>
+              <w:spacing w:before="80" w:after="80" w:line="276" w:lineRule="auto"/>
+              <w:jc w:val="left"/>
+            </w:pPr>
+            <w:r/>
+            <w:r>
+              <w:rPr>
+                <w:rFonts w:ascii="Microsoft YaHei" w:hAnsi="Microsoft YaHei" w:eastAsia="Microsoft YaHei"/>
+                <w:b w:val="0"/>
+                <w:color w:val="000000"/>
+                <w:sz w:val="19"/>
+              </w:rPr>
+              <w:t>速度、摆幅、周期、休息间隔、摆长与阻尼等全部写进 config.properties</w:t>
+            </w:r>
+          </w:p>
+        </w:tc>
+        <w:tc>
+          <w:tcPr>
+            <w:tcW w:type="dxa" w:w="2494"/>
+          </w:tcPr>
+          <w:p>
+            <w:pPr>
+              <w:spacing w:before="80" w:after="80" w:line="276" w:lineRule="auto"/>
+              <w:jc w:val="left"/>
+            </w:pPr>
+            <w:r/>
+            <w:r>
+              <w:rPr>
+                <w:rFonts w:ascii="Microsoft YaHei" w:hAnsi="Microsoft YaHei" w:eastAsia="Microsoft YaHei"/>
+                <w:b w:val="0"/>
+                <w:color w:val="000000"/>
+                <w:sz w:val="19"/>
+              </w:rPr>
+              <w:t>改完重启即可调手感</w:t>
+            </w:r>
+          </w:p>
+        </w:tc>
+      </w:tr>
+    </w:tbl>
+    <w:p>
+      <w:pPr>
+        <w:spacing w:after="160" w:line="336" w:lineRule="auto"/>
+      </w:pPr>
+      <w:r>
+        <w:rPr>
+          <w:rFonts w:ascii="Microsoft YaHei" w:hAnsi="Microsoft YaHei" w:eastAsia="Microsoft YaHei"/>
+          <w:b w:val="0"/>
+          <w:color w:val="000000"/>
+          <w:sz w:val="21"/>
+        </w:rPr>
+        <w:t>关于你提供的那段录屏：它是《明日方舟》基建房间的画面，我按它作为动作与节奏的参考，量出里面角色的踱步速度约为每秒 0.1 个身位，本机采用的是每秒 0.15 个身位，略快一点——桌面比游戏房间大得多，太慢会显得像卡住，这个数字在配置文件里，随时可以调。录屏本身不能当帧素材用：她在画面里只有约 200 像素高，背后是复杂房间，脚下还压着状态标签，抠帧的质量会明显低于现有精灵图。</w:t>
+      </w:r>
+    </w:p>
+    <w:p>
+      <w:pPr>
+        <w:spacing w:before="280" w:after="120"/>
+      </w:pPr>
+      <w:r>
+        <w:rPr>
+          <w:rFonts w:ascii="Microsoft YaHei" w:hAnsi="Microsoft YaHei" w:eastAsia="Microsoft YaHei"/>
+          <w:b/>
+          <w:color w:val="000000"/>
+          <w:sz w:val="28"/>
+        </w:rPr>
+        <w:t>十、怎么运行与验证</w:t>
       </w:r>
     </w:p>
     <w:p>

--- a/docs/桌宠项目进度日志.docx
+++ b/docs/桌宠项目进度日志.docx
@@ -4143,7 +4143,526 @@
           <w:color w:val="000000"/>
           <w:sz w:val="28"/>
         </w:rPr>
-        <w:t>十、怎么运行与验证</w:t>
+        <w:t>十、第三轮返工：把移动做对</w:t>
+      </w:r>
+    </w:p>
+    <w:p>
+      <w:pPr>
+        <w:spacing w:after="160" w:line="336" w:lineRule="auto"/>
+      </w:pPr>
+      <w:r>
+        <w:rPr>
+          <w:rFonts w:ascii="Microsoft YaHei" w:hAnsi="Microsoft YaHei" w:eastAsia="Microsoft YaHei"/>
+          <w:b w:val="0"/>
+          <w:color w:val="000000"/>
+          <w:sz w:val="21"/>
+        </w:rPr>
+        <w:t>第一版「会走路」交付之后被打了回来：平移诡异、双腿看不出迈步、图像有丢失、提灯也不摆。逐条查下来，根因是窗口裁剪和驱动力两件事没做对。</w:t>
+      </w:r>
+    </w:p>
+    <w:tbl>
+      <w:tblPr>
+        <w:tblW w:type="auto" w:w="0"/>
+        <w:jc w:val="center"/>
+        <w:tblLayout w:type="fixed"/>
+        <w:tblLook w:firstColumn="1" w:firstRow="1" w:lastColumn="0" w:lastRow="0" w:noHBand="0" w:noVBand="1" w:val="04A0"/>
+        <w:tblBorders>
+          <w:top w:val="single" w:sz="6" w:space="0" w:color="D9D9D9"/>
+          <w:left w:val="single" w:sz="6" w:space="0" w:color="D9D9D9"/>
+          <w:bottom w:val="single" w:sz="6" w:space="0" w:color="D9D9D9"/>
+          <w:right w:val="single" w:sz="6" w:space="0" w:color="D9D9D9"/>
+          <w:insideH w:val="single" w:sz="6" w:space="0" w:color="D9D9D9"/>
+          <w:insideV w:val="single" w:sz="6" w:space="0" w:color="D9D9D9"/>
+        </w:tblBorders>
+      </w:tblPr>
+      <w:tblGrid>
+        <w:gridCol w:w="3249"/>
+        <w:gridCol w:w="3249"/>
+        <w:gridCol w:w="3249"/>
+      </w:tblGrid>
+      <w:tr>
+        <w:trPr>
+          <w:tblHeader w:val="true"/>
+        </w:trPr>
+        <w:tc>
+          <w:tcPr>
+            <w:tcW w:type="dxa" w:w="1644"/>
+            <w:shd w:val="clear" w:color="auto" w:fill="1F3864"/>
+          </w:tcPr>
+          <w:p>
+            <w:pPr>
+              <w:spacing w:before="80" w:after="80" w:line="276" w:lineRule="auto"/>
+              <w:jc w:val="center"/>
+            </w:pPr>
+            <w:r/>
+            <w:r>
+              <w:rPr>
+                <w:rFonts w:ascii="Microsoft YaHei" w:hAnsi="Microsoft YaHei" w:eastAsia="Microsoft YaHei"/>
+                <w:b/>
+                <w:color w:val="FFFFFF"/>
+                <w:sz w:val="19"/>
+              </w:rPr>
+              <w:t>反馈的问题</w:t>
+            </w:r>
+          </w:p>
+        </w:tc>
+        <w:tc>
+          <w:tcPr>
+            <w:tcW w:type="dxa" w:w="3005"/>
+            <w:shd w:val="clear" w:color="auto" w:fill="1F3864"/>
+          </w:tcPr>
+          <w:p>
+            <w:pPr>
+              <w:spacing w:before="80" w:after="80" w:line="276" w:lineRule="auto"/>
+              <w:jc w:val="center"/>
+            </w:pPr>
+            <w:r/>
+            <w:r>
+              <w:rPr>
+                <w:rFonts w:ascii="Microsoft YaHei" w:hAnsi="Microsoft YaHei" w:eastAsia="Microsoft YaHei"/>
+                <w:b/>
+                <w:color w:val="FFFFFF"/>
+                <w:sz w:val="19"/>
+              </w:rPr>
+              <w:t>根因</w:t>
+            </w:r>
+          </w:p>
+        </w:tc>
+        <w:tc>
+          <w:tcPr>
+            <w:tcW w:type="dxa" w:w="3855"/>
+            <w:shd w:val="clear" w:color="auto" w:fill="1F3864"/>
+          </w:tcPr>
+          <w:p>
+            <w:pPr>
+              <w:spacing w:before="80" w:after="80" w:line="276" w:lineRule="auto"/>
+              <w:jc w:val="center"/>
+            </w:pPr>
+            <w:r/>
+            <w:r>
+              <w:rPr>
+                <w:rFonts w:ascii="Microsoft YaHei" w:hAnsi="Microsoft YaHei" w:eastAsia="Microsoft YaHei"/>
+                <w:b/>
+                <w:color w:val="FFFFFF"/>
+                <w:sz w:val="19"/>
+              </w:rPr>
+              <w:t>修复</w:t>
+            </w:r>
+          </w:p>
+        </w:tc>
+      </w:tr>
+      <w:tr>
+        <w:tc>
+          <w:tcPr>
+            <w:tcW w:type="dxa" w:w="1644"/>
+          </w:tcPr>
+          <w:p>
+            <w:pPr>
+              <w:spacing w:before="80" w:after="80" w:line="276" w:lineRule="auto"/>
+              <w:jc w:val="left"/>
+            </w:pPr>
+            <w:r/>
+            <w:r>
+              <w:rPr>
+                <w:rFonts w:ascii="Microsoft YaHei" w:hAnsi="Microsoft YaHei" w:eastAsia="Microsoft YaHei"/>
+                <w:b w:val="0"/>
+                <w:color w:val="000000"/>
+                <w:sz w:val="19"/>
+              </w:rPr>
+              <w:t>头、腿、提灯有缺失</w:t>
+            </w:r>
+          </w:p>
+        </w:tc>
+        <w:tc>
+          <w:tcPr>
+            <w:tcW w:type="dxa" w:w="3005"/>
+          </w:tcPr>
+          <w:p>
+            <w:pPr>
+              <w:spacing w:before="80" w:after="80" w:line="276" w:lineRule="auto"/>
+              <w:jc w:val="left"/>
+            </w:pPr>
+            <w:r/>
+            <w:r>
+              <w:rPr>
+                <w:rFonts w:ascii="Microsoft YaHei" w:hAnsi="Microsoft YaHei" w:eastAsia="Microsoft YaHei"/>
+                <w:b w:val="0"/>
+                <w:color w:val="000000"/>
+                <w:sz w:val="19"/>
+              </w:rPr>
+              <w:t>窗口裁剪形状只按静止姿态生成，身体一倾斜、腿一摆、灯一甩，这些部位就落到形状之外被裁掉</w:t>
+            </w:r>
+          </w:p>
+        </w:tc>
+        <w:tc>
+          <w:tcPr>
+            <w:tcW w:type="dxa" w:w="3855"/>
+          </w:tcPr>
+          <w:p>
+            <w:pPr>
+              <w:spacing w:before="80" w:after="80" w:line="276" w:lineRule="auto"/>
+              <w:jc w:val="left"/>
+            </w:pPr>
+            <w:r/>
+            <w:r>
+              <w:rPr>
+                <w:rFonts w:ascii="Microsoft YaHei" w:hAnsi="Microsoft YaHei" w:eastAsia="Microsoft YaHei"/>
+                <w:b w:val="0"/>
+                <w:color w:val="000000"/>
+                <w:sz w:val="19"/>
+              </w:rPr>
+              <w:t>改成「动作范围包络」：把角色在四个极限姿态（±16 度倾斜 × ±35 度甩灯）加上放下提灯的姿势各渲染一次，含镜像共 12 张，取所有不透明像素的并集作为静态裁剪形状，开机生成一次，不再每帧重算</w:t>
+            </w:r>
+          </w:p>
+        </w:tc>
+      </w:tr>
+      <w:tr>
+        <w:tc>
+          <w:tcPr>
+            <w:tcW w:type="dxa" w:w="1644"/>
+            <w:shd w:val="clear" w:color="auto" w:fill="F2F5FA"/>
+          </w:tcPr>
+          <w:p>
+            <w:pPr>
+              <w:spacing w:before="80" w:after="80" w:line="276" w:lineRule="auto"/>
+              <w:jc w:val="left"/>
+            </w:pPr>
+            <w:r/>
+            <w:r>
+              <w:rPr>
+                <w:rFonts w:ascii="Microsoft YaHei" w:hAnsi="Microsoft YaHei" w:eastAsia="Microsoft YaHei"/>
+                <w:b w:val="0"/>
+                <w:color w:val="000000"/>
+                <w:sz w:val="19"/>
+              </w:rPr>
+              <w:t>双腿看不出迈步</w:t>
+            </w:r>
+          </w:p>
+        </w:tc>
+        <w:tc>
+          <w:tcPr>
+            <w:tcW w:type="dxa" w:w="3005"/>
+            <w:shd w:val="clear" w:color="auto" w:fill="F2F5FA"/>
+          </w:tcPr>
+          <w:p>
+            <w:pPr>
+              <w:spacing w:before="80" w:after="80" w:line="276" w:lineRule="auto"/>
+              <w:jc w:val="left"/>
+            </w:pPr>
+            <w:r/>
+            <w:r>
+              <w:rPr>
+                <w:rFonts w:ascii="Microsoft YaHei" w:hAnsi="Microsoft YaHei" w:eastAsia="Microsoft YaHei"/>
+                <w:b w:val="0"/>
+                <w:color w:val="000000"/>
+                <w:sz w:val="19"/>
+              </w:rPr>
+              <w:t>摆角只有 7 度，脚几乎原地不动</w:t>
+            </w:r>
+          </w:p>
+        </w:tc>
+        <w:tc>
+          <w:tcPr>
+            <w:tcW w:type="dxa" w:w="3855"/>
+            <w:shd w:val="clear" w:color="auto" w:fill="F2F5FA"/>
+          </w:tcPr>
+          <w:p>
+            <w:pPr>
+              <w:spacing w:before="80" w:after="80" w:line="276" w:lineRule="auto"/>
+              <w:jc w:val="left"/>
+            </w:pPr>
+            <w:r/>
+            <w:r>
+              <w:rPr>
+                <w:rFonts w:ascii="Microsoft YaHei" w:hAnsi="Microsoft YaHei" w:eastAsia="Microsoft YaHei"/>
+                <w:b w:val="0"/>
+                <w:color w:val="000000"/>
+                <w:sz w:val="19"/>
+              </w:rPr>
+              <w:t>摆角提到 13 度，并给抬起的那条腿加 5 像素抬脚；上下起伏改成与步频同相，走起来才有踩地的节奏</w:t>
+            </w:r>
+          </w:p>
+        </w:tc>
+      </w:tr>
+      <w:tr>
+        <w:tc>
+          <w:tcPr>
+            <w:tcW w:type="dxa" w:w="1644"/>
+          </w:tcPr>
+          <w:p>
+            <w:pPr>
+              <w:spacing w:before="80" w:after="80" w:line="276" w:lineRule="auto"/>
+              <w:jc w:val="left"/>
+            </w:pPr>
+            <w:r/>
+            <w:r>
+              <w:rPr>
+                <w:rFonts w:ascii="Microsoft YaHei" w:hAnsi="Microsoft YaHei" w:eastAsia="Microsoft YaHei"/>
+                <w:b w:val="0"/>
+                <w:color w:val="000000"/>
+                <w:sz w:val="19"/>
+              </w:rPr>
+              <w:t>提灯不摆</w:t>
+            </w:r>
+          </w:p>
+        </w:tc>
+        <w:tc>
+          <w:tcPr>
+            <w:tcW w:type="dxa" w:w="3005"/>
+          </w:tcPr>
+          <w:p>
+            <w:pPr>
+              <w:spacing w:before="80" w:after="80" w:line="276" w:lineRule="auto"/>
+              <w:jc w:val="left"/>
+            </w:pPr>
+            <w:r/>
+            <w:r>
+              <w:rPr>
+                <w:rFonts w:ascii="Microsoft YaHei" w:hAnsi="Microsoft YaHei" w:eastAsia="Microsoft YaHei"/>
+                <w:b w:val="0"/>
+                <w:color w:val="000000"/>
+                <w:sz w:val="19"/>
+              </w:rPr>
+              <w:t>驱动力只来自手的加速度，而匀速走动时手几乎不加速，摆幅趋近于零</w:t>
+            </w:r>
+          </w:p>
+        </w:tc>
+        <w:tc>
+          <w:tcPr>
+            <w:tcW w:type="dxa" w:w="3855"/>
+          </w:tcPr>
+          <w:p>
+            <w:pPr>
+              <w:spacing w:before="80" w:after="80" w:line="276" w:lineRule="auto"/>
+              <w:jc w:val="left"/>
+            </w:pPr>
+            <w:r/>
+            <w:r>
+              <w:rPr>
+                <w:rFonts w:ascii="Microsoft YaHei" w:hAnsi="Microsoft YaHei" w:eastAsia="Microsoft YaHei"/>
+                <w:b w:val="0"/>
+                <w:color w:val="000000"/>
+                <w:sz w:val="19"/>
+              </w:rPr>
+              <w:t>提高驱动力增益，并在每一步给一个交替方向的推力；停下后余摆照样衰减到静止</w:t>
+            </w:r>
+          </w:p>
+        </w:tc>
+      </w:tr>
+      <w:tr>
+        <w:tc>
+          <w:tcPr>
+            <w:tcW w:type="dxa" w:w="1644"/>
+            <w:shd w:val="clear" w:color="auto" w:fill="F2F5FA"/>
+          </w:tcPr>
+          <w:p>
+            <w:pPr>
+              <w:spacing w:before="80" w:after="80" w:line="276" w:lineRule="auto"/>
+              <w:jc w:val="left"/>
+            </w:pPr>
+            <w:r/>
+            <w:r>
+              <w:rPr>
+                <w:rFonts w:ascii="Microsoft YaHei" w:hAnsi="Microsoft YaHei" w:eastAsia="Microsoft YaHei"/>
+                <w:b w:val="0"/>
+                <w:color w:val="000000"/>
+                <w:sz w:val="19"/>
+              </w:rPr>
+              <w:t>平移诡异</w:t>
+            </w:r>
+          </w:p>
+        </w:tc>
+        <w:tc>
+          <w:tcPr>
+            <w:tcW w:type="dxa" w:w="3005"/>
+            <w:shd w:val="clear" w:color="auto" w:fill="F2F5FA"/>
+          </w:tcPr>
+          <w:p>
+            <w:pPr>
+              <w:spacing w:before="80" w:after="80" w:line="276" w:lineRule="auto"/>
+              <w:jc w:val="left"/>
+            </w:pPr>
+            <w:r/>
+            <w:r>
+              <w:rPr>
+                <w:rFonts w:ascii="Microsoft YaHei" w:hAnsi="Microsoft YaHei" w:eastAsia="Microsoft YaHei"/>
+                <w:b w:val="0"/>
+                <w:color w:val="000000"/>
+                <w:sz w:val="19"/>
+              </w:rPr>
+              <w:t>每帧移动窗口的同时，「地面线跟随任务栏」也在改窗口位置，两者互相覆盖</w:t>
+            </w:r>
+          </w:p>
+        </w:tc>
+        <w:tc>
+          <w:tcPr>
+            <w:tcW w:type="dxa" w:w="3855"/>
+            <w:shd w:val="clear" w:color="auto" w:fill="F2F5FA"/>
+          </w:tcPr>
+          <w:p>
+            <w:pPr>
+              <w:spacing w:before="80" w:after="80" w:line="276" w:lineRule="auto"/>
+              <w:jc w:val="left"/>
+            </w:pPr>
+            <w:r/>
+            <w:r>
+              <w:rPr>
+                <w:rFonts w:ascii="Microsoft YaHei" w:hAnsi="Microsoft YaHei" w:eastAsia="Microsoft YaHei"/>
+                <w:b w:val="0"/>
+                <w:color w:val="000000"/>
+                <w:sz w:val="19"/>
+              </w:rPr>
+              <w:t>把位置更新收到一处，每帧只设置一次窗口位置</w:t>
+            </w:r>
+          </w:p>
+        </w:tc>
+      </w:tr>
+      <w:tr>
+        <w:tc>
+          <w:tcPr>
+            <w:tcW w:type="dxa" w:w="1644"/>
+          </w:tcPr>
+          <w:p>
+            <w:pPr>
+              <w:spacing w:before="80" w:after="80" w:line="276" w:lineRule="auto"/>
+              <w:jc w:val="left"/>
+            </w:pPr>
+            <w:r/>
+            <w:r>
+              <w:rPr>
+                <w:rFonts w:ascii="Microsoft YaHei" w:hAnsi="Microsoft YaHei" w:eastAsia="Microsoft YaHei"/>
+                <w:b w:val="0"/>
+                <w:color w:val="000000"/>
+                <w:sz w:val="19"/>
+              </w:rPr>
+              <w:t>躺下像一团乱麻</w:t>
+            </w:r>
+          </w:p>
+        </w:tc>
+        <w:tc>
+          <w:tcPr>
+            <w:tcW w:type="dxa" w:w="3005"/>
+          </w:tcPr>
+          <w:p>
+            <w:pPr>
+              <w:spacing w:before="80" w:after="80" w:line="276" w:lineRule="auto"/>
+              <w:jc w:val="left"/>
+            </w:pPr>
+            <w:r/>
+            <w:r>
+              <w:rPr>
+                <w:rFonts w:ascii="Microsoft YaHei" w:hAnsi="Microsoft YaHei" w:eastAsia="Microsoft YaHei"/>
+                <w:b w:val="0"/>
+                <w:color w:val="000000"/>
+                <w:sz w:val="19"/>
+              </w:rPr>
+              <w:t>整身硬转到接近水平，大衣、长发和长杖被拖着横向摊开</w:t>
+            </w:r>
+          </w:p>
+        </w:tc>
+        <w:tc>
+          <w:tcPr>
+            <w:tcW w:type="dxa" w:w="3855"/>
+          </w:tcPr>
+          <w:p>
+            <w:pPr>
+              <w:spacing w:before="80" w:after="80" w:line="276" w:lineRule="auto"/>
+              <w:jc w:val="left"/>
+            </w:pPr>
+            <w:r/>
+            <w:r>
+              <w:rPr>
+                <w:rFonts w:ascii="Microsoft YaHei" w:hAnsi="Microsoft YaHei" w:eastAsia="Microsoft YaHei"/>
+                <w:b w:val="0"/>
+                <w:color w:val="000000"/>
+                <w:sz w:val="19"/>
+              </w:rPr>
+              <w:t>改成把挂灯放到地上立着，她朝灯的方向靠着打盹，头顶冒 Z 字；拿起灯才算醒</w:t>
+            </w:r>
+          </w:p>
+        </w:tc>
+      </w:tr>
+      <w:tr>
+        <w:tc>
+          <w:tcPr>
+            <w:tcW w:type="dxa" w:w="1644"/>
+            <w:shd w:val="clear" w:color="auto" w:fill="F2F5FA"/>
+          </w:tcPr>
+          <w:p>
+            <w:pPr>
+              <w:spacing w:before="80" w:after="80" w:line="276" w:lineRule="auto"/>
+              <w:jc w:val="left"/>
+            </w:pPr>
+            <w:r/>
+            <w:r>
+              <w:rPr>
+                <w:rFonts w:ascii="Microsoft YaHei" w:hAnsi="Microsoft YaHei" w:eastAsia="Microsoft YaHei"/>
+                <w:b w:val="0"/>
+                <w:color w:val="000000"/>
+                <w:sz w:val="19"/>
+              </w:rPr>
+              <w:t>全屏时还能看见她</w:t>
+            </w:r>
+          </w:p>
+        </w:tc>
+        <w:tc>
+          <w:tcPr>
+            <w:tcW w:type="dxa" w:w="3005"/>
+            <w:shd w:val="clear" w:color="auto" w:fill="F2F5FA"/>
+          </w:tcPr>
+          <w:p>
+            <w:pPr>
+              <w:spacing w:before="80" w:after="80" w:line="276" w:lineRule="auto"/>
+              <w:jc w:val="left"/>
+            </w:pPr>
+            <w:r/>
+            <w:r>
+              <w:rPr>
+                <w:rFonts w:ascii="Microsoft YaHei" w:hAnsi="Microsoft YaHei" w:eastAsia="Microsoft YaHei"/>
+                <w:b w:val="0"/>
+                <w:color w:val="000000"/>
+                <w:sz w:val="19"/>
+              </w:rPr>
+              <w:t>原来只是淡到 15%</w:t>
+            </w:r>
+          </w:p>
+        </w:tc>
+        <w:tc>
+          <w:tcPr>
+            <w:tcW w:type="dxa" w:w="3855"/>
+            <w:shd w:val="clear" w:color="auto" w:fill="F2F5FA"/>
+          </w:tcPr>
+          <w:p>
+            <w:pPr>
+              <w:spacing w:before="80" w:after="80" w:line="276" w:lineRule="auto"/>
+              <w:jc w:val="left"/>
+            </w:pPr>
+            <w:r/>
+            <w:r>
+              <w:rPr>
+                <w:rFonts w:ascii="Microsoft YaHei" w:hAnsi="Microsoft YaHei" w:eastAsia="Microsoft YaHei"/>
+                <w:b w:val="0"/>
+                <w:color w:val="000000"/>
+                <w:sz w:val="19"/>
+              </w:rPr>
+              <w:t>改成完全隐藏，退出全屏再出现</w:t>
+            </w:r>
+          </w:p>
+        </w:tc>
+      </w:tr>
+    </w:tbl>
+    <w:p>
+      <w:pPr>
+        <w:spacing w:before="280" w:after="120"/>
+      </w:pPr>
+      <w:r>
+        <w:rPr>
+          <w:rFonts w:ascii="Microsoft YaHei" w:hAnsi="Microsoft YaHei" w:eastAsia="Microsoft YaHei"/>
+          <w:b/>
+          <w:color w:val="000000"/>
+          <w:sz w:val="28"/>
+        </w:rPr>
+        <w:t>十一、怎么运行与验证</w:t>
       </w:r>
     </w:p>
     <w:p>

--- a/docs/桌宠项目进度日志.docx
+++ b/docs/桌宠项目进度日志.docx
@@ -27,7 +27,7 @@
           <w:color w:val="000000"/>
           <w:sz w:val="21"/>
         </w:rPr>
-        <w:t>记录计划、过程与结果 · 更新于 2026-10-13（第二轮调整后）</w:t>
+        <w:t>记录计划、过程与结果 · 更新于 2026-10-15（骨骼动画方案落成、第一版验证通过）</w:t>
       </w:r>
     </w:p>
     <w:p>
@@ -41,7 +41,7 @@
           <w:color w:val="000000"/>
           <w:sz w:val="21"/>
         </w:rPr>
-        <w:t>这份日志用来跟踪桌宠项目的推进过程，方便随时看清已经完成了什么、每一步是怎么做的、结果如何，以及下一步要做什么。当前进度是：第一步「点击展开三角形菜单」已经完成并通过实机验证，随后按使用反馈做了第二轮调整（角色缩小、菜单移到头顶上方、去掉悬停文字），计划表、常用文件、视频网站三个功能还只是占位按钮，等待后续实现。</w:t>
+        <w:t>这份日志用来跟踪桌宠项目的推进过程，方便随时看清已经完成了什么、每一步是怎么做的、结果如何，以及下一步要做什么。当前进度是：第一步「点击展开三角形菜单」已经完成并通过实机验证，随后按使用反馈做了第二轮调整（角色缩小、菜单移到头顶上方、去掉悬停文字），第五步「让桌宠动起来」也已完成，并在被退回一次后返工做对；计划表、常用文件、视频网站三个功能还只是占位按钮，等待后续实现。最新一轮把目标提到骨骼动画（关节要能连续弯），并新增被鼠标拎起来与招手两个动作，方案已经落成，第一版性能验证通过，细节见第十二节。</w:t>
       </w:r>
     </w:p>
     <w:p>
@@ -535,7 +535,7 @@
                 <w:color w:val="000000"/>
                 <w:sz w:val="19"/>
               </w:rPr>
-              <w:t>待机动画细节、拖拽手感、开机自启</w:t>
+              <w:t>骨骼动画：关节灵活、被鼠标拎起来、招手</w:t>
             </w:r>
           </w:p>
         </w:tc>
@@ -557,7 +557,7 @@
                 <w:color w:val="000000"/>
                 <w:sz w:val="19"/>
               </w:rPr>
-              <w:t>待开始</w:t>
+              <w:t>进行中</w:t>
             </w:r>
           </w:p>
         </w:tc>
@@ -601,6 +601,73 @@
                 <w:color w:val="000000"/>
                 <w:sz w:val="19"/>
               </w:rPr>
+              <w:t>待机动画细节、拖拽手感、开机自启</w:t>
+            </w:r>
+          </w:p>
+        </w:tc>
+        <w:tc>
+          <w:tcPr>
+            <w:tcW w:type="dxa" w:w="1361"/>
+          </w:tcPr>
+          <w:p>
+            <w:pPr>
+              <w:spacing w:before="80" w:after="80" w:line="276" w:lineRule="auto"/>
+              <w:jc w:val="center"/>
+            </w:pPr>
+            <w:r/>
+            <w:r>
+              <w:rPr>
+                <w:rFonts w:ascii="Microsoft YaHei" w:hAnsi="Microsoft YaHei" w:eastAsia="Microsoft YaHei"/>
+                <w:b w:val="0"/>
+                <w:color w:val="000000"/>
+                <w:sz w:val="19"/>
+              </w:rPr>
+              <w:t>待开始</w:t>
+            </w:r>
+          </w:p>
+        </w:tc>
+      </w:tr>
+      <w:tr>
+        <w:tc>
+          <w:tcPr>
+            <w:tcW w:type="dxa" w:w="1247"/>
+            <w:shd w:val="clear" w:color="auto" w:fill="F2F5FA"/>
+          </w:tcPr>
+          <w:p>
+            <w:pPr>
+              <w:spacing w:before="80" w:after="80" w:line="276" w:lineRule="auto"/>
+              <w:jc w:val="center"/>
+            </w:pPr>
+            <w:r/>
+            <w:r>
+              <w:rPr>
+                <w:rFonts w:ascii="Microsoft YaHei" w:hAnsi="Microsoft YaHei" w:eastAsia="Microsoft YaHei"/>
+                <w:b w:val="0"/>
+                <w:color w:val="000000"/>
+                <w:sz w:val="19"/>
+              </w:rPr>
+              <w:t>第 8 步</w:t>
+            </w:r>
+          </w:p>
+        </w:tc>
+        <w:tc>
+          <w:tcPr>
+            <w:tcW w:type="dxa" w:w="5896"/>
+            <w:shd w:val="clear" w:color="auto" w:fill="F2F5FA"/>
+          </w:tcPr>
+          <w:p>
+            <w:pPr>
+              <w:spacing w:before="80" w:after="80" w:line="276" w:lineRule="auto"/>
+              <w:jc w:val="left"/>
+            </w:pPr>
+            <w:r/>
+            <w:r>
+              <w:rPr>
+                <w:rFonts w:ascii="Microsoft YaHei" w:hAnsi="Microsoft YaHei" w:eastAsia="Microsoft YaHei"/>
+                <w:b w:val="0"/>
+                <w:color w:val="000000"/>
+                <w:sz w:val="19"/>
+              </w:rPr>
               <w:t>用 jpackage 打包成免安装 exe</w:t>
             </w:r>
           </w:p>
@@ -608,6 +675,7 @@
         <w:tc>
           <w:tcPr>
             <w:tcW w:type="dxa" w:w="1361"/>
+            <w:shd w:val="clear" w:color="auto" w:fill="F2F5FA"/>
           </w:tcPr>
           <w:p>
             <w:pPr>
@@ -5018,6 +5086,847 @@
         </w:tc>
       </w:tr>
     </w:tbl>
+    <w:p>
+      <w:pPr>
+        <w:spacing w:before="280" w:after="120"/>
+      </w:pPr>
+      <w:r>
+        <w:rPr>
+          <w:rFonts w:ascii="Microsoft YaHei" w:hAnsi="Microsoft YaHei" w:eastAsia="Microsoft YaHei"/>
+          <w:b/>
+          <w:color w:val="000000"/>
+          <w:sz w:val="28"/>
+        </w:rPr>
+        <w:t>十二、骨骼动画方案落成与第一版验证</w:t>
+      </w:r>
+    </w:p>
+    <w:p>
+      <w:pPr>
+        <w:spacing w:after="160" w:line="336" w:lineRule="auto"/>
+      </w:pPr>
+      <w:r>
+        <w:rPr>
+          <w:rFonts w:ascii="Microsoft YaHei" w:hAnsi="Microsoft YaHei" w:eastAsia="Microsoft YaHei"/>
+          <w:b w:val="0"/>
+          <w:color w:val="000000"/>
+          <w:sz w:val="21"/>
+        </w:rPr>
+        <w:t>角色现在的动作是四片刚体贴图各自绕枢轴旋转，关节处没有形变能力，多转几度就会露出被挖空的透明洞，所以动作幅度一直做不大。这一轮把「骨骼动画」定成新目标：关节要能连续弯，并新增两个动作——被鼠标拎起来、招手，两者都需要循环播放。方案整理成一份 OpenSpec 变更文档，放在项目的 openspec 目录下。</w:t>
+      </w:r>
+    </w:p>
+    <w:tbl>
+      <w:tblPr>
+        <w:tblW w:type="auto" w:w="0"/>
+        <w:jc w:val="center"/>
+        <w:tblLayout w:type="fixed"/>
+        <w:tblLook w:firstColumn="1" w:firstRow="1" w:lastColumn="0" w:lastRow="0" w:noHBand="0" w:noVBand="1" w:val="04A0"/>
+        <w:tblBorders>
+          <w:top w:val="single" w:sz="6" w:space="0" w:color="D9D9D9"/>
+          <w:left w:val="single" w:sz="6" w:space="0" w:color="D9D9D9"/>
+          <w:bottom w:val="single" w:sz="6" w:space="0" w:color="D9D9D9"/>
+          <w:right w:val="single" w:sz="6" w:space="0" w:color="D9D9D9"/>
+          <w:insideH w:val="single" w:sz="6" w:space="0" w:color="D9D9D9"/>
+          <w:insideV w:val="single" w:sz="6" w:space="0" w:color="D9D9D9"/>
+        </w:tblBorders>
+      </w:tblPr>
+      <w:tblGrid>
+        <w:gridCol w:w="4873"/>
+        <w:gridCol w:w="4873"/>
+      </w:tblGrid>
+      <w:tr>
+        <w:trPr>
+          <w:tblHeader w:val="true"/>
+        </w:trPr>
+        <w:tc>
+          <w:tcPr>
+            <w:tcW w:type="dxa" w:w="1474"/>
+            <w:shd w:val="clear" w:color="auto" w:fill="1F3864"/>
+          </w:tcPr>
+          <w:p>
+            <w:pPr>
+              <w:spacing w:before="80" w:after="80" w:line="276" w:lineRule="auto"/>
+              <w:jc w:val="center"/>
+            </w:pPr>
+            <w:r/>
+            <w:r>
+              <w:rPr>
+                <w:rFonts w:ascii="Microsoft YaHei" w:hAnsi="Microsoft YaHei" w:eastAsia="Microsoft YaHei"/>
+                <w:b/>
+                <w:color w:val="FFFFFF"/>
+                <w:sz w:val="19"/>
+              </w:rPr>
+              <w:t>事项</w:t>
+            </w:r>
+          </w:p>
+        </w:tc>
+        <w:tc>
+          <w:tcPr>
+            <w:tcW w:type="dxa" w:w="7030"/>
+            <w:shd w:val="clear" w:color="auto" w:fill="1F3864"/>
+          </w:tcPr>
+          <w:p>
+            <w:pPr>
+              <w:spacing w:before="80" w:after="80" w:line="276" w:lineRule="auto"/>
+              <w:jc w:val="center"/>
+            </w:pPr>
+            <w:r/>
+            <w:r>
+              <w:rPr>
+                <w:rFonts w:ascii="Microsoft YaHei" w:hAnsi="Microsoft YaHei" w:eastAsia="Microsoft YaHei"/>
+                <w:b/>
+                <w:color w:val="FFFFFF"/>
+                <w:sz w:val="19"/>
+              </w:rPr>
+              <w:t>决定</w:t>
+            </w:r>
+          </w:p>
+        </w:tc>
+      </w:tr>
+      <w:tr>
+        <w:tc>
+          <w:tcPr>
+            <w:tcW w:type="dxa" w:w="1474"/>
+          </w:tcPr>
+          <w:p>
+            <w:pPr>
+              <w:spacing w:before="80" w:after="80" w:line="276" w:lineRule="auto"/>
+              <w:jc w:val="left"/>
+            </w:pPr>
+            <w:r/>
+            <w:r>
+              <w:rPr>
+                <w:rFonts w:ascii="Microsoft YaHei" w:hAnsi="Microsoft YaHei" w:eastAsia="Microsoft YaHei"/>
+                <w:b w:val="0"/>
+                <w:color w:val="000000"/>
+                <w:sz w:val="19"/>
+              </w:rPr>
+              <w:t>骨骼放哪</w:t>
+            </w:r>
+          </w:p>
+        </w:tc>
+        <w:tc>
+          <w:tcPr>
+            <w:tcW w:type="dxa" w:w="7030"/>
+          </w:tcPr>
+          <w:p>
+            <w:pPr>
+              <w:spacing w:before="80" w:after="80" w:line="276" w:lineRule="auto"/>
+              <w:jc w:val="left"/>
+            </w:pPr>
+            <w:r/>
+            <w:r>
+              <w:rPr>
+                <w:rFonts w:ascii="Microsoft YaHei" w:hAnsi="Microsoft YaHei" w:eastAsia="Microsoft YaHei"/>
+                <w:b w:val="0"/>
+                <w:color w:val="000000"/>
+                <w:sz w:val="19"/>
+              </w:rPr>
+              <w:t>在 Java 运行时自己求值：骨树、双骨 IK、按顶点权重的网格变形。不引入任何第三方库，编译仍然只用 JDK 自带的 javac</w:t>
+            </w:r>
+          </w:p>
+        </w:tc>
+      </w:tr>
+      <w:tr>
+        <w:tc>
+          <w:tcPr>
+            <w:tcW w:type="dxa" w:w="1474"/>
+            <w:shd w:val="clear" w:color="auto" w:fill="F2F5FA"/>
+          </w:tcPr>
+          <w:p>
+            <w:pPr>
+              <w:spacing w:before="80" w:after="80" w:line="276" w:lineRule="auto"/>
+              <w:jc w:val="left"/>
+            </w:pPr>
+            <w:r/>
+            <w:r>
+              <w:rPr>
+                <w:rFonts w:ascii="Microsoft YaHei" w:hAnsi="Microsoft YaHei" w:eastAsia="Microsoft YaHei"/>
+                <w:b w:val="0"/>
+                <w:color w:val="000000"/>
+                <w:sz w:val="19"/>
+              </w:rPr>
+              <w:t>形变分级</w:t>
+            </w:r>
+          </w:p>
+        </w:tc>
+        <w:tc>
+          <w:tcPr>
+            <w:tcW w:type="dxa" w:w="7030"/>
+            <w:shd w:val="clear" w:color="auto" w:fill="F2F5FA"/>
+          </w:tcPr>
+          <w:p>
+            <w:pPr>
+              <w:spacing w:before="80" w:after="80" w:line="276" w:lineRule="auto"/>
+              <w:jc w:val="left"/>
+            </w:pPr>
+            <w:r/>
+            <w:r>
+              <w:rPr>
+                <w:rFonts w:ascii="Microsoft YaHei" w:hAnsi="Microsoft YaHei" w:eastAsia="Microsoft YaHei"/>
+                <w:b w:val="0"/>
+                <w:color w:val="000000"/>
+                <w:sz w:val="19"/>
+              </w:rPr>
+              <w:t>只有肩、肘、髋、膝四处用蒙皮；头发、袖子、袍摆、提灯挂成链，每节一个阻尼单摆，直接复用现有提灯单摆那段代码</w:t>
+            </w:r>
+          </w:p>
+        </w:tc>
+      </w:tr>
+      <w:tr>
+        <w:tc>
+          <w:tcPr>
+            <w:tcW w:type="dxa" w:w="1474"/>
+          </w:tcPr>
+          <w:p>
+            <w:pPr>
+              <w:spacing w:before="80" w:after="80" w:line="276" w:lineRule="auto"/>
+              <w:jc w:val="left"/>
+            </w:pPr>
+            <w:r/>
+            <w:r>
+              <w:rPr>
+                <w:rFonts w:ascii="Microsoft YaHei" w:hAnsi="Microsoft YaHei" w:eastAsia="Microsoft YaHei"/>
+                <w:b w:val="0"/>
+                <w:color w:val="000000"/>
+                <w:sz w:val="19"/>
+              </w:rPr>
+              <w:t>角色尺寸</w:t>
+            </w:r>
+          </w:p>
+        </w:tc>
+        <w:tc>
+          <w:tcPr>
+            <w:tcW w:type="dxa" w:w="7030"/>
+          </w:tcPr>
+          <w:p>
+            <w:pPr>
+              <w:spacing w:before="80" w:after="80" w:line="276" w:lineRule="auto"/>
+              <w:jc w:val="left"/>
+            </w:pPr>
+            <w:r/>
+            <w:r>
+              <w:rPr>
+                <w:rFonts w:ascii="Microsoft YaHei" w:hAnsi="Microsoft YaHei" w:eastAsia="Microsoft YaHei"/>
+                <w:b w:val="0"/>
+                <w:color w:val="000000"/>
+                <w:sz w:val="19"/>
+              </w:rPr>
+              <w:t>接受美术返工：从 2048 原立绘按整数倍降采样出 256 宽的新母图，比现在的 105 宽大一倍多，关节处的细节才看得见</w:t>
+            </w:r>
+          </w:p>
+        </w:tc>
+      </w:tr>
+      <w:tr>
+        <w:tc>
+          <w:tcPr>
+            <w:tcW w:type="dxa" w:w="1474"/>
+            <w:shd w:val="clear" w:color="auto" w:fill="F2F5FA"/>
+          </w:tcPr>
+          <w:p>
+            <w:pPr>
+              <w:spacing w:before="80" w:after="80" w:line="276" w:lineRule="auto"/>
+              <w:jc w:val="left"/>
+            </w:pPr>
+            <w:r/>
+            <w:r>
+              <w:rPr>
+                <w:rFonts w:ascii="Microsoft YaHei" w:hAnsi="Microsoft YaHei" w:eastAsia="Microsoft YaHei"/>
+                <w:b w:val="0"/>
+                <w:color w:val="000000"/>
+                <w:sz w:val="19"/>
+              </w:rPr>
+              <w:t>素材来源</w:t>
+            </w:r>
+          </w:p>
+        </w:tc>
+        <w:tc>
+          <w:tcPr>
+            <w:tcW w:type="dxa" w:w="7030"/>
+            <w:shd w:val="clear" w:color="auto" w:fill="F2F5FA"/>
+          </w:tcPr>
+          <w:p>
+            <w:pPr>
+              <w:spacing w:before="80" w:after="80" w:line="276" w:lineRule="auto"/>
+              <w:jc w:val="left"/>
+            </w:pPr>
+            <w:r/>
+            <w:r>
+              <w:rPr>
+                <w:rFonts w:ascii="Microsoft YaHei" w:hAnsi="Microsoft YaHei" w:eastAsia="Microsoft YaHei"/>
+                <w:b w:val="0"/>
+                <w:color w:val="000000"/>
+                <w:sz w:val="19"/>
+              </w:rPr>
+              <w:t>缺失的像素（关节缝、被头发和袖子挡住的躯干、张开的手掌、抬起的小臂、独立袖子层）交给本机 ComfyUI 补；它只负责出静态素材，不出动画</w:t>
+            </w:r>
+          </w:p>
+        </w:tc>
+      </w:tr>
+      <w:tr>
+        <w:tc>
+          <w:tcPr>
+            <w:tcW w:type="dxa" w:w="1474"/>
+          </w:tcPr>
+          <w:p>
+            <w:pPr>
+              <w:spacing w:before="80" w:after="80" w:line="276" w:lineRule="auto"/>
+              <w:jc w:val="left"/>
+            </w:pPr>
+            <w:r/>
+            <w:r>
+              <w:rPr>
+                <w:rFonts w:ascii="Microsoft YaHei" w:hAnsi="Microsoft YaHei" w:eastAsia="Microsoft YaHei"/>
+                <w:b w:val="0"/>
+                <w:color w:val="000000"/>
+                <w:sz w:val="19"/>
+              </w:rPr>
+              <w:t>招手怎么做</w:t>
+            </w:r>
+          </w:p>
+        </w:tc>
+        <w:tc>
+          <w:tcPr>
+            <w:tcW w:type="dxa" w:w="7030"/>
+          </w:tcPr>
+          <w:p>
+            <w:pPr>
+              <w:spacing w:before="80" w:after="80" w:line="276" w:lineRule="auto"/>
+              <w:jc w:val="left"/>
+            </w:pPr>
+            <w:r/>
+            <w:r>
+              <w:rPr>
+                <w:rFonts w:ascii="Microsoft YaHei" w:hAnsi="Microsoft YaHei" w:eastAsia="Microsoft YaHei"/>
+                <w:b w:val="0"/>
+                <w:color w:val="000000"/>
+                <w:sz w:val="19"/>
+              </w:rPr>
+              <w:t>招手时把提灯杖杵在地上，用握杖那只手招，省掉再造一条远处手臂的工程量</w:t>
+            </w:r>
+          </w:p>
+        </w:tc>
+      </w:tr>
+      <w:tr>
+        <w:tc>
+          <w:tcPr>
+            <w:tcW w:type="dxa" w:w="1474"/>
+            <w:shd w:val="clear" w:color="auto" w:fill="F2F5FA"/>
+          </w:tcPr>
+          <w:p>
+            <w:pPr>
+              <w:spacing w:before="80" w:after="80" w:line="276" w:lineRule="auto"/>
+              <w:jc w:val="left"/>
+            </w:pPr>
+            <w:r/>
+            <w:r>
+              <w:rPr>
+                <w:rFonts w:ascii="Microsoft YaHei" w:hAnsi="Microsoft YaHei" w:eastAsia="Microsoft YaHei"/>
+                <w:b w:val="0"/>
+                <w:color w:val="000000"/>
+                <w:sz w:val="19"/>
+              </w:rPr>
+              <w:t>拎起来</w:t>
+            </w:r>
+          </w:p>
+        </w:tc>
+        <w:tc>
+          <w:tcPr>
+            <w:tcW w:type="dxa" w:w="7030"/>
+            <w:shd w:val="clear" w:color="auto" w:fill="F2F5FA"/>
+          </w:tcPr>
+          <w:p>
+            <w:pPr>
+              <w:spacing w:before="80" w:after="80" w:line="276" w:lineRule="auto"/>
+              <w:jc w:val="left"/>
+            </w:pPr>
+            <w:r/>
+            <w:r>
+              <w:rPr>
+                <w:rFonts w:ascii="Microsoft YaHei" w:hAnsi="Microsoft YaHei" w:eastAsia="Microsoft YaHei"/>
+                <w:b w:val="0"/>
+                <w:color w:val="000000"/>
+                <w:sz w:val="19"/>
+              </w:rPr>
+              <w:t>拖拽时把悬挂锚点从脚下换成鼠标抓点，肢体和头发自然下垂，松手落回地面</w:t>
+            </w:r>
+          </w:p>
+        </w:tc>
+      </w:tr>
+    </w:tbl>
+    <w:p>
+      <w:pPr>
+        <w:spacing w:after="160" w:line="336" w:lineRule="auto"/>
+      </w:pPr>
+      <w:r>
+        <w:rPr>
+          <w:rFonts w:ascii="Microsoft YaHei" w:hAnsi="Microsoft YaHei" w:eastAsia="Microsoft YaHei"/>
+          <w:b w:val="0"/>
+          <w:color w:val="000000"/>
+          <w:sz w:val="21"/>
+        </w:rPr>
+        <w:t>第一版验证挑的是整条路线里唯一没有现成代码可抄的部分：用 Java 自己画三角网格变形，看 120 Hz 的每帧预算够不够。做法是把现有精灵图放大到屏幕上同样的大小，以髋线为折痕做弯曲，逐帧计时两百多帧并丢掉预热帧，求值与绘制分开统计。</w:t>
+      </w:r>
+    </w:p>
+    <w:tbl>
+      <w:tblPr>
+        <w:tblW w:type="auto" w:w="0"/>
+        <w:jc w:val="center"/>
+        <w:tblLayout w:type="fixed"/>
+        <w:tblLook w:firstColumn="1" w:firstRow="1" w:lastColumn="0" w:lastRow="0" w:noHBand="0" w:noVBand="1" w:val="04A0"/>
+        <w:tblBorders>
+          <w:top w:val="single" w:sz="6" w:space="0" w:color="D9D9D9"/>
+          <w:left w:val="single" w:sz="6" w:space="0" w:color="D9D9D9"/>
+          <w:bottom w:val="single" w:sz="6" w:space="0" w:color="D9D9D9"/>
+          <w:right w:val="single" w:sz="6" w:space="0" w:color="D9D9D9"/>
+          <w:insideH w:val="single" w:sz="6" w:space="0" w:color="D9D9D9"/>
+          <w:insideV w:val="single" w:sz="6" w:space="0" w:color="D9D9D9"/>
+        </w:tblBorders>
+      </w:tblPr>
+      <w:tblGrid>
+        <w:gridCol w:w="2436"/>
+        <w:gridCol w:w="2436"/>
+        <w:gridCol w:w="2436"/>
+        <w:gridCol w:w="2436"/>
+      </w:tblGrid>
+      <w:tr>
+        <w:trPr>
+          <w:tblHeader w:val="true"/>
+        </w:trPr>
+        <w:tc>
+          <w:tcPr>
+            <w:tcW w:type="dxa" w:w="3288"/>
+            <w:shd w:val="clear" w:color="auto" w:fill="1F3864"/>
+          </w:tcPr>
+          <w:p>
+            <w:pPr>
+              <w:spacing w:before="80" w:after="80" w:line="276" w:lineRule="auto"/>
+              <w:jc w:val="center"/>
+            </w:pPr>
+            <w:r/>
+            <w:r>
+              <w:rPr>
+                <w:rFonts w:ascii="Microsoft YaHei" w:hAnsi="Microsoft YaHei" w:eastAsia="Microsoft YaHei"/>
+                <w:b/>
+                <w:color w:val="FFFFFF"/>
+                <w:sz w:val="19"/>
+              </w:rPr>
+              <w:t>方案</w:t>
+            </w:r>
+          </w:p>
+        </w:tc>
+        <w:tc>
+          <w:tcPr>
+            <w:tcW w:type="dxa" w:w="1928"/>
+            <w:shd w:val="clear" w:color="auto" w:fill="1F3864"/>
+          </w:tcPr>
+          <w:p>
+            <w:pPr>
+              <w:spacing w:before="80" w:after="80" w:line="276" w:lineRule="auto"/>
+              <w:jc w:val="center"/>
+            </w:pPr>
+            <w:r/>
+            <w:r>
+              <w:rPr>
+                <w:rFonts w:ascii="Microsoft YaHei" w:hAnsi="Microsoft YaHei" w:eastAsia="Microsoft YaHei"/>
+                <w:b/>
+                <w:color w:val="FFFFFF"/>
+                <w:sz w:val="19"/>
+              </w:rPr>
+              <w:t>求值（顶点位移）</w:t>
+            </w:r>
+          </w:p>
+        </w:tc>
+        <w:tc>
+          <w:tcPr>
+            <w:tcW w:type="dxa" w:w="2041"/>
+            <w:shd w:val="clear" w:color="auto" w:fill="1F3864"/>
+          </w:tcPr>
+          <w:p>
+            <w:pPr>
+              <w:spacing w:before="80" w:after="80" w:line="276" w:lineRule="auto"/>
+              <w:jc w:val="center"/>
+            </w:pPr>
+            <w:r/>
+            <w:r>
+              <w:rPr>
+                <w:rFonts w:ascii="Microsoft YaHei" w:hAnsi="Microsoft YaHei" w:eastAsia="Microsoft YaHei"/>
+                <w:b/>
+                <w:color w:val="FFFFFF"/>
+                <w:sz w:val="19"/>
+              </w:rPr>
+              <w:t>绘制（逐三角形贴图）</w:t>
+            </w:r>
+          </w:p>
+        </w:tc>
+        <w:tc>
+          <w:tcPr>
+            <w:tcW w:type="dxa" w:w="1247"/>
+            <w:shd w:val="clear" w:color="auto" w:fill="1F3864"/>
+          </w:tcPr>
+          <w:p>
+            <w:pPr>
+              <w:spacing w:before="80" w:after="80" w:line="276" w:lineRule="auto"/>
+              <w:jc w:val="center"/>
+            </w:pPr>
+            <w:r/>
+            <w:r>
+              <w:rPr>
+                <w:rFonts w:ascii="Microsoft YaHei" w:hAnsi="Microsoft YaHei" w:eastAsia="Microsoft YaHei"/>
+                <w:b/>
+                <w:color w:val="FFFFFF"/>
+                <w:sz w:val="19"/>
+              </w:rPr>
+              <w:t>合计</w:t>
+            </w:r>
+          </w:p>
+        </w:tc>
+      </w:tr>
+      <w:tr>
+        <w:tc>
+          <w:tcPr>
+            <w:tcW w:type="dxa" w:w="3288"/>
+          </w:tcPr>
+          <w:p>
+            <w:pPr>
+              <w:spacing w:before="80" w:after="80" w:line="276" w:lineRule="auto"/>
+              <w:jc w:val="left"/>
+            </w:pPr>
+            <w:r/>
+            <w:r>
+              <w:rPr>
+                <w:rFonts w:ascii="Microsoft YaHei" w:hAnsi="Microsoft YaHei" w:eastAsia="Microsoft YaHei"/>
+                <w:b w:val="0"/>
+                <w:color w:val="000000"/>
+                <w:sz w:val="19"/>
+              </w:rPr>
+              <w:t>网格 12×14（336 个三角形）</w:t>
+            </w:r>
+          </w:p>
+        </w:tc>
+        <w:tc>
+          <w:tcPr>
+            <w:tcW w:type="dxa" w:w="1928"/>
+          </w:tcPr>
+          <w:p>
+            <w:pPr>
+              <w:spacing w:before="80" w:after="80" w:line="276" w:lineRule="auto"/>
+              <w:jc w:val="center"/>
+            </w:pPr>
+            <w:r/>
+            <w:r>
+              <w:rPr>
+                <w:rFonts w:ascii="Microsoft YaHei" w:hAnsi="Microsoft YaHei" w:eastAsia="Microsoft YaHei"/>
+                <w:b w:val="0"/>
+                <w:color w:val="000000"/>
+                <w:sz w:val="19"/>
+              </w:rPr>
+              <w:t>0.008 ms</w:t>
+            </w:r>
+          </w:p>
+        </w:tc>
+        <w:tc>
+          <w:tcPr>
+            <w:tcW w:type="dxa" w:w="2041"/>
+          </w:tcPr>
+          <w:p>
+            <w:pPr>
+              <w:spacing w:before="80" w:after="80" w:line="276" w:lineRule="auto"/>
+              <w:jc w:val="center"/>
+            </w:pPr>
+            <w:r/>
+            <w:r>
+              <w:rPr>
+                <w:rFonts w:ascii="Microsoft YaHei" w:hAnsi="Microsoft YaHei" w:eastAsia="Microsoft YaHei"/>
+                <w:b w:val="0"/>
+                <w:color w:val="000000"/>
+                <w:sz w:val="19"/>
+              </w:rPr>
+              <w:t>0.997 ms</w:t>
+            </w:r>
+          </w:p>
+        </w:tc>
+        <w:tc>
+          <w:tcPr>
+            <w:tcW w:type="dxa" w:w="1247"/>
+          </w:tcPr>
+          <w:p>
+            <w:pPr>
+              <w:spacing w:before="80" w:after="80" w:line="276" w:lineRule="auto"/>
+              <w:jc w:val="center"/>
+            </w:pPr>
+            <w:r/>
+            <w:r>
+              <w:rPr>
+                <w:rFonts w:ascii="Microsoft YaHei" w:hAnsi="Microsoft YaHei" w:eastAsia="Microsoft YaHei"/>
+                <w:b w:val="0"/>
+                <w:color w:val="000000"/>
+                <w:sz w:val="19"/>
+              </w:rPr>
+              <w:t>约 1.0 ms</w:t>
+            </w:r>
+          </w:p>
+        </w:tc>
+      </w:tr>
+      <w:tr>
+        <w:tc>
+          <w:tcPr>
+            <w:tcW w:type="dxa" w:w="3288"/>
+            <w:shd w:val="clear" w:color="auto" w:fill="F2F5FA"/>
+          </w:tcPr>
+          <w:p>
+            <w:pPr>
+              <w:spacing w:before="80" w:after="80" w:line="276" w:lineRule="auto"/>
+              <w:jc w:val="left"/>
+            </w:pPr>
+            <w:r/>
+            <w:r>
+              <w:rPr>
+                <w:rFonts w:ascii="Microsoft YaHei" w:hAnsi="Microsoft YaHei" w:eastAsia="Microsoft YaHei"/>
+                <w:b w:val="0"/>
+                <w:color w:val="000000"/>
+                <w:sz w:val="19"/>
+              </w:rPr>
+              <w:t>网格 24×28（1344 个三角形）</w:t>
+            </w:r>
+          </w:p>
+        </w:tc>
+        <w:tc>
+          <w:tcPr>
+            <w:tcW w:type="dxa" w:w="1928"/>
+            <w:shd w:val="clear" w:color="auto" w:fill="F2F5FA"/>
+          </w:tcPr>
+          <w:p>
+            <w:pPr>
+              <w:spacing w:before="80" w:after="80" w:line="276" w:lineRule="auto"/>
+              <w:jc w:val="center"/>
+            </w:pPr>
+            <w:r/>
+            <w:r>
+              <w:rPr>
+                <w:rFonts w:ascii="Microsoft YaHei" w:hAnsi="Microsoft YaHei" w:eastAsia="Microsoft YaHei"/>
+                <w:b w:val="0"/>
+                <w:color w:val="000000"/>
+                <w:sz w:val="19"/>
+              </w:rPr>
+              <w:t>0.009 ms</w:t>
+            </w:r>
+          </w:p>
+        </w:tc>
+        <w:tc>
+          <w:tcPr>
+            <w:tcW w:type="dxa" w:w="2041"/>
+            <w:shd w:val="clear" w:color="auto" w:fill="F2F5FA"/>
+          </w:tcPr>
+          <w:p>
+            <w:pPr>
+              <w:spacing w:before="80" w:after="80" w:line="276" w:lineRule="auto"/>
+              <w:jc w:val="center"/>
+            </w:pPr>
+            <w:r/>
+            <w:r>
+              <w:rPr>
+                <w:rFonts w:ascii="Microsoft YaHei" w:hAnsi="Microsoft YaHei" w:eastAsia="Microsoft YaHei"/>
+                <w:b w:val="0"/>
+                <w:color w:val="000000"/>
+                <w:sz w:val="19"/>
+              </w:rPr>
+              <w:t>2.233 ms</w:t>
+            </w:r>
+          </w:p>
+        </w:tc>
+        <w:tc>
+          <w:tcPr>
+            <w:tcW w:type="dxa" w:w="1247"/>
+            <w:shd w:val="clear" w:color="auto" w:fill="F2F5FA"/>
+          </w:tcPr>
+          <w:p>
+            <w:pPr>
+              <w:spacing w:before="80" w:after="80" w:line="276" w:lineRule="auto"/>
+              <w:jc w:val="center"/>
+            </w:pPr>
+            <w:r/>
+            <w:r>
+              <w:rPr>
+                <w:rFonts w:ascii="Microsoft YaHei" w:hAnsi="Microsoft YaHei" w:eastAsia="Microsoft YaHei"/>
+                <w:b w:val="0"/>
+                <w:color w:val="000000"/>
+                <w:sz w:val="19"/>
+              </w:rPr>
+              <w:t>约 2.2 ms</w:t>
+            </w:r>
+          </w:p>
+        </w:tc>
+      </w:tr>
+      <w:tr>
+        <w:tc>
+          <w:tcPr>
+            <w:tcW w:type="dxa" w:w="3288"/>
+          </w:tcPr>
+          <w:p>
+            <w:pPr>
+              <w:spacing w:before="80" w:after="80" w:line="276" w:lineRule="auto"/>
+              <w:jc w:val="left"/>
+            </w:pPr>
+            <w:r/>
+            <w:r>
+              <w:rPr>
+                <w:rFonts w:ascii="Microsoft YaHei" w:hAnsi="Microsoft YaHei" w:eastAsia="Microsoft YaHei"/>
+                <w:b w:val="0"/>
+                <w:color w:val="000000"/>
+                <w:sz w:val="19"/>
+              </w:rPr>
+              <w:t>对照：整图直贴（现在的做法）</w:t>
+            </w:r>
+          </w:p>
+        </w:tc>
+        <w:tc>
+          <w:tcPr>
+            <w:tcW w:type="dxa" w:w="1928"/>
+          </w:tcPr>
+          <w:p>
+            <w:pPr>
+              <w:spacing w:before="80" w:after="80" w:line="276" w:lineRule="auto"/>
+              <w:jc w:val="center"/>
+            </w:pPr>
+            <w:r/>
+            <w:r>
+              <w:rPr>
+                <w:rFonts w:ascii="Microsoft YaHei" w:hAnsi="Microsoft YaHei" w:eastAsia="Microsoft YaHei"/>
+                <w:b w:val="0"/>
+                <w:color w:val="000000"/>
+                <w:sz w:val="19"/>
+              </w:rPr>
+              <w:t>—</w:t>
+            </w:r>
+          </w:p>
+        </w:tc>
+        <w:tc>
+          <w:tcPr>
+            <w:tcW w:type="dxa" w:w="2041"/>
+          </w:tcPr>
+          <w:p>
+            <w:pPr>
+              <w:spacing w:before="80" w:after="80" w:line="276" w:lineRule="auto"/>
+              <w:jc w:val="center"/>
+            </w:pPr>
+            <w:r/>
+            <w:r>
+              <w:rPr>
+                <w:rFonts w:ascii="Microsoft YaHei" w:hAnsi="Microsoft YaHei" w:eastAsia="Microsoft YaHei"/>
+                <w:b w:val="0"/>
+                <w:color w:val="000000"/>
+                <w:sz w:val="19"/>
+              </w:rPr>
+              <w:t>0.077 ms</w:t>
+            </w:r>
+          </w:p>
+        </w:tc>
+        <w:tc>
+          <w:tcPr>
+            <w:tcW w:type="dxa" w:w="1247"/>
+          </w:tcPr>
+          <w:p>
+            <w:pPr>
+              <w:spacing w:before="80" w:after="80" w:line="276" w:lineRule="auto"/>
+              <w:jc w:val="center"/>
+            </w:pPr>
+            <w:r/>
+            <w:r>
+              <w:rPr>
+                <w:rFonts w:ascii="Microsoft YaHei" w:hAnsi="Microsoft YaHei" w:eastAsia="Microsoft YaHei"/>
+                <w:b w:val="0"/>
+                <w:color w:val="000000"/>
+                <w:sz w:val="19"/>
+              </w:rPr>
+              <w:t>0.08 ms</w:t>
+            </w:r>
+          </w:p>
+        </w:tc>
+      </w:tr>
+    </w:tbl>
+    <w:p>
+      <w:pPr>
+        <w:spacing w:after="160" w:line="336" w:lineRule="auto"/>
+      </w:pPr>
+      <w:r>
+        <w:rPr>
+          <w:rFonts w:ascii="Microsoft YaHei" w:hAnsi="Microsoft YaHei" w:eastAsia="Microsoft YaHei"/>
+          <w:b w:val="0"/>
+          <w:color w:val="000000"/>
+          <w:sz w:val="21"/>
+        </w:rPr>
+        <w:t>每帧预算是 8.33 ms。两种网格密度分别占约 12% 和 27%，都留得住；求值几乎不花时间，代价全在逐三角形贴图。结论是继续走蒙皮路线，不退回「分段刚体」那条备选，正式实现时按「关节附近加密、其余稀疏」来分配三角形。</w:t>
+      </w:r>
+    </w:p>
+    <w:p>
+      <w:pPr>
+        <w:spacing w:before="200" w:after="80"/>
+        <w:jc w:val="center"/>
+      </w:pPr>
+      <w:r>
+        <w:drawing>
+          <wp:inline xmlns:a="http://schemas.openxmlformats.org/drawingml/2006/main" xmlns:pic="http://schemas.openxmlformats.org/drawingml/2006/picture">
+            <wp:extent cx="5400000" cy="3115385"/>
+            <wp:docPr id="2" name="Picture 2"/>
+            <wp:cNvGraphicFramePr>
+              <a:graphicFrameLocks noChangeAspect="1"/>
+            </wp:cNvGraphicFramePr>
+            <a:graphic>
+              <a:graphicData uri="http://schemas.openxmlformats.org/drawingml/2006/picture">
+                <pic:pic>
+                  <pic:nvPicPr>
+                    <pic:cNvPr id="0" name="mesh-check.png"/>
+                    <pic:cNvPicPr/>
+                  </pic:nvPicPr>
+                  <pic:blipFill>
+                    <a:blip r:embed="rId10"/>
+                    <a:stretch>
+                      <a:fillRect/>
+                    </a:stretch>
+                  </pic:blipFill>
+                  <pic:spPr>
+                    <a:xfrm>
+                      <a:off x="0" y="0"/>
+                      <a:ext cx="5400000" cy="3115385"/>
+                    </a:xfrm>
+                    <a:prstGeom prst="rect"/>
+                  </pic:spPr>
+                </pic:pic>
+              </a:graphicData>
+            </a:graphic>
+          </wp:inline>
+        </w:drawing>
+      </w:r>
+    </w:p>
+    <w:p>
+      <w:pPr>
+        <w:spacing w:after="200"/>
+        <w:jc w:val="center"/>
+      </w:pPr>
+      <w:r>
+        <w:rPr>
+          <w:rFonts w:ascii="Microsoft YaHei" w:hAnsi="Microsoft YaHei" w:eastAsia="Microsoft YaHei"/>
+          <w:b w:val="0"/>
+          <w:color w:val="000000"/>
+          <w:sz w:val="18"/>
+        </w:rPr>
+        <w:t>图 2　网格变形验收：上排是弯曲结果，下排叠了网格线；四列依次是 0、15、30、45 度，关节处都是连续弧线，没有缺口</w:t>
+      </w:r>
+    </w:p>
+    <w:p>
+      <w:pPr>
+        <w:spacing w:after="160" w:line="336" w:lineRule="auto"/>
+      </w:pPr>
+      <w:r>
+        <w:rPr>
+          <w:rFonts w:ascii="Microsoft YaHei" w:hAnsi="Microsoft YaHei" w:eastAsia="Microsoft YaHei"/>
+          <w:b w:val="0"/>
+          <w:color w:val="000000"/>
+          <w:sz w:val="21"/>
+        </w:rPr>
+        <w:t>下一步按方案里的任务顺序推进：先搭骨树与链式动力学，再把踱步等现有动作迁到骨架上，然后做拎起来（用现有素材就能做完），最后做美术返工与招手。</w:t>
+      </w:r>
+    </w:p>
     <w:sectPr>
       <w:pgSz w:w="12240" w:h="15840"/>
       <w:pgMar w:top="1134" w:right="1247" w:bottom="1134" w:left="1247" w:header="720" w:footer="720" w:gutter="0"/>

--- a/docs/桌宠项目进度日志.docx
+++ b/docs/桌宠项目进度日志.docx
@@ -5924,7 +5924,90 @@
           <w:color w:val="000000"/>
           <w:sz w:val="21"/>
         </w:rPr>
-        <w:t>下一步按方案里的任务顺序推进：先搭骨树与链式动力学，再把踱步等现有动作迁到骨架上，然后做拎起来（用现有素材就能做完），最后做美术返工与招手。</w:t>
+        <w:t>第二组接着把骨树、双骨 IK 和说明文档做完（29 项任务里已完成 6 项）。骨架没有另写一套坐标，髋部、握点、杖底三个关节直接读拆件的值，所以「骨架和拆件对齐」是结构上的，不靠两处常量互相凑。</w:t>
+      </w:r>
+    </w:p>
+    <w:p>
+      <w:pPr>
+        <w:spacing w:before="200" w:after="80"/>
+        <w:jc w:val="center"/>
+      </w:pPr>
+      <w:r>
+        <w:drawing>
+          <wp:inline xmlns:a="http://schemas.openxmlformats.org/drawingml/2006/main" xmlns:pic="http://schemas.openxmlformats.org/drawingml/2006/picture">
+            <wp:extent cx="5400000" cy="2040000"/>
+            <wp:docPr id="3" name="Picture 3"/>
+            <wp:cNvGraphicFramePr>
+              <a:graphicFrameLocks noChangeAspect="1"/>
+            </wp:cNvGraphicFramePr>
+            <a:graphic>
+              <a:graphicData uri="http://schemas.openxmlformats.org/drawingml/2006/picture">
+                <pic:pic>
+                  <pic:nvPicPr>
+                    <pic:cNvPr id="0" name="skeleton-check.png"/>
+                    <pic:cNvPicPr/>
+                  </pic:nvPicPr>
+                  <pic:blipFill>
+                    <a:blip r:embed="rId11"/>
+                    <a:stretch>
+                      <a:fillRect/>
+                    </a:stretch>
+                  </pic:blipFill>
+                  <pic:spPr>
+                    <a:xfrm>
+                      <a:off x="0" y="0"/>
+                      <a:ext cx="5400000" cy="2040000"/>
+                    </a:xfrm>
+                    <a:prstGeom prst="rect"/>
+                  </pic:spPr>
+                </pic:pic>
+              </a:graphicData>
+            </a:graphic>
+          </wp:inline>
+        </w:drawing>
+      </w:r>
+    </w:p>
+    <w:p>
+      <w:pPr>
+        <w:spacing w:after="200"/>
+        <w:jc w:val="center"/>
+      </w:pPr>
+      <w:r>
+        <w:rPr>
+          <w:rFonts w:ascii="Microsoft YaHei" w:hAnsi="Microsoft YaHei" w:eastAsia="Microsoft YaHei"/>
+          <w:b w:val="0"/>
+          <w:color w:val="000000"/>
+          <w:sz w:val="18"/>
+        </w:rPr>
+        <w:t>图 3　骨架验收：角色画成半透明，蓝线是骨头、橙点是关节、紫点是根节点；三格分别是静止姿态、摆腿甩灯、用 IK 够目标点（绿十字）</w:t>
+      </w:r>
+    </w:p>
+    <w:p>
+      <w:pPr>
+        <w:spacing w:after="160" w:line="336" w:lineRule="auto"/>
+      </w:pPr>
+      <w:r>
+        <w:rPr>
+          <w:rFonts w:ascii="Microsoft YaHei" w:hAnsi="Microsoft YaHei" w:eastAsia="Microsoft YaHei"/>
+          <w:b w:val="0"/>
+          <w:color w:val="000000"/>
+          <w:sz w:val="21"/>
+        </w:rPr>
+        <w:t>每项都留了可复跑的自检。改完坐标跑一次预览工具，日志里会打出「骨架自检 关节与拆件坐标最大偏差 0.000000 原生像素」和「IK 自检 186 组目标 末端最大误差 0.000000 设备像素」；肩关节与肘关节在现有扁平立绘上看不出来，暂时按估计值放，等美术返工做出分层部件后再量真实位置。</w:t>
+      </w:r>
+    </w:p>
+    <w:p>
+      <w:pPr>
+        <w:spacing w:after="160" w:line="336" w:lineRule="auto"/>
+      </w:pPr>
+      <w:r>
+        <w:rPr>
+          <w:rFonts w:ascii="Microsoft YaHei" w:hAnsi="Microsoft YaHei" w:eastAsia="Microsoft YaHei"/>
+          <w:b w:val="0"/>
+          <w:color w:val="000000"/>
+          <w:sz w:val="21"/>
+        </w:rPr>
+        <w:t>下一步是把网格变形接进桌宠的绘制路径，再把踱步等现有动作迁到骨架上，然后做拎起来（用现有素材就能做完），最后做美术返工与招手。</w:t>
       </w:r>
     </w:p>
     <w:sectPr>

--- a/docs/桌宠项目进度日志.docx
+++ b/docs/桌宠项目进度日志.docx
@@ -5993,7 +5993,7 @@
           <w:color w:val="000000"/>
           <w:sz w:val="21"/>
         </w:rPr>
-        <w:t>每项都留了可复跑的自检。改完坐标跑一次预览工具，日志里会打出「骨架自检 关节与拆件坐标最大偏差 0.000000 原生像素」和「IK 自检 186 组目标 末端最大误差 0.000000 设备像素」；肩关节与肘关节在现有扁平立绘上看不出来，暂时按估计值放，等美术返工做出分层部件后再量真实位置。</w:t>
+        <w:t>每项都留了可复跑的自检。改完坐标跑一次预览工具，日志里就会打出结果：骨架关节与拆件坐标的偏差、IK 的末端误差、蒙皮在静止姿态下的顶点位移、以及链式摆动多久能停住。肩关节与肘关节在现有扁平立绘上看不出来，暂时按估计值放，等美术返工做出分层部件后再量真实位置。</w:t>
       </w:r>
     </w:p>
     <w:p>
@@ -6007,7 +6007,284 @@
           <w:color w:val="000000"/>
           <w:sz w:val="21"/>
         </w:rPr>
-        <w:t>下一步是把网格变形接进桌宠的绘制路径，再把踱步等现有动作迁到骨架上，然后做拎起来（用现有素材就能做完），最后做美术返工与招手。</w:t>
+        <w:t>第三组「链式柔性」做完时改过一次方案。第一版按设计文档的思路把单摆串成链，结果被自检直接证伪：所有链节等长、固有频率相同，每一级都正好踩在上一级的共振点上，越往下振幅越大，最后死死卡在限位上不收敛——把限位从 40 度收到 8 度，后两节依然精确停在 8 度，说明不是限位的问题。改成 Verlet 积分加距离约束之后，同一份输入前 4 秒顶在限位、之后每秒衰减约 3 倍，12 秒内稳稳停住，而且每节杆长偏差是 0.000000 像素。</w:t>
+      </w:r>
+    </w:p>
+    <w:tbl>
+      <w:tblPr>
+        <w:tblW w:type="auto" w:w="0"/>
+        <w:jc w:val="center"/>
+        <w:tblLayout w:type="fixed"/>
+        <w:tblLook w:firstColumn="1" w:firstRow="1" w:lastColumn="0" w:lastRow="0" w:noHBand="0" w:noVBand="1" w:val="04A0"/>
+        <w:tblBorders>
+          <w:top w:val="single" w:sz="6" w:space="0" w:color="D9D9D9"/>
+          <w:left w:val="single" w:sz="6" w:space="0" w:color="D9D9D9"/>
+          <w:bottom w:val="single" w:sz="6" w:space="0" w:color="D9D9D9"/>
+          <w:right w:val="single" w:sz="6" w:space="0" w:color="D9D9D9"/>
+          <w:insideH w:val="single" w:sz="6" w:space="0" w:color="D9D9D9"/>
+          <w:insideV w:val="single" w:sz="6" w:space="0" w:color="D9D9D9"/>
+        </w:tblBorders>
+      </w:tblPr>
+      <w:tblGrid>
+        <w:gridCol w:w="4873"/>
+        <w:gridCol w:w="4873"/>
+      </w:tblGrid>
+      <w:tr>
+        <w:trPr>
+          <w:tblHeader w:val="true"/>
+        </w:trPr>
+        <w:tc>
+          <w:tcPr>
+            <w:tcW w:type="dxa" w:w="1474"/>
+            <w:shd w:val="clear" w:color="auto" w:fill="1F3864"/>
+          </w:tcPr>
+          <w:p>
+            <w:pPr>
+              <w:spacing w:before="80" w:after="80" w:line="276" w:lineRule="auto"/>
+              <w:jc w:val="center"/>
+            </w:pPr>
+            <w:r/>
+            <w:r>
+              <w:rPr>
+                <w:rFonts w:ascii="Microsoft YaHei" w:hAnsi="Microsoft YaHei" w:eastAsia="Microsoft YaHei"/>
+                <w:b/>
+                <w:color w:val="FFFFFF"/>
+                <w:sz w:val="19"/>
+              </w:rPr>
+              <w:t>环节</w:t>
+            </w:r>
+          </w:p>
+        </w:tc>
+        <w:tc>
+          <w:tcPr>
+            <w:tcW w:type="dxa" w:w="7030"/>
+            <w:shd w:val="clear" w:color="auto" w:fill="1F3864"/>
+          </w:tcPr>
+          <w:p>
+            <w:pPr>
+              <w:spacing w:before="80" w:after="80" w:line="276" w:lineRule="auto"/>
+              <w:jc w:val="center"/>
+            </w:pPr>
+            <w:r/>
+            <w:r>
+              <w:rPr>
+                <w:rFonts w:ascii="Microsoft YaHei" w:hAnsi="Microsoft YaHei" w:eastAsia="Microsoft YaHei"/>
+                <w:b/>
+                <w:color w:val="FFFFFF"/>
+                <w:sz w:val="19"/>
+              </w:rPr>
+              <w:t>关键实测</w:t>
+            </w:r>
+          </w:p>
+        </w:tc>
+      </w:tr>
+      <w:tr>
+        <w:tc>
+          <w:tcPr>
+            <w:tcW w:type="dxa" w:w="1474"/>
+          </w:tcPr>
+          <w:p>
+            <w:pPr>
+              <w:spacing w:before="80" w:after="80" w:line="276" w:lineRule="auto"/>
+              <w:jc w:val="left"/>
+            </w:pPr>
+            <w:r/>
+            <w:r>
+              <w:rPr>
+                <w:rFonts w:ascii="Microsoft YaHei" w:hAnsi="Microsoft YaHei" w:eastAsia="Microsoft YaHei"/>
+                <w:b w:val="0"/>
+                <w:color w:val="000000"/>
+                <w:sz w:val="19"/>
+              </w:rPr>
+              <w:t>骨架与 IK</w:t>
+            </w:r>
+          </w:p>
+        </w:tc>
+        <w:tc>
+          <w:tcPr>
+            <w:tcW w:type="dxa" w:w="7030"/>
+          </w:tcPr>
+          <w:p>
+            <w:pPr>
+              <w:spacing w:before="80" w:after="80" w:line="276" w:lineRule="auto"/>
+              <w:jc w:val="left"/>
+            </w:pPr>
+            <w:r/>
+            <w:r>
+              <w:rPr>
+                <w:rFonts w:ascii="Microsoft YaHei" w:hAnsi="Microsoft YaHei" w:eastAsia="Microsoft YaHei"/>
+                <w:b w:val="0"/>
+                <w:color w:val="000000"/>
+                <w:sz w:val="19"/>
+              </w:rPr>
+              <w:t>关节与拆件坐标偏差 0.000000 原生像素；IK 186 组目标末端误差 0.000000 设备像素</w:t>
+            </w:r>
+          </w:p>
+        </w:tc>
+      </w:tr>
+      <w:tr>
+        <w:tc>
+          <w:tcPr>
+            <w:tcW w:type="dxa" w:w="1474"/>
+            <w:shd w:val="clear" w:color="auto" w:fill="F2F5FA"/>
+          </w:tcPr>
+          <w:p>
+            <w:pPr>
+              <w:spacing w:before="80" w:after="80" w:line="276" w:lineRule="auto"/>
+              <w:jc w:val="left"/>
+            </w:pPr>
+            <w:r/>
+            <w:r>
+              <w:rPr>
+                <w:rFonts w:ascii="Microsoft YaHei" w:hAnsi="Microsoft YaHei" w:eastAsia="Microsoft YaHei"/>
+                <w:b w:val="0"/>
+                <w:color w:val="000000"/>
+                <w:sz w:val="19"/>
+              </w:rPr>
+              <w:t>网格蒙皮</w:t>
+            </w:r>
+          </w:p>
+        </w:tc>
+        <w:tc>
+          <w:tcPr>
+            <w:tcW w:type="dxa" w:w="7030"/>
+            <w:shd w:val="clear" w:color="auto" w:fill="F2F5FA"/>
+          </w:tcPr>
+          <w:p>
+            <w:pPr>
+              <w:spacing w:before="80" w:after="80" w:line="276" w:lineRule="auto"/>
+              <w:jc w:val="left"/>
+            </w:pPr>
+            <w:r/>
+            <w:r>
+              <w:rPr>
+                <w:rFonts w:ascii="Microsoft YaHei" w:hAnsi="Microsoft YaHei" w:eastAsia="Microsoft YaHei"/>
+                <w:b w:val="0"/>
+                <w:color w:val="000000"/>
+                <w:sz w:val="19"/>
+              </w:rPr>
+              <w:t>静止姿态顶点位移 0.000000000 原生像素；每帧重算平均 0.015 毫秒（120 Hz 预算 8.33 毫秒）</w:t>
+            </w:r>
+          </w:p>
+        </w:tc>
+      </w:tr>
+      <w:tr>
+        <w:tc>
+          <w:tcPr>
+            <w:tcW w:type="dxa" w:w="1474"/>
+          </w:tcPr>
+          <w:p>
+            <w:pPr>
+              <w:spacing w:before="80" w:after="80" w:line="276" w:lineRule="auto"/>
+              <w:jc w:val="left"/>
+            </w:pPr>
+            <w:r/>
+            <w:r>
+              <w:rPr>
+                <w:rFonts w:ascii="Microsoft YaHei" w:hAnsi="Microsoft YaHei" w:eastAsia="Microsoft YaHei"/>
+                <w:b w:val="0"/>
+                <w:color w:val="000000"/>
+                <w:sz w:val="19"/>
+              </w:rPr>
+              <w:t>链式柔性</w:t>
+            </w:r>
+          </w:p>
+        </w:tc>
+        <w:tc>
+          <w:tcPr>
+            <w:tcW w:type="dxa" w:w="7030"/>
+          </w:tcPr>
+          <w:p>
+            <w:pPr>
+              <w:spacing w:before="80" w:after="80" w:line="276" w:lineRule="auto"/>
+              <w:jc w:val="left"/>
+            </w:pPr>
+            <w:r/>
+            <w:r>
+              <w:rPr>
+                <w:rFonts w:ascii="Microsoft YaHei" w:hAnsi="Microsoft YaHei" w:eastAsia="Microsoft YaHei"/>
+                <w:b w:val="0"/>
+                <w:color w:val="000000"/>
+                <w:sz w:val="19"/>
+              </w:rPr>
+              <w:t>末端滞后 0.100 秒；停摆 4.47 秒内所有关节落到 1 度以内；杆长偏差 0.000000 像素</w:t>
+            </w:r>
+          </w:p>
+        </w:tc>
+      </w:tr>
+      <w:tr>
+        <w:tc>
+          <w:tcPr>
+            <w:tcW w:type="dxa" w:w="1474"/>
+            <w:shd w:val="clear" w:color="auto" w:fill="F2F5FA"/>
+          </w:tcPr>
+          <w:p>
+            <w:pPr>
+              <w:spacing w:before="80" w:after="80" w:line="276" w:lineRule="auto"/>
+              <w:jc w:val="left"/>
+            </w:pPr>
+            <w:r/>
+            <w:r>
+              <w:rPr>
+                <w:rFonts w:ascii="Microsoft YaHei" w:hAnsi="Microsoft YaHei" w:eastAsia="Microsoft YaHei"/>
+                <w:b w:val="0"/>
+                <w:color w:val="000000"/>
+                <w:sz w:val="19"/>
+              </w:rPr>
+              <w:t>参数进配置</w:t>
+            </w:r>
+          </w:p>
+        </w:tc>
+        <w:tc>
+          <w:tcPr>
+            <w:tcW w:type="dxa" w:w="7030"/>
+            <w:shd w:val="clear" w:color="auto" w:fill="F2F5FA"/>
+          </w:tcPr>
+          <w:p>
+            <w:pPr>
+              <w:spacing w:before="80" w:after="80" w:line="276" w:lineRule="auto"/>
+              <w:jc w:val="left"/>
+            </w:pPr>
+            <w:r/>
+            <w:r>
+              <w:rPr>
+                <w:rFonts w:ascii="Microsoft YaHei" w:hAnsi="Microsoft YaHei" w:eastAsia="Microsoft YaHei"/>
+                <w:b w:val="0"/>
+                <w:color w:val="000000"/>
+                <w:sz w:val="19"/>
+              </w:rPr>
+              <w:t>只把发丝阻尼从 2.5 改成 6.0：发丝停摆 4.47→2.05 秒，袖子与袍摆的表现完全不变</w:t>
+            </w:r>
+          </w:p>
+        </w:tc>
+      </w:tr>
+    </w:tbl>
+    <w:p>
+      <w:pPr>
+        <w:spacing w:after="160" w:line="336" w:lineRule="auto"/>
+      </w:pPr>
+      <w:r>
+        <w:rPr>
+          <w:rFonts w:ascii="Microsoft YaHei" w:hAnsi="Microsoft YaHei" w:eastAsia="Microsoft YaHei"/>
+          <w:b w:val="0"/>
+          <w:color w:val="000000"/>
+          <w:sz w:val="21"/>
+        </w:rPr>
+        <w:t>期间还发现两个必须等美术返工之后才能解决的问题：一是整张图统一按距离分配蒙皮权重，会让同一块材质被两根骨头拉扯（提灯杖会被撕成一条长条、灯笼糊到脸上），权重必须改成「先认部件、再认距离」；二是柔性链目前只验了数值上的滞后与收敛，还没和真实发丝、袖子的图形合过。</w:t>
+      </w:r>
+    </w:p>
+    <w:p>
+      <w:pPr>
+        <w:spacing w:after="160" w:line="336" w:lineRule="auto"/>
+      </w:pPr>
+      <w:r>
+        <w:rPr>
+          <w:rFonts w:ascii="Microsoft YaHei" w:hAnsi="Microsoft YaHei" w:eastAsia="Microsoft YaHei"/>
+          <w:b w:val="0"/>
+          <w:color w:val="000000"/>
+          <w:sz w:val="21"/>
+        </w:rPr>
+        <w:t>下一步：把踱步等现有动作迁到骨架上、做被鼠标拎起来，然后做美术返工（从 2048 原立绘重出母图并拆件，用本机 ComfyUI 补缺失的像素），最后做招手。网格蒙皮接进桌宠这一步要排到拆件之后，因为权重得按部件来分。</w:t>
       </w:r>
     </w:p>
     <w:sectPr>

--- a/docs/桌宠项目进度日志.docx
+++ b/docs/桌宠项目进度日志.docx
@@ -4,6 +4,14 @@
   <w:body>
     <w:p>
       <w:pPr>
+        <w:pStyle w:val="Title"/>
+        <w:pBdr>
+          <w:top w:val="nil"/>
+          <w:bottom w:val="nil"/>
+          <w:left w:val="nil"/>
+          <w:right w:val="nil"/>
+          <w:between w:val="nil"/>
+        </w:pBdr>
         <w:spacing w:after="80"/>
       </w:pPr>
       <w:r>
@@ -27,7 +35,7 @@
           <w:color w:val="000000"/>
           <w:sz w:val="21"/>
         </w:rPr>
-        <w:t>记录计划、过程与结果 · 更新于 2026-10-15（骨骼动画方案落成、第一版验证通过）</w:t>
+        <w:t>记录计划、过程与结果 · 更新于 2026-10-15（Q 版分层与补洞候选验证）</w:t>
       </w:r>
     </w:p>
     <w:p>
@@ -41,11 +49,12 @@
           <w:color w:val="000000"/>
           <w:sz w:val="21"/>
         </w:rPr>
-        <w:t>这份日志用来跟踪桌宠项目的推进过程，方便随时看清已经完成了什么、每一步是怎么做的、结果如何，以及下一步要做什么。当前进度是：第一步「点击展开三角形菜单」已经完成并通过实机验证，随后按使用反馈做了第二轮调整（角色缩小、菜单移到头顶上方、去掉悬停文字），第五步「让桌宠动起来」也已完成，并在被退回一次后返工做对；计划表、常用文件、视频网站三个功能还只是占位按钮，等待后续实现。最新一轮把目标提到骨骼动画（关节要能连续弯），并新增被鼠标拎起来与招手两个动作，方案已经落成，第一版性能验证通过，细节见第十二节。</w:t>
+        <w:t>这份日志用来跟踪桌宠项目的推进过程，方便随时看清已经完成了什么、每一步是怎么做的、结果如何，以及下一步要做什么。当前进度是：第一步「点击展开三角形菜单」已经完成并通过实机验证，随后按使用反馈做了第二轮调整（角色缩小、菜单移到头顶上方、去掉悬停文字），第五步「让桌宠动起来」也已完成，并在被退回一次后返工做对；计划表、常用文件、视频网站三个功能还只是占位按钮，等待后续实现。最新一轮把目标提到骨骼动画（关节要能连续弯），并新增被鼠标拎起来与招手两个动作，性能验证已经通过，当前正制作用户确认的 Q 版分层素材；ComfyUI 已就绪，分层与补洞候选仍需通过正式验收。OpenSpec 已完成 12/29 项，本轮进展与剩余问题见第十三节。</w:t>
       </w:r>
     </w:p>
     <w:p>
       <w:pPr>
+        <w:keepNext/>
         <w:spacing w:before="280" w:after="120"/>
       </w:pPr>
       <w:r>
@@ -698,6 +707,7 @@
     </w:tbl>
     <w:p>
       <w:pPr>
+        <w:keepNext/>
         <w:spacing w:before="280" w:after="120"/>
       </w:pPr>
       <w:r>
@@ -1217,6 +1227,7 @@
     </w:tbl>
     <w:p>
       <w:pPr>
+        <w:keepNext/>
         <w:spacing w:before="280" w:after="120"/>
       </w:pPr>
       <w:r>
@@ -1260,7 +1271,7 @@
               <a:graphicData uri="http://schemas.openxmlformats.org/drawingml/2006/picture">
                 <pic:pic>
                   <pic:nvPicPr>
-                    <pic:cNvPr id="0" name="figure-step1-v5.png"/>
+                    <pic:cNvPr id="0" name="image1.png"/>
                     <pic:cNvPicPr/>
                   </pic:nvPicPr>
                   <pic:blipFill>
@@ -1593,6 +1604,7 @@
     </w:tbl>
     <w:p>
       <w:pPr>
+        <w:keepNext/>
         <w:spacing w:before="280" w:after="120"/>
       </w:pPr>
       <w:r>
@@ -2112,6 +2124,7 @@
     </w:tbl>
     <w:p>
       <w:pPr>
+        <w:keepNext/>
         <w:spacing w:before="280" w:after="120"/>
       </w:pPr>
       <w:r>
@@ -2231,7 +2244,7 @@
                 <w:color w:val="000000"/>
                 <w:sz w:val="19"/>
               </w:rPr>
-              <w:t>5 个源文件：入口、窗口、精灵、像素图标、日志</w:t>
+              <w:t>入口、窗口、精灵、骨架、蒙皮、链式动力学、图标与日志等源码</w:t>
             </w:r>
           </w:p>
         </w:tc>
@@ -2555,6 +2568,7 @@
     </w:tbl>
     <w:p>
       <w:pPr>
+        <w:keepNext/>
         <w:spacing w:before="280" w:after="120"/>
       </w:pPr>
       <w:r>
@@ -2564,7 +2578,7 @@
           <w:color w:val="000000"/>
           <w:sz w:val="28"/>
         </w:rPr>
-        <w:t>六、下一步计划</w:t>
+        <w:t>六 后续功能计划</w:t>
       </w:r>
     </w:p>
     <w:p>
@@ -2578,11 +2592,12 @@
           <w:color w:val="000000"/>
           <w:sz w:val="21"/>
         </w:rPr>
-        <w:t>第二步做计划表：用一个本地数据文件保存任务、时间和完成状态，点击三角形菜单左上角的清单按钮后，在桌宠旁边展开可勾选的面板。第三步做常用文件：读取 Windows 最近使用记录，统计出现频率最高的五个文件，点击即可直接打开。第四步做视频网站入口：调用系统默认浏览器打开 B 站网页版。三个功能都落地之后，再补待机动画与打包。</w:t>
+        <w:t>以下实用功能保留在后续计划中，当前先推进第十三节的骨骼素材工作。第二步做计划表：用一个本地数据文件保存任务、时间和完成状态，点击三角形菜单左上角的清单按钮后，在桌宠旁边展开可勾选的面板。第三步做常用文件：读取 Windows 最近使用记录，统计出现频率最高的五个文件，点击即可直接打开。第四步做视频网站入口：调用系统默认浏览器打开 B 站网页版。三个功能都落地之后，再补待机动画与打包。</w:t>
       </w:r>
     </w:p>
     <w:p>
       <w:pPr>
+        <w:keepNext/>
         <w:spacing w:before="280" w:after="120"/>
       </w:pPr>
       <w:r>
@@ -2800,6 +2815,7 @@
     </w:tbl>
     <w:p>
       <w:pPr>
+        <w:keepNext/>
         <w:spacing w:before="280" w:after="120"/>
       </w:pPr>
       <w:r>
@@ -3471,6 +3487,7 @@
     </w:tbl>
     <w:p>
       <w:pPr>
+        <w:keepNext/>
         <w:spacing w:before="280" w:after="120"/>
       </w:pPr>
       <w:r>
@@ -4202,6 +4219,7 @@
     </w:p>
     <w:p>
       <w:pPr>
+        <w:keepNext/>
         <w:spacing w:before="280" w:after="120"/>
       </w:pPr>
       <w:r>
@@ -4721,6 +4739,7 @@
     </w:tbl>
     <w:p>
       <w:pPr>
+        <w:keepNext/>
         <w:spacing w:before="280" w:after="120"/>
       </w:pPr>
       <w:r>
@@ -5088,6 +5107,7 @@
     </w:tbl>
     <w:p>
       <w:pPr>
+        <w:keepNext/>
         <w:spacing w:before="280" w:after="120"/>
       </w:pPr>
       <w:r>
@@ -5267,7 +5287,7 @@
                 <w:color w:val="000000"/>
                 <w:sz w:val="19"/>
               </w:rPr>
-              <w:t>只有肩、肘、髋、膝四处用蒙皮；头发、袖子、袍摆、提灯挂成链，每节一个阻尼单摆，直接复用现有提灯单摆那段代码</w:t>
+              <w:t>只有肩、肘、髋、膝四处用蒙皮；头发、袖子、袍摆、提灯挂成链，链式柔性已改为 Verlet 积分加距离约束，单摆只保留给提灯</w:t>
             </w:r>
           </w:p>
         </w:tc>
@@ -5311,7 +5331,7 @@
                 <w:color w:val="000000"/>
                 <w:sz w:val="19"/>
               </w:rPr>
-              <w:t>接受美术返工：从 2048 原立绘按整数倍降采样出 256 宽的新母图，比现在的 105 宽大一倍多，关节处的细节才看得见</w:t>
+              <w:t>用户已确认保留当前 Q 版外观：800×800 透明原图按 5 倍整数降采样，裁剪后仍为 105×123；2048 正常身材参考图只保留作历史实验</w:t>
             </w:r>
           </w:p>
         </w:tc>
@@ -5875,7 +5895,7 @@
               <a:graphicData uri="http://schemas.openxmlformats.org/drawingml/2006/picture">
                 <pic:pic>
                   <pic:nvPicPr>
-                    <pic:cNvPr id="0" name="mesh-check.png"/>
+                    <pic:cNvPr id="0" name="image2.png"/>
                     <pic:cNvPicPr/>
                   </pic:nvPicPr>
                   <pic:blipFill>
@@ -5924,7 +5944,7 @@
           <w:color w:val="000000"/>
           <w:sz w:val="21"/>
         </w:rPr>
-        <w:t>第二组接着把骨树、双骨 IK 和说明文档做完（29 项任务里已完成 6 项）。骨架没有另写一套坐标，髋部、握点、杖底三个关节直接读拆件的值，所以「骨架和拆件对齐」是结构上的，不靠两处常量互相凑。</w:t>
+        <w:t>第二组接着把骨树、双骨 IK 和说明文档做完（当时 29 项任务里已完成 6 项）。骨架没有另写一套坐标，髋部、握点、杖底三个关节直接读拆件的值，所以「骨架和拆件对齐」是结构上的，不靠两处常量互相凑。</w:t>
       </w:r>
     </w:p>
     <w:p>
@@ -5944,7 +5964,7 @@
               <a:graphicData uri="http://schemas.openxmlformats.org/drawingml/2006/picture">
                 <pic:pic>
                   <pic:nvPicPr>
-                    <pic:cNvPr id="0" name="skeleton-check.png"/>
+                    <pic:cNvPr id="0" name="image3.png"/>
                     <pic:cNvPicPr/>
                   </pic:nvPicPr>
                   <pic:blipFill>
@@ -6284,7 +6304,417 @@
           <w:color w:val="000000"/>
           <w:sz w:val="21"/>
         </w:rPr>
-        <w:t>下一步：把踱步等现有动作迁到骨架上、做被鼠标拎起来，然后做美术返工（从 2048 原立绘重出母图并拆件，用本机 ComfyUI 补缺失的像素），最后做招手。网格蒙皮接进桌宠这一步要排到拆件之后，因为权重得按部件来分。</w:t>
+        <w:t>当前顺序已调整为：先完成 Q 版正式分层与缺口补齐，再接入蒙皮、迁移既有动作，随后实现拎起和招手，最后验收包络与命中。分层是后续工作的前置条件，因为蒙皮权重必须按部件约束。</w:t>
+      </w:r>
+    </w:p>
+    <w:p>
+      <w:pPr>
+        <w:keepNext/>
+        <w:spacing w:before="280" w:after="120"/>
+      </w:pPr>
+      <w:r>
+        <w:rPr>
+          <w:rFonts w:ascii="Microsoft YaHei" w:hAnsi="Microsoft YaHei" w:eastAsia="Microsoft YaHei"/>
+          <w:b/>
+          <w:color w:val="000000"/>
+          <w:sz w:val="28"/>
+        </w:rPr>
+        <w:t>十三 Q 版分层与补洞阶段进度</w:t>
+      </w:r>
+    </w:p>
+    <w:p>
+      <w:pPr>
+        <w:spacing w:after="160" w:line="336" w:lineRule="auto"/>
+      </w:pPr>
+      <w:r>
+        <w:rPr>
+          <w:rFonts w:ascii="Microsoft YaHei" w:hAnsi="Microsoft YaHei" w:eastAsia="Microsoft YaHei"/>
+          <w:b w:val="0"/>
+          <w:color w:val="000000"/>
+          <w:sz w:val="21"/>
+        </w:rPr>
+        <w:t>2026 年 10 月 15 日，用户确认沿用当前 Q 版持杖外观。正式来源固定为 assets/像素角色/master-transparent-800.png；原图的内容采样范围是 [139,81,664,696)，按 5 倍降采样得到 105×123 精灵，与当前运行素材逐像素一致。SDXL 补洞模型已完整下载并通过 SHA-256 校验，两次衣袖冒烟执行和 6 项基础测试通过。</w:t>
+      </w:r>
+    </w:p>
+    <w:p>
+      <w:pPr>
+        <w:spacing w:after="160" w:line="336" w:lineRule="auto"/>
+      </w:pPr>
+      <w:r>
+        <w:rPr>
+          <w:rFonts w:ascii="Microsoft YaHei" w:hAnsi="Microsoft YaHei" w:eastAsia="Microsoft YaHei"/>
+          <w:b w:val="0"/>
+          <w:color w:val="000000"/>
+          <w:sz w:val="21"/>
+        </w:rPr>
+        <w:t>本轮把原来的四矩形拆件扩展为按轮廓定义的 22 个候选部件，分开手、杖、提灯、头部、双侧长发、衣摆、袖子和四肢。两条小臂在原图中被衣袖遮挡，初始层为空，必须通过补洞生成，不能把衣袖当成已经存在的小臂。每个部件记录来源、枢轴、骨头名、可见范围和缺失蒙版；关节余量默认 3 个原生像素，远侧脚踝为 4 个像素。</w:t>
+      </w:r>
+    </w:p>
+    <w:tbl>
+      <w:tblPr>
+        <w:tblW w:type="auto" w:w="0"/>
+        <w:jc w:val="center"/>
+        <w:tblLayout w:type="fixed"/>
+        <w:tblLook w:firstColumn="1" w:firstRow="1" w:lastColumn="0" w:lastRow="0" w:noHBand="0" w:noVBand="1" w:val="04A0"/>
+        <w:tblBorders>
+          <w:top w:val="single" w:sz="6" w:space="0" w:color="D9D9D9"/>
+          <w:left w:val="single" w:sz="6" w:space="0" w:color="D9D9D9"/>
+          <w:bottom w:val="single" w:sz="6" w:space="0" w:color="D9D9D9"/>
+          <w:right w:val="single" w:sz="6" w:space="0" w:color="D9D9D9"/>
+          <w:insideH w:val="single" w:sz="6" w:space="0" w:color="D9D9D9"/>
+          <w:insideV w:val="single" w:sz="6" w:space="0" w:color="D9D9D9"/>
+        </w:tblBorders>
+      </w:tblPr>
+      <w:tblGrid>
+        <w:gridCol w:w="4873"/>
+        <w:gridCol w:w="4873"/>
+      </w:tblGrid>
+      <w:tr>
+        <w:trPr>
+          <w:tblHeader w:val="true"/>
+        </w:trPr>
+        <w:tc>
+          <w:tcPr>
+            <w:tcW w:type="dxa" w:w="2268"/>
+            <w:shd w:val="clear" w:color="auto" w:fill="1F3864"/>
+          </w:tcPr>
+          <w:p>
+            <w:pPr>
+              <w:spacing w:before="80" w:after="80" w:line="276" w:lineRule="auto"/>
+              <w:jc w:val="center"/>
+            </w:pPr>
+            <w:r/>
+            <w:r>
+              <w:rPr>
+                <w:rFonts w:ascii="Microsoft YaHei" w:hAnsi="Microsoft YaHei" w:eastAsia="Microsoft YaHei"/>
+                <w:b/>
+                <w:color w:val="FFFFFF"/>
+                <w:sz w:val="19"/>
+              </w:rPr>
+              <w:t>检查项</w:t>
+            </w:r>
+          </w:p>
+        </w:tc>
+        <w:tc>
+          <w:tcPr>
+            <w:tcW w:type="dxa" w:w="6236"/>
+            <w:shd w:val="clear" w:color="auto" w:fill="1F3864"/>
+          </w:tcPr>
+          <w:p>
+            <w:pPr>
+              <w:spacing w:before="80" w:after="80" w:line="276" w:lineRule="auto"/>
+              <w:jc w:val="center"/>
+            </w:pPr>
+            <w:r/>
+            <w:r>
+              <w:rPr>
+                <w:rFonts w:ascii="Microsoft YaHei" w:hAnsi="Microsoft YaHei" w:eastAsia="Microsoft YaHei"/>
+                <w:b/>
+                <w:color w:val="FFFFFF"/>
+                <w:sz w:val="19"/>
+              </w:rPr>
+              <w:t>本轮结果</w:t>
+            </w:r>
+          </w:p>
+        </w:tc>
+      </w:tr>
+      <w:tr>
+        <w:tc>
+          <w:tcPr>
+            <w:tcW w:type="dxa" w:w="2268"/>
+          </w:tcPr>
+          <w:p>
+            <w:pPr>
+              <w:spacing w:before="80" w:after="80" w:line="276" w:lineRule="auto"/>
+              <w:jc w:val="left"/>
+            </w:pPr>
+            <w:r/>
+            <w:r>
+              <w:rPr>
+                <w:rFonts w:ascii="Microsoft YaHei" w:hAnsi="Microsoft YaHei" w:eastAsia="Microsoft YaHei"/>
+                <w:b w:val="0"/>
+                <w:color w:val="000000"/>
+                <w:sz w:val="19"/>
+              </w:rPr>
+              <w:t>原姿态可见层重组</w:t>
+            </w:r>
+          </w:p>
+        </w:tc>
+        <w:tc>
+          <w:tcPr>
+            <w:tcW w:type="dxa" w:w="6236"/>
+          </w:tcPr>
+          <w:p>
+            <w:pPr>
+              <w:spacing w:before="80" w:after="80" w:line="276" w:lineRule="auto"/>
+              <w:jc w:val="left"/>
+            </w:pPr>
+            <w:r/>
+            <w:r>
+              <w:rPr>
+                <w:rFonts w:ascii="Microsoft YaHei" w:hAnsi="Microsoft YaHei" w:eastAsia="Microsoft YaHei"/>
+                <w:b w:val="0"/>
+                <w:color w:val="000000"/>
+                <w:sz w:val="19"/>
+              </w:rPr>
+              <w:t>全部 RGBA 像素差异 0，包含半透明边缘</w:t>
+            </w:r>
+          </w:p>
+        </w:tc>
+      </w:tr>
+      <w:tr>
+        <w:tc>
+          <w:tcPr>
+            <w:tcW w:type="dxa" w:w="2268"/>
+            <w:shd w:val="clear" w:color="auto" w:fill="F2F5FA"/>
+          </w:tcPr>
+          <w:p>
+            <w:pPr>
+              <w:spacing w:before="80" w:after="80" w:line="276" w:lineRule="auto"/>
+              <w:jc w:val="left"/>
+            </w:pPr>
+            <w:r/>
+            <w:r>
+              <w:rPr>
+                <w:rFonts w:ascii="Microsoft YaHei" w:hAnsi="Microsoft YaHei" w:eastAsia="Microsoft YaHei"/>
+                <w:b w:val="0"/>
+                <w:color w:val="000000"/>
+                <w:sz w:val="19"/>
+              </w:rPr>
+              <w:t>补洞输入</w:t>
+            </w:r>
+          </w:p>
+        </w:tc>
+        <w:tc>
+          <w:tcPr>
+            <w:tcW w:type="dxa" w:w="6236"/>
+            <w:shd w:val="clear" w:color="auto" w:fill="F2F5FA"/>
+          </w:tcPr>
+          <w:p>
+            <w:pPr>
+              <w:spacing w:before="80" w:after="80" w:line="276" w:lineRule="auto"/>
+              <w:jc w:val="left"/>
+            </w:pPr>
+            <w:r/>
+            <w:r>
+              <w:rPr>
+                <w:rFonts w:ascii="Microsoft YaHei" w:hAnsi="Microsoft YaHei" w:eastAsia="Microsoft YaHei"/>
+                <w:b w:val="0"/>
+                <w:color w:val="000000"/>
+                <w:sz w:val="19"/>
+              </w:rPr>
+              <w:t>10 个部件任务，合计 944 个待补层像素（不同层分别计数）</w:t>
+            </w:r>
+          </w:p>
+        </w:tc>
+      </w:tr>
+      <w:tr>
+        <w:tc>
+          <w:tcPr>
+            <w:tcW w:type="dxa" w:w="2268"/>
+          </w:tcPr>
+          <w:p>
+            <w:pPr>
+              <w:spacing w:before="80" w:after="80" w:line="276" w:lineRule="auto"/>
+              <w:jc w:val="left"/>
+            </w:pPr>
+            <w:r/>
+            <w:r>
+              <w:rPr>
+                <w:rFonts w:ascii="Microsoft YaHei" w:hAnsi="Microsoft YaHei" w:eastAsia="Microsoft YaHei"/>
+                <w:b w:val="0"/>
+                <w:color w:val="000000"/>
+                <w:sz w:val="19"/>
+              </w:rPr>
+              <w:t>补洞执行</w:t>
+            </w:r>
+          </w:p>
+        </w:tc>
+        <w:tc>
+          <w:tcPr>
+            <w:tcW w:type="dxa" w:w="6236"/>
+          </w:tcPr>
+          <w:p>
+            <w:pPr>
+              <w:spacing w:before="80" w:after="80" w:line="276" w:lineRule="auto"/>
+              <w:jc w:val="left"/>
+            </w:pPr>
+            <w:r/>
+            <w:r>
+              <w:rPr>
+                <w:rFonts w:ascii="Microsoft YaHei" w:hAnsi="Microsoft YaHei" w:eastAsia="Microsoft YaHei"/>
+                <w:b w:val="0"/>
+                <w:color w:val="000000"/>
+                <w:sz w:val="19"/>
+              </w:rPr>
+              <w:t>已生成 10 个部件候选，逐项保留输入、蒙版、工作流、结果和像素检查报告</w:t>
+            </w:r>
+          </w:p>
+        </w:tc>
+      </w:tr>
+      <w:tr>
+        <w:tc>
+          <w:tcPr>
+            <w:tcW w:type="dxa" w:w="2268"/>
+            <w:shd w:val="clear" w:color="auto" w:fill="F2F5FA"/>
+          </w:tcPr>
+          <w:p>
+            <w:pPr>
+              <w:spacing w:before="80" w:after="80" w:line="276" w:lineRule="auto"/>
+              <w:jc w:val="left"/>
+            </w:pPr>
+            <w:r/>
+            <w:r>
+              <w:rPr>
+                <w:rFonts w:ascii="Microsoft YaHei" w:hAnsi="Microsoft YaHei" w:eastAsia="Microsoft YaHei"/>
+                <w:b w:val="0"/>
+                <w:color w:val="000000"/>
+                <w:sz w:val="19"/>
+              </w:rPr>
+              <w:t>补洞前关节扫描</w:t>
+            </w:r>
+          </w:p>
+        </w:tc>
+        <w:tc>
+          <w:tcPr>
+            <w:tcW w:type="dxa" w:w="6236"/>
+            <w:shd w:val="clear" w:color="auto" w:fill="F2F5FA"/>
+          </w:tcPr>
+          <w:p>
+            <w:pPr>
+              <w:spacing w:before="80" w:after="80" w:line="276" w:lineRule="auto"/>
+              <w:jc w:val="left"/>
+            </w:pPr>
+            <w:r/>
+            <w:r>
+              <w:rPr>
+                <w:rFonts w:ascii="Microsoft YaHei" w:hAnsi="Microsoft YaHei" w:eastAsia="Microsoft YaHei"/>
+                <w:b w:val="0"/>
+                <w:color w:val="000000"/>
+                <w:sz w:val="19"/>
+              </w:rPr>
+              <w:t>163 个单关节角度样本，66 个样本存在连接处缺口</w:t>
+            </w:r>
+          </w:p>
+        </w:tc>
+      </w:tr>
+      <w:tr>
+        <w:tc>
+          <w:tcPr>
+            <w:tcW w:type="dxa" w:w="2268"/>
+          </w:tcPr>
+          <w:p>
+            <w:pPr>
+              <w:spacing w:before="80" w:after="80" w:line="276" w:lineRule="auto"/>
+              <w:jc w:val="left"/>
+            </w:pPr>
+            <w:r/>
+            <w:r>
+              <w:rPr>
+                <w:rFonts w:ascii="Microsoft YaHei" w:hAnsi="Microsoft YaHei" w:eastAsia="Microsoft YaHei"/>
+                <w:b w:val="0"/>
+                <w:color w:val="000000"/>
+                <w:sz w:val="19"/>
+              </w:rPr>
+              <w:t>补洞后关节扫描</w:t>
+            </w:r>
+          </w:p>
+        </w:tc>
+        <w:tc>
+          <w:tcPr>
+            <w:tcW w:type="dxa" w:w="6236"/>
+          </w:tcPr>
+          <w:p>
+            <w:pPr>
+              <w:spacing w:before="80" w:after="80" w:line="276" w:lineRule="auto"/>
+              <w:jc w:val="left"/>
+            </w:pPr>
+            <w:r/>
+            <w:r>
+              <w:rPr>
+                <w:rFonts w:ascii="Microsoft YaHei" w:hAnsi="Microsoft YaHei" w:eastAsia="Microsoft YaHei"/>
+                <w:b w:val="0"/>
+                <w:color w:val="000000"/>
+                <w:sz w:val="19"/>
+              </w:rPr>
+              <w:t>163 个单关节角度样本，0 个样本仍有缺口；不替代蒙皮与组合动作验收</w:t>
+            </w:r>
+          </w:p>
+        </w:tc>
+      </w:tr>
+      <w:tr>
+        <w:tc>
+          <w:tcPr>
+            <w:tcW w:type="dxa" w:w="2268"/>
+            <w:shd w:val="clear" w:color="auto" w:fill="F2F5FA"/>
+          </w:tcPr>
+          <w:p>
+            <w:pPr>
+              <w:spacing w:before="80" w:after="80" w:line="276" w:lineRule="auto"/>
+              <w:jc w:val="left"/>
+            </w:pPr>
+            <w:r/>
+            <w:r>
+              <w:rPr>
+                <w:rFonts w:ascii="Microsoft YaHei" w:hAnsi="Microsoft YaHei" w:eastAsia="Microsoft YaHei"/>
+                <w:b w:val="0"/>
+                <w:color w:val="000000"/>
+                <w:sz w:val="19"/>
+              </w:rPr>
+              <w:t>补层后原姿态重组</w:t>
+            </w:r>
+          </w:p>
+        </w:tc>
+        <w:tc>
+          <w:tcPr>
+            <w:tcW w:type="dxa" w:w="6236"/>
+            <w:shd w:val="clear" w:color="auto" w:fill="F2F5FA"/>
+          </w:tcPr>
+          <w:p>
+            <w:pPr>
+              <w:spacing w:before="80" w:after="80" w:line="276" w:lineRule="auto"/>
+              <w:jc w:val="left"/>
+            </w:pPr>
+            <w:r/>
+            <w:r>
+              <w:rPr>
+                <w:rFonts w:ascii="Microsoft YaHei" w:hAnsi="Microsoft YaHei" w:eastAsia="Microsoft YaHei"/>
+                <w:b w:val="0"/>
+                <w:color w:val="000000"/>
+                <w:sz w:val="19"/>
+              </w:rPr>
+              <w:t>0 个 RGBA 像素发生变化；仍须检查移动时的层级与接缝</w:t>
+            </w:r>
+          </w:p>
+        </w:tc>
+      </w:tr>
+    </w:tbl>
+    <w:p>
+      <w:pPr>
+        <w:spacing w:after="160" w:line="336" w:lineRule="auto"/>
+      </w:pPr>
+      <w:r>
+        <w:rPr>
+          <w:rFonts w:ascii="Microsoft YaHei" w:hAnsi="Microsoft YaHei" w:eastAsia="Microsoft YaHei"/>
+          <w:b w:val="0"/>
+          <w:color w:val="000000"/>
+          <w:sz w:val="21"/>
+        </w:rPr>
+        <w:t>新缺口统计只检查关节连接区域，排除了部件移动后正常腾出的背景。旧报告里整张图的轮廓差值不能当作隐藏像素的精确数量。初始可见层可以无损重组，但 AI 候选的层级覆盖、材质接缝和张开手掌尚未全部验收；当前不替换运行中的桌宠，也不勾选任务 7.1、7.2、7.3。本轮同步日志不等于完成任务 9.4 的最终收尾。</w:t>
+      </w:r>
+    </w:p>
+    <w:p>
+      <w:pPr>
+        <w:spacing w:after="160" w:line="336" w:lineRule="auto"/>
+      </w:pPr>
+      <w:r>
+        <w:rPr>
+          <w:rFonts w:ascii="Microsoft YaHei" w:hAnsi="Microsoft YaHei" w:eastAsia="Microsoft YaHei"/>
+          <w:b w:val="0"/>
+          <w:color w:val="000000"/>
+          <w:sz w:val="21"/>
+        </w:rPr>
+        <w:t>下一步优先修正候选分层的遮挡关系，逐部件检查关节补图；补齐独立袖子与张开手掌，完成全产线重复执行和极限姿态验收后，再把素材接入 PetWindow。项目已设置每 30 分钟持续追踪，仅在进展、失败或需要处理的事项发生变化时通知。</w:t>
       </w:r>
     </w:p>
     <w:sectPr>
@@ -7006,9 +7436,6 @@
     <w:qFormat/>
     <w:rsid w:val="00FC693F"/>
     <w:pPr>
-      <w:pBdr>
-        <w:bottom w:val="single" w:sz="8" w:space="4" w:color="4F81BD" w:themeColor="accent1"/>
-      </w:pBdr>
       <w:spacing w:after="300" w:line="240" w:lineRule="auto"/>
       <w:contextualSpacing/>
     </w:pPr>

--- a/docs/桌宠项目进度日志.docx
+++ b/docs/桌宠项目进度日志.docx
@@ -35,7 +35,7 @@
           <w:color w:val="000000"/>
           <w:sz w:val="21"/>
         </w:rPr>
-        <w:t>记录计划、过程与结果 · 更新于 2026-10-15（Q 版分层与补洞候选验证）</w:t>
+        <w:t>记录计划、过程与结果 · 更新于 2026-10-15（Q 版分层蒙皮离屏验证）</w:t>
       </w:r>
     </w:p>
     <w:p>
@@ -49,7 +49,7 @@
           <w:color w:val="000000"/>
           <w:sz w:val="21"/>
         </w:rPr>
-        <w:t>这份日志用来跟踪桌宠项目的推进过程，方便随时看清已经完成了什么、每一步是怎么做的、结果如何，以及下一步要做什么。当前进度是：第一步「点击展开三角形菜单」已经完成并通过实机验证，随后按使用反馈做了第二轮调整（角色缩小、菜单移到头顶上方、去掉悬停文字），第五步「让桌宠动起来」也已完成，并在被退回一次后返工做对；计划表、常用文件、视频网站三个功能还只是占位按钮，等待后续实现。最新一轮把目标提到骨骼动画（关节要能连续弯），并新增被鼠标拎起来与招手两个动作，性能验证已经通过，当前正制作用户确认的 Q 版分层素材；ComfyUI 已就绪，分层与补洞候选仍需通过正式验收。OpenSpec 已完成 12/29 项，本轮进展与剩余问题见第十三节。</w:t>
+        <w:t>这份日志用来跟踪桌宠项目的推进过程，方便随时看清已经完成了什么、每一步是怎么做的、结果如何，以及下一步要做什么。当前进度是：第一步「点击展开三角形菜单」已经完成并通过实机验证，随后按使用反馈做了第二轮调整（角色缩小、菜单移到头顶上方、去掉悬停文字），第五步「让桌宠动起来」也已完成，并在被退回一次后返工做对；计划表、常用文件、视频网站三个功能还只是占位按钮，等待后续实现。最新一轮把目标提到骨骼动画（关节要能连续弯），并新增被鼠标拎起来与招手两个动作，性能验证已经通过，当前正制作用户确认的 Q 版分层素材；ComfyUI 已就绪，分层蒙皮已能离屏绘制真实部件，隐藏材质与正式动作仍需验收。OpenSpec 复核后为 11/29 项：原 3.2 仅有骨架线验证，已恢复未完成。本轮进展与剩余问题见第十三、十四节。</w:t>
       </w:r>
     </w:p>
     <w:p>
@@ -5930,7 +5930,7 @@
           <w:color w:val="000000"/>
           <w:sz w:val="18"/>
         </w:rPr>
-        <w:t>图 2　网格变形验收：上排是弯曲结果，下排叠了网格线；四列依次是 0、15、30、45 度，关节处都是连续弧线，没有缺口</w:t>
+        <w:t>图 2　网格弯曲验证 上排为贴图 下排为网格 四列依次为 0、15、30、45 度</w:t>
       </w:r>
     </w:p>
     <w:p>
@@ -6027,7 +6027,7 @@
           <w:color w:val="000000"/>
           <w:sz w:val="21"/>
         </w:rPr>
-        <w:t>第三组「链式柔性」做完时改过一次方案。第一版按设计文档的思路把单摆串成链，结果被自检直接证伪：所有链节等长、固有频率相同，每一级都正好踩在上一级的共振点上，越往下振幅越大，最后死死卡在限位上不收敛——把限位从 40 度收到 8 度，后两节依然精确停在 8 度，说明不是限位的问题。改成 Verlet 积分加距离约束之后，同一份输入前 4 秒顶在限位、之后每秒衰减约 3 倍，12 秒内稳稳停住，而且每节杆长偏差是 0.000000 像素。</w:t>
+        <w:t>第三组「链式柔性」数值验证时改过一次方案。第一版按设计文档的思路把单摆串成链，结果被自检直接证伪：所有链节等长、固有频率相同，每一级都正好踩在上一级的共振点上，越往下振幅越大，最后死死卡在限位上不收敛——把限位从 40 度收到 8 度，后两节依然精确停在 8 度，说明不是限位的问题。改成 Verlet 积分加距离约束之后，同一份输入前 4 秒顶在限位、之后每秒衰减约 3 倍，12 秒内稳稳停住，而且每节杆长偏差是 0.000000 像素。</w:t>
       </w:r>
     </w:p>
     <w:tbl>
@@ -6503,7 +6503,7 @@
                 <w:color w:val="000000"/>
                 <w:sz w:val="19"/>
               </w:rPr>
-              <w:t>10 个部件任务，合计 944 个待补层像素（不同层分别计数）</w:t>
+              <w:t>16 个部件任务，合计 2107 个待补层像素（不同层分别计数）</w:t>
             </w:r>
           </w:p>
         </w:tc>
@@ -6547,7 +6547,7 @@
                 <w:color w:val="000000"/>
                 <w:sz w:val="19"/>
               </w:rPr>
-              <w:t>已生成 10 个部件候选，逐项保留输入、蒙版、工作流、结果和像素检查报告</w:t>
+              <w:t>已生成 16 个部件候选，逐项保留输入、蒙版、工作流、结果和像素检查报告</w:t>
             </w:r>
           </w:p>
         </w:tc>
@@ -6714,7 +6714,424 @@
           <w:color w:val="000000"/>
           <w:sz w:val="21"/>
         </w:rPr>
-        <w:t>下一步优先修正候选分层的遮挡关系，逐部件检查关节补图；补齐独立袖子与张开手掌，完成全产线重复执行和极限姿态验收后，再把素材接入 PetWindow。项目已设置每 30 分钟持续追踪，仅在进展、失败或需要处理的事项发生变化时通知。</w:t>
+        <w:t>下一步优先修正候选分层的遮挡关系，逐部件检查关节补图；补齐独立袖子与张开手掌，完成全产线重复执行和极限姿态验收后，再把素材接入 PetWindow。当前候选范围已完整运行两遍，目录结构一致，163 个受比对的输入和产物文件哈希相同；完整素材清单仍未包括张开手掌，所以这不代表任务 7.3 完成。项目已设置每 30 分钟持续追踪，仅在进展、失败或需要处理的事项发生变化时通知。</w:t>
+      </w:r>
+    </w:p>
+    <w:p>
+      <w:pPr>
+        <w:keepNext/>
+        <w:spacing w:before="280" w:after="120"/>
+      </w:pPr>
+      <w:r>
+        <w:rPr>
+          <w:rFonts w:ascii="Microsoft YaHei" w:hAnsi="Microsoft YaHei" w:eastAsia="Microsoft YaHei"/>
+          <w:b/>
+          <w:color w:val="000000"/>
+          <w:sz w:val="28"/>
+        </w:rPr>
+        <w:t>十四 实机反馈与分层蒙皮预览</w:t>
+      </w:r>
+    </w:p>
+    <w:p>
+      <w:pPr>
+        <w:spacing w:after="160" w:line="336" w:lineRule="auto"/>
+      </w:pPr>
+      <w:r>
+        <w:rPr>
+          <w:rFonts w:ascii="Microsoft YaHei" w:hAnsi="Microsoft YaHei" w:eastAsia="Microsoft YaHei"/>
+          <w:b w:val="0"/>
+          <w:color w:val="000000"/>
+          <w:sz w:val="21"/>
+        </w:rPr>
+        <w:t>用户在桌面运行版中发现待机僵硬和切割、手发衣摆不动、双腿像矩形贴片移动。已按要求关闭桌宠，本轮只做离屏验证。运行版仍是 BodyRig 四矩形路径，没有直接使用新候选；本节记录的是替换前的技术与素材验证。</w:t>
+      </w:r>
+    </w:p>
+    <w:p>
+      <w:pPr>
+        <w:spacing w:after="160" w:line="336" w:lineRule="auto"/>
+      </w:pPr>
+      <w:r>
+        <w:rPr>
+          <w:rFonts w:ascii="Microsoft YaHei" w:hAnsi="Microsoft YaHei" w:eastAsia="Microsoft YaHei"/>
+          <w:b w:val="0"/>
+          <w:color w:val="000000"/>
+          <w:sz w:val="21"/>
+        </w:rPr>
+        <w:t>layout v2 将误归给杖的蓝色发梢、误归给头部的杖轮廓、误归给头发的灯穗分回对应部件。双侧长发、袖子和衣摆补出隐藏连接轮廓，22 层共需执行 16 项补洞。长发生成输入只引用本层颜色，避免邻近手部与灯穗污染材质；已有可见像素始终保留。这些调整改善了候选，但连通块为一块并不代表材质与动作已经合格。</w:t>
+      </w:r>
+    </w:p>
+    <w:p>
+      <w:pPr>
+        <w:spacing w:after="160" w:line="336" w:lineRule="auto"/>
+      </w:pPr>
+      <w:r>
+        <w:rPr>
+          <w:rFonts w:ascii="Microsoft YaHei" w:hAnsi="Microsoft YaHei" w:eastAsia="Microsoft YaHei"/>
+          <w:b w:val="0"/>
+          <w:color w:val="000000"/>
+          <w:sz w:val="21"/>
+        </w:rPr>
+        <w:t>新的 LayeredRig 使用按材质限定的骨头集合；同一肢体各层共用网格与权重，使腿部运动不再拉动木杖或头发。手臂、双腿、发丝、袖子和衣摆可在离屏图中实际弯曲。绘制跳过透明三角形，单骨层直接绘制，并使用整数 RGBA 合成控制成本。预览角度来自周期函数，尚未接入 Verlet、IK 或正式动作状态机。</w:t>
+      </w:r>
+    </w:p>
+    <w:tbl>
+      <w:tblPr>
+        <w:tblW w:type="auto" w:w="0"/>
+        <w:jc w:val="center"/>
+        <w:tblLayout w:type="fixed"/>
+        <w:tblLook w:firstColumn="1" w:firstRow="1" w:lastColumn="0" w:lastRow="0" w:noHBand="0" w:noVBand="1" w:val="04A0"/>
+        <w:tblBorders>
+          <w:top w:val="single" w:sz="6" w:space="0" w:color="D9D9D9"/>
+          <w:left w:val="single" w:sz="6" w:space="0" w:color="D9D9D9"/>
+          <w:bottom w:val="single" w:sz="6" w:space="0" w:color="D9D9D9"/>
+          <w:right w:val="single" w:sz="6" w:space="0" w:color="D9D9D9"/>
+          <w:insideH w:val="single" w:sz="6" w:space="0" w:color="D9D9D9"/>
+          <w:insideV w:val="single" w:sz="6" w:space="0" w:color="D9D9D9"/>
+        </w:tblBorders>
+      </w:tblPr>
+      <w:tblGrid>
+        <w:gridCol w:w="4873"/>
+        <w:gridCol w:w="4873"/>
+      </w:tblGrid>
+      <w:tr>
+        <w:trPr>
+          <w:tblHeader w:val="true"/>
+        </w:trPr>
+        <w:tc>
+          <w:tcPr>
+            <w:tcW w:type="dxa" w:w="1984"/>
+            <w:shd w:val="clear" w:color="auto" w:fill="1F3864"/>
+          </w:tcPr>
+          <w:p>
+            <w:pPr>
+              <w:spacing w:before="80" w:after="80" w:line="276" w:lineRule="auto"/>
+              <w:jc w:val="center"/>
+            </w:pPr>
+            <w:r/>
+            <w:r>
+              <w:rPr>
+                <w:rFonts w:ascii="Microsoft YaHei" w:hAnsi="Microsoft YaHei" w:eastAsia="Microsoft YaHei"/>
+                <w:b/>
+                <w:color w:val="FFFFFF"/>
+                <w:sz w:val="19"/>
+              </w:rPr>
+              <w:t>离屏检查</w:t>
+            </w:r>
+          </w:p>
+        </w:tc>
+        <w:tc>
+          <w:tcPr>
+            <w:tcW w:type="dxa" w:w="6520"/>
+            <w:shd w:val="clear" w:color="auto" w:fill="1F3864"/>
+          </w:tcPr>
+          <w:p>
+            <w:pPr>
+              <w:spacing w:before="80" w:after="80" w:line="276" w:lineRule="auto"/>
+              <w:jc w:val="center"/>
+            </w:pPr>
+            <w:r/>
+            <w:r>
+              <w:rPr>
+                <w:rFonts w:ascii="Microsoft YaHei" w:hAnsi="Microsoft YaHei" w:eastAsia="Microsoft YaHei"/>
+                <w:b/>
+                <w:color w:val="FFFFFF"/>
+                <w:sz w:val="19"/>
+              </w:rPr>
+              <w:t>结果与边界</w:t>
+            </w:r>
+          </w:p>
+        </w:tc>
+      </w:tr>
+      <w:tr>
+        <w:tc>
+          <w:tcPr>
+            <w:tcW w:type="dxa" w:w="1984"/>
+          </w:tcPr>
+          <w:p>
+            <w:pPr>
+              <w:spacing w:before="80" w:after="80" w:line="276" w:lineRule="auto"/>
+              <w:jc w:val="left"/>
+            </w:pPr>
+            <w:r/>
+            <w:r>
+              <w:rPr>
+                <w:rFonts w:ascii="Microsoft YaHei" w:hAnsi="Microsoft YaHei" w:eastAsia="Microsoft YaHei"/>
+                <w:b w:val="0"/>
+                <w:color w:val="000000"/>
+                <w:sz w:val="19"/>
+              </w:rPr>
+              <w:t>静止图</w:t>
+            </w:r>
+          </w:p>
+        </w:tc>
+        <w:tc>
+          <w:tcPr>
+            <w:tcW w:type="dxa" w:w="6520"/>
+          </w:tcPr>
+          <w:p>
+            <w:pPr>
+              <w:spacing w:before="80" w:after="80" w:line="276" w:lineRule="auto"/>
+              <w:jc w:val="left"/>
+            </w:pPr>
+            <w:r/>
+            <w:r>
+              <w:rPr>
+                <w:rFonts w:ascii="Microsoft YaHei" w:hAnsi="Microsoft YaHei" w:eastAsia="Microsoft YaHei"/>
+                <w:b w:val="0"/>
+                <w:color w:val="000000"/>
+                <w:sz w:val="19"/>
+              </w:rPr>
+              <w:t>参考重组差异 0；实际渲染差异 0 个 RGBA 像素</w:t>
+            </w:r>
+          </w:p>
+        </w:tc>
+      </w:tr>
+      <w:tr>
+        <w:tc>
+          <w:tcPr>
+            <w:tcW w:type="dxa" w:w="1984"/>
+            <w:shd w:val="clear" w:color="auto" w:fill="F2F5FA"/>
+          </w:tcPr>
+          <w:p>
+            <w:pPr>
+              <w:spacing w:before="80" w:after="80" w:line="276" w:lineRule="auto"/>
+              <w:jc w:val="left"/>
+            </w:pPr>
+            <w:r/>
+            <w:r>
+              <w:rPr>
+                <w:rFonts w:ascii="Microsoft YaHei" w:hAnsi="Microsoft YaHei" w:eastAsia="Microsoft YaHei"/>
+                <w:b w:val="0"/>
+                <w:color w:val="000000"/>
+                <w:sz w:val="19"/>
+              </w:rPr>
+              <w:t>连续预览</w:t>
+            </w:r>
+          </w:p>
+        </w:tc>
+        <w:tc>
+          <w:tcPr>
+            <w:tcW w:type="dxa" w:w="6520"/>
+            <w:shd w:val="clear" w:color="auto" w:fill="F2F5FA"/>
+          </w:tcPr>
+          <w:p>
+            <w:pPr>
+              <w:spacing w:before="80" w:after="80" w:line="276" w:lineRule="auto"/>
+              <w:jc w:val="left"/>
+            </w:pPr>
+            <w:r/>
+            <w:r>
+              <w:rPr>
+                <w:rFonts w:ascii="Microsoft YaHei" w:hAnsi="Microsoft YaHei" w:eastAsia="Microsoft YaHei"/>
+                <w:b w:val="0"/>
+                <w:color w:val="000000"/>
+                <w:sz w:val="19"/>
+              </w:rPr>
+              <w:t>144 帧，3 轮周期；首尾差异 0。周期函数不等于正式动作连续性验收</w:t>
+            </w:r>
+          </w:p>
+        </w:tc>
+      </w:tr>
+      <w:tr>
+        <w:tc>
+          <w:tcPr>
+            <w:tcW w:type="dxa" w:w="1984"/>
+          </w:tcPr>
+          <w:p>
+            <w:pPr>
+              <w:spacing w:before="80" w:after="80" w:line="276" w:lineRule="auto"/>
+              <w:jc w:val="left"/>
+            </w:pPr>
+            <w:r/>
+            <w:r>
+              <w:rPr>
+                <w:rFonts w:ascii="Microsoft YaHei" w:hAnsi="Microsoft YaHei" w:eastAsia="Microsoft YaHei"/>
+                <w:b w:val="0"/>
+                <w:color w:val="000000"/>
+                <w:sz w:val="19"/>
+              </w:rPr>
+              <w:t>裁切检查</w:t>
+            </w:r>
+          </w:p>
+        </w:tc>
+        <w:tc>
+          <w:tcPr>
+            <w:tcW w:type="dxa" w:w="6520"/>
+          </w:tcPr>
+          <w:p>
+            <w:pPr>
+              <w:spacing w:before="80" w:after="80" w:line="276" w:lineRule="auto"/>
+              <w:jc w:val="left"/>
+            </w:pPr>
+            <w:r/>
+            <w:r>
+              <w:rPr>
+                <w:rFonts w:ascii="Microsoft YaHei" w:hAnsi="Microsoft YaHei" w:eastAsia="Microsoft YaHei"/>
+                <w:b w:val="0"/>
+                <w:color w:val="000000"/>
+                <w:sz w:val="19"/>
+              </w:rPr>
+              <w:t>本组样本顶点均在 18 原生像素留边内：True；不代表所有动作包络合格</w:t>
+            </w:r>
+          </w:p>
+        </w:tc>
+      </w:tr>
+      <w:tr>
+        <w:tc>
+          <w:tcPr>
+            <w:tcW w:type="dxa" w:w="1984"/>
+            <w:shd w:val="clear" w:color="auto" w:fill="F2F5FA"/>
+          </w:tcPr>
+          <w:p>
+            <w:pPr>
+              <w:spacing w:before="80" w:after="80" w:line="276" w:lineRule="auto"/>
+              <w:jc w:val="left"/>
+            </w:pPr>
+            <w:r/>
+            <w:r>
+              <w:rPr>
+                <w:rFonts w:ascii="Microsoft YaHei" w:hAnsi="Microsoft YaHei" w:eastAsia="Microsoft YaHei"/>
+                <w:b w:val="0"/>
+                <w:color w:val="000000"/>
+                <w:sz w:val="19"/>
+              </w:rPr>
+              <w:t>求值耗时</w:t>
+            </w:r>
+          </w:p>
+        </w:tc>
+        <w:tc>
+          <w:tcPr>
+            <w:tcW w:type="dxa" w:w="6520"/>
+            <w:shd w:val="clear" w:color="auto" w:fill="F2F5FA"/>
+          </w:tcPr>
+          <w:p>
+            <w:pPr>
+              <w:spacing w:before="80" w:after="80" w:line="276" w:lineRule="auto"/>
+              <w:jc w:val="left"/>
+            </w:pPr>
+            <w:r/>
+            <w:r>
+              <w:rPr>
+                <w:rFonts w:ascii="Microsoft YaHei" w:hAnsi="Microsoft YaHei" w:eastAsia="Microsoft YaHei"/>
+                <w:b w:val="0"/>
+                <w:color w:val="000000"/>
+                <w:sz w:val="19"/>
+              </w:rPr>
+              <w:t>平均 0.038 ms，P95 0.080 ms</w:t>
+            </w:r>
+          </w:p>
+        </w:tc>
+      </w:tr>
+      <w:tr>
+        <w:tc>
+          <w:tcPr>
+            <w:tcW w:type="dxa" w:w="1984"/>
+          </w:tcPr>
+          <w:p>
+            <w:pPr>
+              <w:spacing w:before="80" w:after="80" w:line="276" w:lineRule="auto"/>
+              <w:jc w:val="left"/>
+            </w:pPr>
+            <w:r/>
+            <w:r>
+              <w:rPr>
+                <w:rFonts w:ascii="Microsoft YaHei" w:hAnsi="Microsoft YaHei" w:eastAsia="Microsoft YaHei"/>
+                <w:b w:val="0"/>
+                <w:color w:val="000000"/>
+                <w:sz w:val="19"/>
+              </w:rPr>
+              <w:t>绘制耗时</w:t>
+            </w:r>
+          </w:p>
+        </w:tc>
+        <w:tc>
+          <w:tcPr>
+            <w:tcW w:type="dxa" w:w="6520"/>
+          </w:tcPr>
+          <w:p>
+            <w:pPr>
+              <w:spacing w:before="80" w:after="80" w:line="276" w:lineRule="auto"/>
+              <w:jc w:val="left"/>
+            </w:pPr>
+            <w:r/>
+            <w:r>
+              <w:rPr>
+                <w:rFonts w:ascii="Microsoft YaHei" w:hAnsi="Microsoft YaHei" w:eastAsia="Microsoft YaHei"/>
+                <w:b w:val="0"/>
+                <w:color w:val="000000"/>
+                <w:sz w:val="19"/>
+              </w:rPr>
+              <w:t>平均 2.689 ms，P95 3.568 ms；不含 PNG 写盘与完整窗口成本</w:t>
+            </w:r>
+          </w:p>
+        </w:tc>
+      </w:tr>
+    </w:tbl>
+    <w:p>
+      <w:pPr>
+        <w:jc w:val="center"/>
+      </w:pPr>
+      <w:r>
+        <w:drawing>
+          <wp:inline xmlns:a="http://schemas.openxmlformats.org/drawingml/2006/main" xmlns:pic="http://schemas.openxmlformats.org/drawingml/2006/picture">
+            <wp:extent cx="5400000" cy="4331915"/>
+            <wp:docPr id="4" name="Picture 4"/>
+            <wp:cNvGraphicFramePr>
+              <a:graphicFrameLocks noChangeAspect="1"/>
+            </wp:cNvGraphicFramePr>
+            <a:graphic>
+              <a:graphicData uri="http://schemas.openxmlformats.org/drawingml/2006/picture">
+                <pic:pic>
+                  <pic:nvPicPr>
+                    <pic:cNvPr id="0" name="poses.png"/>
+                    <pic:cNvPicPr/>
+                  </pic:nvPicPr>
+                  <pic:blipFill>
+                    <a:blip r:embed="rId12"/>
+                    <a:stretch>
+                      <a:fillRect/>
+                    </a:stretch>
+                  </pic:blipFill>
+                  <pic:spPr>
+                    <a:xfrm>
+                      <a:off x="0" y="0"/>
+                      <a:ext cx="5400000" cy="4331915"/>
+                    </a:xfrm>
+                    <a:prstGeom prst="rect"/>
+                  </pic:spPr>
+                </pic:pic>
+              </a:graphicData>
+            </a:graphic>
+          </wp:inline>
+        </w:drawing>
+      </w:r>
+    </w:p>
+    <w:p>
+      <w:pPr>
+        <w:jc w:val="center"/>
+      </w:pPr>
+      <w:r>
+        <w:rPr>
+          <w:rFonts w:ascii="Microsoft YaHei" w:hAnsi="Microsoft YaHei" w:eastAsia="Microsoft YaHei"/>
+          <w:b w:val="0"/>
+          <w:color w:val="000000"/>
+          <w:sz w:val="18"/>
+        </w:rPr>
+        <w:t>图 4 分层蒙皮诊断姿态 仍需修正隐藏材质与髋部遮挡</w:t>
+      </w:r>
+    </w:p>
+    <w:p>
+      <w:pPr>
+        <w:spacing w:after="160" w:line="336" w:lineRule="auto"/>
+      </w:pPr>
+      <w:r>
+        <w:rPr>
+          <w:rFonts w:ascii="Microsoft YaHei" w:hAnsi="Microsoft YaHei" w:eastAsia="Microsoft YaHei"/>
+          <w:b w:val="0"/>
+          <w:color w:val="000000"/>
+          <w:sz w:val="21"/>
+        </w:rPr>
+        <w:t>代码审查发现非有限坐标可能误通过画布边界检查，现已增加回归并拒绝该情况。正式接入前仍要处理隐藏发丝的颜色和轮廓、髋部拉伸与遮挡，补张开手掌，将自然摆动与既有动作迁到分层蒙皮，再验证极限动作、窗口裁切、命中和实机观感。OpenSpec 2.3、3.2、4.1、4.2、7.1 至 7.3 均保持未完成；候选 runtime_ready 为 false。</w:t>
       </w:r>
     </w:p>
     <w:sectPr>

--- a/docs/桌宠项目进度日志.docx
+++ b/docs/桌宠项目进度日志.docx
@@ -7017,7 +7017,7 @@
                 <w:color w:val="000000"/>
                 <w:sz w:val="19"/>
               </w:rPr>
-              <w:t>平均 0.038 ms，P95 0.080 ms</w:t>
+              <w:t>平均 0.050 ms，P95 0.082 ms</w:t>
             </w:r>
           </w:p>
         </w:tc>
@@ -7061,7 +7061,7 @@
                 <w:color w:val="000000"/>
                 <w:sz w:val="19"/>
               </w:rPr>
-              <w:t>平均 2.689 ms，P95 3.568 ms；不含 PNG 写盘与完整窗口成本</w:t>
+              <w:t>平均 2.466 ms，P95 3.214 ms；不含 PNG 写盘与完整窗口成本</w:t>
             </w:r>
           </w:p>
         </w:tc>
@@ -7132,6 +7132,20 @@
           <w:sz w:val="21"/>
         </w:rPr>
         <w:t>代码审查发现非有限坐标可能误通过画布边界检查，现已增加回归并拒绝该情况。正式接入前仍要处理隐藏发丝的颜色和轮廓、髋部拉伸与遮挡，补张开手掌，将自然摆动与既有动作迁到分层蒙皮，再验证极限动作、窗口裁切、命中和实机观感。OpenSpec 2.3、3.2、4.1、4.2、7.1 至 7.3 均保持未完成；候选 runtime_ready 为 false。</w:t>
+      </w:r>
+    </w:p>
+    <w:p>
+      <w:pPr>
+        <w:spacing w:after="160" w:line="336" w:lineRule="auto"/>
+      </w:pPr>
+      <w:r>
+        <w:rPr>
+          <w:rFonts w:ascii="Microsoft YaHei" w:hAnsi="Microsoft YaHei" w:eastAsia="Microsoft YaHei"/>
+          <w:b w:val="0"/>
+          <w:color w:val="000000"/>
+          <w:sz w:val="21"/>
+        </w:rPr>
+        <w:t>同日按用户反馈修正膝盖内凹与腿部摆幅。髋摆幅从 ±17 度减为 ±7 度，膝盖最高弯曲从 34 度减为 24 度；只在抬腿半周弯曲，落下回直，两侧方向镜像。旧权重会让脚踝牵动膝盖，矩阵混合也会缩窄弯曲处。腿部现改为相邻关节局部权重，围绕共同枢轴插值旋转角。独立踝膝隔离、膝盖 ±45 度截面和 721 个动作相位回归通过。本节图 4 与耗时已更新为修复后的结果，正式自然动作仍未验收。</w:t>
       </w:r>
     </w:p>
     <w:sectPr>

--- a/docs/桌宠项目进度日志.docx
+++ b/docs/桌宠项目进度日志.docx
@@ -35,7 +35,7 @@
           <w:color w:val="000000"/>
           <w:sz w:val="21"/>
         </w:rPr>
-        <w:t>记录计划、过程与结果 · 更新于 2026-10-15（Q 版分层蒙皮离屏验证）</w:t>
+        <w:t>记录计划、过程与结果  更新于 2026-10-16  双腿步幅与脚掌方向修正</w:t>
       </w:r>
     </w:p>
     <w:p>
@@ -49,7 +49,7 @@
           <w:color w:val="000000"/>
           <w:sz w:val="21"/>
         </w:rPr>
-        <w:t>这份日志用来跟踪桌宠项目的推进过程，方便随时看清已经完成了什么、每一步是怎么做的、结果如何，以及下一步要做什么。当前进度是：第一步「点击展开三角形菜单」已经完成并通过实机验证，随后按使用反馈做了第二轮调整（角色缩小、菜单移到头顶上方、去掉悬停文字），第五步「让桌宠动起来」也已完成，并在被退回一次后返工做对；计划表、常用文件、视频网站三个功能还只是占位按钮，等待后续实现。最新一轮把目标提到骨骼动画（关节要能连续弯），并新增被鼠标拎起来与招手两个动作，性能验证已经通过，当前正制作用户确认的 Q 版分层素材；ComfyUI 已就绪，分层蒙皮已能离屏绘制真实部件，隐藏材质与正式动作仍需验收。OpenSpec 复核后为 11/29 项：原 3.2 仅有骨架线验证，已恢复未完成。本轮进展与剩余问题见第十三、十四节。</w:t>
+        <w:t>这份日志用来跟踪桌宠项目的推进过程，方便随时看清已经完成了什么、每一步是怎么做的、结果如何，以及下一步要做什么。当前进度是：第一步「点击展开三角形菜单」已经完成并通过实机验证，随后按使用反馈做了第二轮调整（角色缩小、菜单移到头顶上方、去掉悬停文字），第五步「让桌宠动起来」也已完成，并在被退回一次后返工做对；计划表、常用文件、视频网站三个功能还只是占位按钮，等待后续实现。最新一轮把目标提到骨骼动画（关节要能连续弯），并新增被鼠标拎起来与招手两个动作，性能验证已经通过，当前正制作用户确认的 Q 版分层素材；ComfyUI 已就绪，分层蒙皮已能离屏绘制真实部件，隐藏材质与正式动作仍需验收。OpenSpec 复核后为 11/29 项：原 3.2 仅有骨架线验证，已恢复未完成。本轮进展与剩余问题见第十三至十五节。</w:t>
       </w:r>
     </w:p>
     <w:p>
@@ -7017,7 +7017,7 @@
                 <w:color w:val="000000"/>
                 <w:sz w:val="19"/>
               </w:rPr>
-              <w:t>平均 0.050 ms，P95 0.082 ms</w:t>
+              <w:t>平均 0.075 ms，P95 0.142 ms</w:t>
             </w:r>
           </w:p>
         </w:tc>
@@ -7061,7 +7061,7 @@
                 <w:color w:val="000000"/>
                 <w:sz w:val="19"/>
               </w:rPr>
-              <w:t>平均 2.466 ms，P95 3.214 ms；不含 PNG 写盘与完整窗口成本</w:t>
+              <w:t>平均 2.867 ms，P95 3.989 ms；不含 PNG 写盘与完整窗口成本</w:t>
             </w:r>
           </w:p>
         </w:tc>
@@ -7145,7 +7145,78 @@
           <w:color w:val="000000"/>
           <w:sz w:val="21"/>
         </w:rPr>
-        <w:t>同日按用户反馈修正膝盖内凹与腿部摆幅。髋摆幅从 ±17 度减为 ±7 度，膝盖最高弯曲从 34 度减为 24 度；只在抬腿半周弯曲，落下回直，两侧方向镜像。旧权重会让脚踝牵动膝盖，矩阵混合也会缩窄弯曲处。腿部现改为相邻关节局部权重，围绕共同枢轴插值旋转角。独立踝膝隔离、膝盖 ±45 度截面和 721 个动作相位回归通过。本节图 4 与耗时已更新为修复后的结果，正式自然动作仍未验收。</w:t>
+        <w:t>同日按用户反馈修正膝盖内凹与腿部摆幅。髋摆幅从 ±17 度减为 ±7 度，膝盖最高弯曲从 34 度减为 24 度；只在抬腿半周弯曲，落下回直，两侧方向镜像。旧权重会让脚踝牵动膝盖，矩阵混合也会缩窄弯曲处。腿部现改为相邻关节局部权重，围绕共同枢轴插值旋转角。独立踝膝隔离、膝盖 ±45 度截面和 721 个动作相位回归通过。这次修改随后仍被用户反馈步幅不均和右腿内凹，不能作为视觉验收通过；后续处理见下一节。本节图 4 与耗时展示最新离屏结果，正式自然动作仍未验收。</w:t>
+      </w:r>
+    </w:p>
+    <w:p>
+      <w:pPr>
+        <w:keepNext/>
+        <w:spacing w:before="280" w:after="120"/>
+      </w:pPr>
+      <w:r>
+        <w:rPr>
+          <w:rFonts w:ascii="Microsoft YaHei" w:hAnsi="Microsoft YaHei" w:eastAsia="Microsoft YaHei"/>
+          <w:b/>
+          <w:color w:val="000000"/>
+          <w:sz w:val="28"/>
+        </w:rPr>
+        <w:t>十五 双腿步幅与脚掌方向修正</w:t>
+      </w:r>
+    </w:p>
+    <w:p>
+      <w:pPr>
+        <w:spacing w:after="160" w:line="336" w:lineRule="auto"/>
+      </w:pPr>
+      <w:r>
+        <w:rPr>
+          <w:rFonts w:ascii="Microsoft YaHei" w:hAnsi="Microsoft YaHei" w:eastAsia="Microsoft YaHei"/>
+          <w:b w:val="0"/>
+          <w:color w:val="000000"/>
+          <w:sz w:val="21"/>
+        </w:rPr>
+        <w:t>2026 年 10 月 16 日按最新要求把髋摆幅调整到 ±12 度。核对画面后确认左腿为 Near、右腿为 Far。旧动作中左腿的髋膝转动互相抵消，右腿却同向叠加，脚掌又继承了这组旋转。左右踝横向行程因此只有 3.865 与 11.312 原生像素，右靴最大倾斜达到 34.510 度。</w:t>
+      </w:r>
+    </w:p>
+    <w:p>
+      <w:pPr>
+        <w:spacing w:after="160" w:line="336" w:lineRule="auto"/>
+      </w:pPr>
+      <w:r>
+        <w:rPr>
+          <w:rFonts w:ascii="Microsoft YaHei" w:hAnsi="Microsoft YaHei" w:eastAsia="Microsoft YaHei"/>
+          <w:b w:val="0"/>
+          <w:color w:val="000000"/>
+          <w:sz w:val="21"/>
+        </w:rPr>
+        <w:t>新驱动让两腿相差半周期，弯膝放在向前收腿阶段，峰值为 14 度，两侧使用相同弯曲方向。脚掌追加角抵消髋膝旋转，保留站姿方向。左右踝横向行程均为 11.227 原生像素，旧右靴的明显整体斜折在八相位对照中已消除；本轮没有改动原素材、补洞结果或踝枢轴。</w:t>
+      </w:r>
+    </w:p>
+    <w:p>
+      <w:pPr>
+        <w:spacing w:after="160" w:line="336" w:lineRule="auto"/>
+      </w:pPr>
+      <w:r>
+        <w:rPr>
+          <w:rFonts w:ascii="Microsoft YaHei" w:hAnsi="Microsoft YaHei" w:eastAsia="Microsoft YaHei"/>
+          <w:b w:val="0"/>
+          <w:color w:val="000000"/>
+          <w:sz w:val="21"/>
+        </w:rPr>
+        <w:t>721 个相位的范围与交替检查通过，收腿交界及循环首尾的骨端点速度连续；144 帧离屏预览的静止渲染、循环闭合差异均为 0。前后动画和静态对照保存在候选目录的 motion-preview/gait-comparison.gif 与 gait-comparison.png，逐帧图位于 _tmp/gait-fix/after。</w:t>
+      </w:r>
+    </w:p>
+    <w:p>
+      <w:pPr>
+        <w:spacing w:after="160" w:line="336" w:lineRule="auto"/>
+      </w:pPr>
+      <w:r>
+        <w:rPr>
+          <w:rFonts w:ascii="Microsoft YaHei" w:hAnsi="Microsoft YaHei" w:eastAsia="Microsoft YaHei"/>
+          <w:b w:val="0"/>
+          <w:color w:val="000000"/>
+          <w:sz w:val="21"/>
+        </w:rPr>
+        <w:t>新版视觉效果仍待用户复核。脚底接地尚未求解，左右踝仍有约 1.126 与 2.503 原生像素纵向变化；交替弯膝不等于脚底稳定支撑，也不能据此认定跳动观感已解决。下一步先处理脚底接地、两靴交叉遮挡与自然步态，再继续隐藏材质、张开手掌、衣发柔性和运行版接入。OpenSpec 仍为 11/29，桌宠保持关闭。</w:t>
       </w:r>
     </w:p>
     <w:sectPr>

--- a/docs/桌宠项目进度日志.docx
+++ b/docs/桌宠项目进度日志.docx
@@ -35,7 +35,7 @@
           <w:color w:val="000000"/>
           <w:sz w:val="21"/>
         </w:rPr>
-        <w:t>记录计划、过程与结果  更新于 2026-10-16  双腿步幅与脚掌方向修正</w:t>
+        <w:t>记录计划、过程与结果  更新于 2026-10-16  素材精修与正式动画接入</w:t>
       </w:r>
     </w:p>
     <w:p>
@@ -49,7 +49,7 @@
           <w:color w:val="000000"/>
           <w:sz w:val="21"/>
         </w:rPr>
-        <w:t>这份日志用来跟踪桌宠项目的推进过程，方便随时看清已经完成了什么、每一步是怎么做的、结果如何，以及下一步要做什么。当前进度是：第一步「点击展开三角形菜单」已经完成并通过实机验证，随后按使用反馈做了第二轮调整（角色缩小、菜单移到头顶上方、去掉悬停文字），第五步「让桌宠动起来」也已完成，并在被退回一次后返工做对；计划表、常用文件、视频网站三个功能还只是占位按钮，等待后续实现。最新一轮把目标提到骨骼动画（关节要能连续弯），并新增被鼠标拎起来与招手两个动作，性能验证已经通过，当前正制作用户确认的 Q 版分层素材；ComfyUI 已就绪，分层蒙皮已能离屏绘制真实部件，隐藏材质与正式动作仍需验收。OpenSpec 复核后为 11/29 项：原 3.2 仅有骨架线验证，已恢复未完成。本轮进展与剩余问题见第十三至十五节。</w:t>
+        <w:t>这份日志用来跟踪桌宠项目的推进过程，方便随时看清已经完成了什么、每一步是怎么做的、结果如何，以及下一步要做什么。当前进度是：第一步「点击展开三角形菜单」已经完成并通过实机验证，随后按使用反馈做了第二轮调整（角色缩小、菜单移到头顶上方、去掉悬停文字），第五步「让桌宠动起来」也已完成，并在被退回一次后返工做对；计划表、常用文件、视频网站三个功能还只是占位按钮，等待后续实现。最新一轮把目标提到骨骼动画（关节要能连续弯），并新增被鼠标拎起来与招手两个动作，当前已精修 Q 版隐藏材质，并把分层蒙皮、接地步态与衣发柔性接入正式窗口代码。桌宠保持关闭，用户观感、组合动作及桌面交互仍待验收。OpenSpec 当前完成 14/29 项。最新结论见第十六节；前文保留各阶段的历史状态。</w:t>
       </w:r>
     </w:p>
     <w:p>
@@ -7219,6 +7219,347 @@
         <w:t>新版视觉效果仍待用户复核。脚底接地尚未求解，左右踝仍有约 1.126 与 2.503 原生像素纵向变化；交替弯膝不等于脚底稳定支撑，也不能据此认定跳动观感已解决。下一步先处理脚底接地、两靴交叉遮挡与自然步态，再继续隐藏材质、张开手掌、衣发柔性和运行版接入。OpenSpec 仍为 11/29，桌宠保持关闭。</w:t>
       </w:r>
     </w:p>
+    <w:p>
+      <w:pPr>
+        <w:keepNext/>
+        <w:spacing w:before="280" w:after="120"/>
+      </w:pPr>
+      <w:r>
+        <w:rPr>
+          <w:rFonts w:ascii="Microsoft YaHei" w:hAnsi="Microsoft YaHei" w:eastAsia="Microsoft YaHei"/>
+          <w:b/>
+          <w:color w:val="000000"/>
+          <w:sz w:val="28"/>
+        </w:rPr>
+        <w:t>十六 素材精修与正式动画接入</w:t>
+      </w:r>
+    </w:p>
+    <w:p>
+      <w:pPr>
+        <w:spacing w:after="160" w:line="336" w:lineRule="auto"/>
+      </w:pPr>
+      <w:r>
+        <w:rPr>
+          <w:rFonts w:ascii="Microsoft YaHei" w:hAnsi="Microsoft YaHei" w:eastAsia="Microsoft YaHei"/>
+          <w:b w:val="0"/>
+          <w:color w:val="000000"/>
+          <w:sz w:val="21"/>
+        </w:rPr>
+        <w:t>2026 年 10 月 16 日，22 层 Q 版素材完成本轮精修，PetWindow 已改用 PetAnimation 与 LayeredRig。下一次按用户要求启动时将使用这一版本。此次没有运行 pet.Main；本节结果来自同一求值器的离屏验证，并非用户已认可成品。第十三至十五节中尚未接入、脚底接地未求解等表述为历史记录。</w:t>
+      </w:r>
+    </w:p>
+    <w:p>
+      <w:pPr>
+        <w:spacing w:after="160" w:line="336" w:lineRule="auto"/>
+      </w:pPr>
+      <w:r>
+        <w:rPr>
+          <w:rFonts w:ascii="Microsoft YaHei" w:hAnsi="Microsoft YaHei" w:eastAsia="Microsoft YaHei"/>
+          <w:b w:val="0"/>
+          <w:color w:val="000000"/>
+          <w:sz w:val="21"/>
+        </w:rPr>
+        <w:t>精修只修改 499 个隐藏像素，处理双侧蓝发、袖布和髋部生成黑块，原绘可见像素、蒙版外 RGBA 与静止重组差异均为 0。备用张开手掌采用独立轮廓引导与 ComfyUI 材质生成，保留输入、蒙版、输出和两轮尝试；默认仍握杖。髋以上短裤固定到躯干，髋下平滑接入大腿权重，避免短裤随腿拉伸。</w:t>
+      </w:r>
+    </w:p>
+    <w:tbl>
+      <w:tblPr>
+        <w:tblW w:type="auto" w:w="0"/>
+        <w:jc w:val="center"/>
+        <w:tblLayout w:type="fixed"/>
+        <w:tblLook w:firstColumn="1" w:firstRow="1" w:lastColumn="0" w:lastRow="0" w:noHBand="0" w:noVBand="1" w:val="04A0"/>
+        <w:tblBorders>
+          <w:top w:val="single" w:sz="6" w:space="0" w:color="D9D9D9"/>
+          <w:left w:val="single" w:sz="6" w:space="0" w:color="D9D9D9"/>
+          <w:bottom w:val="single" w:sz="6" w:space="0" w:color="D9D9D9"/>
+          <w:right w:val="single" w:sz="6" w:space="0" w:color="D9D9D9"/>
+          <w:insideH w:val="single" w:sz="6" w:space="0" w:color="D9D9D9"/>
+          <w:insideV w:val="single" w:sz="6" w:space="0" w:color="D9D9D9"/>
+        </w:tblBorders>
+      </w:tblPr>
+      <w:tblGrid>
+        <w:gridCol w:w="4873"/>
+        <w:gridCol w:w="4873"/>
+      </w:tblGrid>
+      <w:tr>
+        <w:trPr>
+          <w:tblHeader w:val="true"/>
+        </w:trPr>
+        <w:tc>
+          <w:tcPr>
+            <w:tcW w:type="dxa" w:w="1871"/>
+            <w:shd w:val="clear" w:color="auto" w:fill="1F3864"/>
+          </w:tcPr>
+          <w:p>
+            <w:pPr>
+              <w:spacing w:before="80" w:after="80" w:line="276" w:lineRule="auto"/>
+              <w:jc w:val="center"/>
+            </w:pPr>
+            <w:r/>
+            <w:r>
+              <w:rPr>
+                <w:rFonts w:ascii="Microsoft YaHei" w:hAnsi="Microsoft YaHei" w:eastAsia="Microsoft YaHei"/>
+                <w:b/>
+                <w:color w:val="FFFFFF"/>
+                <w:sz w:val="19"/>
+              </w:rPr>
+              <w:t>正式动作检查</w:t>
+            </w:r>
+          </w:p>
+        </w:tc>
+        <w:tc>
+          <w:tcPr>
+            <w:tcW w:type="dxa" w:w="6633"/>
+            <w:shd w:val="clear" w:color="auto" w:fill="1F3864"/>
+          </w:tcPr>
+          <w:p>
+            <w:pPr>
+              <w:spacing w:before="80" w:after="80" w:line="276" w:lineRule="auto"/>
+              <w:jc w:val="center"/>
+            </w:pPr>
+            <w:r/>
+            <w:r>
+              <w:rPr>
+                <w:rFonts w:ascii="Microsoft YaHei" w:hAnsi="Microsoft YaHei" w:eastAsia="Microsoft YaHei"/>
+                <w:b/>
+                <w:color w:val="FFFFFF"/>
+                <w:sz w:val="19"/>
+              </w:rPr>
+              <w:t>结果与边界</w:t>
+            </w:r>
+          </w:p>
+        </w:tc>
+      </w:tr>
+      <w:tr>
+        <w:tc>
+          <w:tcPr>
+            <w:tcW w:type="dxa" w:w="1871"/>
+          </w:tcPr>
+          <w:p>
+            <w:pPr>
+              <w:spacing w:before="80" w:after="80" w:line="276" w:lineRule="auto"/>
+              <w:jc w:val="left"/>
+            </w:pPr>
+            <w:r/>
+            <w:r>
+              <w:rPr>
+                <w:rFonts w:ascii="Microsoft YaHei" w:hAnsi="Microsoft YaHei" w:eastAsia="Microsoft YaHei"/>
+                <w:b w:val="0"/>
+                <w:color w:val="000000"/>
+                <w:sz w:val="19"/>
+              </w:rPr>
+              <w:t>交替步态</w:t>
+            </w:r>
+          </w:p>
+        </w:tc>
+        <w:tc>
+          <w:tcPr>
+            <w:tcW w:type="dxa" w:w="6633"/>
+          </w:tcPr>
+          <w:p>
+            <w:pPr>
+              <w:spacing w:before="80" w:after="80" w:line="276" w:lineRule="auto"/>
+              <w:jc w:val="left"/>
+            </w:pPr>
+            <w:r/>
+            <w:r>
+              <w:rPr>
+                <w:rFonts w:ascii="Microsoft YaHei" w:hAnsi="Microsoft YaHei" w:eastAsia="Microsoft YaHei"/>
+                <w:b w:val="0"/>
+                <w:color w:val="000000"/>
+                <w:sz w:val="19"/>
+              </w:rPr>
+              <w:t>实际髋半行程 11.672° / 12.430°；两侧踝横向行程均 9.507 原生像素</w:t>
+            </w:r>
+          </w:p>
+        </w:tc>
+      </w:tr>
+      <w:tr>
+        <w:tc>
+          <w:tcPr>
+            <w:tcW w:type="dxa" w:w="1871"/>
+            <w:shd w:val="clear" w:color="auto" w:fill="F2F5FA"/>
+          </w:tcPr>
+          <w:p>
+            <w:pPr>
+              <w:spacing w:before="80" w:after="80" w:line="276" w:lineRule="auto"/>
+              <w:jc w:val="left"/>
+            </w:pPr>
+            <w:r/>
+            <w:r>
+              <w:rPr>
+                <w:rFonts w:ascii="Microsoft YaHei" w:hAnsi="Microsoft YaHei" w:eastAsia="Microsoft YaHei"/>
+                <w:b w:val="0"/>
+                <w:color w:val="000000"/>
+                <w:sz w:val="19"/>
+              </w:rPr>
+              <w:t>接地与脚掌</w:t>
+            </w:r>
+          </w:p>
+        </w:tc>
+        <w:tc>
+          <w:tcPr>
+            <w:tcW w:type="dxa" w:w="6633"/>
+            <w:shd w:val="clear" w:color="auto" w:fill="F2F5FA"/>
+          </w:tcPr>
+          <w:p>
+            <w:pPr>
+              <w:spacing w:before="80" w:after="80" w:line="276" w:lineRule="auto"/>
+              <w:jc w:val="left"/>
+            </w:pPr>
+            <w:r/>
+            <w:r>
+              <w:rPr>
+                <w:rFonts w:ascii="Microsoft YaHei" w:hAnsi="Microsoft YaHei" w:eastAsia="Microsoft YaHei"/>
+                <w:b w:val="0"/>
+                <w:color w:val="000000"/>
+                <w:sz w:val="19"/>
+              </w:rPr>
+              <w:t>2161 相位覆盖三个周期，稳定支撑高度误差 0.000000 像素，脚掌方向误差 0.000000°；起停渐变另行验收</w:t>
+            </w:r>
+          </w:p>
+        </w:tc>
+      </w:tr>
+      <w:tr>
+        <w:tc>
+          <w:tcPr>
+            <w:tcW w:type="dxa" w:w="1871"/>
+          </w:tcPr>
+          <w:p>
+            <w:pPr>
+              <w:spacing w:before="80" w:after="80" w:line="276" w:lineRule="auto"/>
+              <w:jc w:val="left"/>
+            </w:pPr>
+            <w:r/>
+            <w:r>
+              <w:rPr>
+                <w:rFonts w:ascii="Microsoft YaHei" w:hAnsi="Microsoft YaHei" w:eastAsia="Microsoft YaHei"/>
+                <w:b w:val="0"/>
+                <w:color w:val="000000"/>
+                <w:sz w:val="19"/>
+              </w:rPr>
+              <w:t>衣发随动</w:t>
+            </w:r>
+          </w:p>
+        </w:tc>
+        <w:tc>
+          <w:tcPr>
+            <w:tcW w:type="dxa" w:w="6633"/>
+          </w:tcPr>
+          <w:p>
+            <w:pPr>
+              <w:spacing w:before="80" w:after="80" w:line="276" w:lineRule="auto"/>
+              <w:jc w:val="left"/>
+            </w:pPr>
+            <w:r/>
+            <w:r>
+              <w:rPr>
+                <w:rFonts w:ascii="Microsoft YaHei" w:hAnsi="Microsoft YaHei" w:eastAsia="Microsoft YaHei"/>
+                <w:b w:val="0"/>
+                <w:color w:val="000000"/>
+                <w:sz w:val="19"/>
+              </w:rPr>
+              <w:t>发丝、袖子、衣摆使用 Verlet，提灯使用单摆；柔性峰值 5.997°，停步六秒后 0.236°</w:t>
+            </w:r>
+          </w:p>
+        </w:tc>
+      </w:tr>
+    </w:tbl>
+    <w:p>
+      <w:pPr>
+        <w:spacing w:after="160" w:line="336" w:lineRule="auto"/>
+      </w:pPr>
+      <w:r>
+        <w:rPr>
+          <w:rFonts w:ascii="Microsoft YaHei" w:hAnsi="Microsoft YaHei" w:eastAsia="Microsoft YaHei"/>
+          <w:b w:val="0"/>
+          <w:color w:val="000000"/>
+          <w:sz w:val="21"/>
+        </w:rPr>
+        <w:t>抬脚高度收为 0.6 原生像素，站姿屈膝下移 0.8 像素；移除旧的整体周期跳动。打盹时杖固定在地面，握点由手臂 IK 跟随。已输出走路、停步、微醺、踉跄、打盹和菜单六状态，另有 26 个关节极限端点和备用掌心姿态。三轮走路与停步衰减有回归，不能代替所有动作循环的验收。</w:t>
+      </w:r>
+    </w:p>
+    <w:p>
+      <w:pPr>
+        <w:jc w:val="center"/>
+      </w:pPr>
+      <w:r>
+        <w:drawing>
+          <wp:inline xmlns:a="http://schemas.openxmlformats.org/drawingml/2006/main" xmlns:pic="http://schemas.openxmlformats.org/drawingml/2006/picture">
+            <wp:extent cx="5400000" cy="1012500"/>
+            <wp:docPr id="5" name="Picture 5"/>
+            <wp:cNvGraphicFramePr>
+              <a:graphicFrameLocks noChangeAspect="1"/>
+            </wp:cNvGraphicFramePr>
+            <a:graphic>
+              <a:graphicData uri="http://schemas.openxmlformats.org/drawingml/2006/picture">
+                <pic:pic>
+                  <pic:nvPicPr>
+                    <pic:cNvPr id="0" name="legs.png"/>
+                    <pic:cNvPicPr/>
+                  </pic:nvPicPr>
+                  <pic:blipFill>
+                    <a:blip r:embed="rId13"/>
+                    <a:stretch>
+                      <a:fillRect/>
+                    </a:stretch>
+                  </pic:blipFill>
+                  <pic:spPr>
+                    <a:xfrm>
+                      <a:off x="0" y="0"/>
+                      <a:ext cx="5400000" cy="1012500"/>
+                    </a:xfrm>
+                    <a:prstGeom prst="rect"/>
+                  </pic:spPr>
+                </pic:pic>
+              </a:graphicData>
+            </a:graphic>
+          </wp:inline>
+        </w:drawing>
+      </w:r>
+    </w:p>
+    <w:p>
+      <w:pPr>
+        <w:jc w:val="center"/>
+      </w:pPr>
+      <w:r>
+        <w:rPr>
+          <w:rFonts w:ascii="Microsoft YaHei" w:hAnsi="Microsoft YaHei" w:eastAsia="Microsoft YaHei"/>
+          <w:b w:val="0"/>
+          <w:color w:val="000000"/>
+          <w:sz w:val="18"/>
+        </w:rPr>
+        <w:t>图 5 正式接地步态八相位 用户观感仍待复核</w:t>
+      </w:r>
+    </w:p>
+    <w:p>
+      <w:pPr>
+        <w:spacing w:after="160" w:line="336" w:lineRule="auto"/>
+      </w:pPr>
+      <w:r>
+        <w:rPr>
+          <w:rFonts w:ascii="Microsoft YaHei" w:hAnsi="Microsoft YaHei" w:eastAsia="Microsoft YaHei"/>
+          <w:b w:val="0"/>
+          <w:color w:val="000000"/>
+          <w:sz w:val="21"/>
+        </w:rPr>
+        <w:t>完整来源缓存保存 16 项原补洞及掌心的输入、模型结果和工作流。build-refined-pipeline.py 实际重新拆件、重放锁定的模型结果并执行精修；新目录与同目录重跑均通过，两次实际命令的 497 个产物文件 SHA 一致。这是缓存重建，不是重新执行 16 次模型推理，也不依赖旧临时目录或正在运行的 ComfyUI。</w:t>
+      </w:r>
+    </w:p>
+    <w:p>
+      <w:pPr>
+        <w:spacing w:after="160" w:line="336" w:lineRule="auto"/>
+      </w:pPr>
+      <w:r>
+        <w:rPr>
+          <w:rFonts w:ascii="Microsoft YaHei" w:hAnsi="Microsoft YaHei" w:eastAsia="Microsoft YaHei"/>
+          <w:b w:val="0"/>
+          <w:color w:val="000000"/>
+          <w:sz w:val="21"/>
+        </w:rPr>
+        <w:t>当前 OpenSpec 为 14/29。素材状态仍为 runtime_ready:false，集成报告另记 runtime_integrated:true。技术接入和人工放行分开记录；还要复核腿部交叉遮挡与膝踝轮廓、隐藏材质与组合动作，继续拎起悬挂、完整放杖招手循环，以及窗口裁切、命中和端到端验收。六状态动画、原始报告与源码绑定位于 assets/rig/production-preview；本轮同步不勾选最终收尾任务 9.4。</w:t>
+      </w:r>
+    </w:p>
     <w:sectPr>
       <w:pgSz w:w="12240" w:h="15840"/>
       <w:pgMar w:top="1134" w:right="1247" w:bottom="1134" w:left="1247" w:header="720" w:footer="720" w:gutter="0"/>

--- a/docs/桌宠项目进度日志.docx
+++ b/docs/桌宠项目进度日志.docx
@@ -35,7 +35,7 @@
           <w:color w:val="000000"/>
           <w:sz w:val="21"/>
         </w:rPr>
-        <w:t>记录计划、过程与结果  更新于 2026-10-16  素材精修与正式动画接入</w:t>
+        <w:t>记录计划、过程与结果  更新于 2026-10-16  素材精修与正式动画接入 · 循环与极限摆位验收</w:t>
       </w:r>
     </w:p>
     <w:p>
@@ -49,7 +49,7 @@
           <w:color w:val="000000"/>
           <w:sz w:val="21"/>
         </w:rPr>
-        <w:t>这份日志用来跟踪桌宠项目的推进过程，方便随时看清已经完成了什么、每一步是怎么做的、结果如何，以及下一步要做什么。当前进度是：第一步「点击展开三角形菜单」已经完成并通过实机验证，随后按使用反馈做了第二轮调整（角色缩小、菜单移到头顶上方、去掉悬停文字），第五步「让桌宠动起来」也已完成，并在被退回一次后返工做对；计划表、常用文件、视频网站三个功能还只是占位按钮，等待后续实现。最新一轮把目标提到骨骼动画（关节要能连续弯），并新增被鼠标拎起来与招手两个动作，当前已精修 Q 版隐藏材质，并把分层蒙皮、接地步态与衣发柔性接入正式窗口代码。桌宠保持关闭，用户观感、组合动作及桌面交互仍待验收。OpenSpec 当前完成 14/29 项。最新结论见第十六节；前文保留各阶段的历史状态。</w:t>
+        <w:t>这份日志用来跟踪桌宠项目的推进过程，方便随时看清已经完成了什么、每一步是怎么做的、结果如何，以及下一步要做什么。当前进度是：第一步「点击展开三角形菜单」已经完成并通过实机验证，随后按使用反馈做了第二轮调整（角色缩小、菜单移到头顶上方、去掉悬停文字），第五步「让桌宠动起来」也已完成，并在被退回一次后返工做对；计划表、常用文件、视频网站三个功能还只是占位按钮，等待后续实现。最新一轮把目标提到骨骼动画（关节要能连续弯），并新增被鼠标拎起来与招手两个动作，当前已精修 Q 版隐藏材质，并把分层蒙皮、接地步态与衣发柔性接入正式窗口代码。桌宠保持关闭，用户观感、组合动作及桌面交互仍待验收。OpenSpec 当前完成 16/29 项。最新结论见第十六节；前文保留各阶段的历史状态。</w:t>
       </w:r>
     </w:p>
     <w:p>
@@ -7557,7 +7557,281 @@
           <w:color w:val="000000"/>
           <w:sz w:val="21"/>
         </w:rPr>
-        <w:t>当前 OpenSpec 为 14/29。素材状态仍为 runtime_ready:false，集成报告另记 runtime_integrated:true。技术接入和人工放行分开记录；还要复核腿部交叉遮挡与膝踝轮廓、隐藏材质与组合动作，继续拎起悬挂、完整放杖招手循环，以及窗口裁切、命中和端到端验收。六状态动画、原始报告与源码绑定位于 assets/rig/production-preview；本轮同步不勾选最终收尾任务 9.4。</w:t>
+        <w:t>当前 OpenSpec 为 16/29。素材状态仍为 runtime_ready:false，集成报告另记 runtime_integrated:true。技术接入和人工放行分开记录；还要复核腿部交叉遮挡与膝踝轮廓、隐藏材质与组合动作，继续拎起悬挂、完整放杖招手循环，以及窗口裁切、命中和端到端验收。六状态动画、原始报告与源码绑定位于 assets/rig/production-preview；本轮同步不勾选最终收尾任务 9.4。</w:t>
+      </w:r>
+    </w:p>
+    <w:p>
+      <w:pPr>
+        <w:keepNext/>
+        <w:spacing w:before="280" w:after="120"/>
+      </w:pPr>
+      <w:r>
+        <w:rPr>
+          <w:rFonts w:ascii="Microsoft YaHei" w:hAnsi="Microsoft YaHei" w:eastAsia="Microsoft YaHei"/>
+          <w:b/>
+          <w:color w:val="000000"/>
+          <w:sz w:val="28"/>
+        </w:rPr>
+        <w:t>十七 循环连续性与极限摆位验收</w:t>
+      </w:r>
+    </w:p>
+    <w:p>
+      <w:pPr>
+        <w:spacing w:after="160" w:line="336" w:lineRule="auto"/>
+      </w:pPr>
+      <w:r>
+        <w:rPr>
+          <w:rFonts w:ascii="Microsoft YaHei" w:hAnsi="Microsoft YaHei" w:eastAsia="Microsoft YaHei"/>
+          <w:b w:val="0"/>
+          <w:color w:val="000000"/>
+          <w:sz w:val="21"/>
+        </w:rPr>
+        <w:t>同一轮里补上了两项可以用命令复跑的验收。循环连续性用与窗口相同的求值器，把踱步和微醺摇摆各连播三轮，每轮固定 120 帧、步长取周期的 1/120，让三轮的相位点严格对齐，然后比较：同一相位上的姿势是否重复、以及跨过循环交界的那一帧位移有没有突然变大。</w:t>
+      </w:r>
+    </w:p>
+    <w:tbl>
+      <w:tblPr>
+        <w:tblW w:type="auto" w:w="0"/>
+        <w:jc w:val="center"/>
+        <w:tblLayout w:type="fixed"/>
+        <w:tblLook w:firstColumn="1" w:firstRow="1" w:lastColumn="0" w:lastRow="0" w:noHBand="0" w:noVBand="1" w:val="04A0"/>
+        <w:tblBorders>
+          <w:top w:val="single" w:sz="6" w:space="0" w:color="D9D9D9"/>
+          <w:left w:val="single" w:sz="6" w:space="0" w:color="D9D9D9"/>
+          <w:bottom w:val="single" w:sz="6" w:space="0" w:color="D9D9D9"/>
+          <w:right w:val="single" w:sz="6" w:space="0" w:color="D9D9D9"/>
+          <w:insideH w:val="single" w:sz="6" w:space="0" w:color="D9D9D9"/>
+          <w:insideV w:val="single" w:sz="6" w:space="0" w:color="D9D9D9"/>
+        </w:tblBorders>
+      </w:tblPr>
+      <w:tblGrid>
+        <w:gridCol w:w="4873"/>
+        <w:gridCol w:w="4873"/>
+      </w:tblGrid>
+      <w:tr>
+        <w:trPr>
+          <w:tblHeader w:val="true"/>
+        </w:trPr>
+        <w:tc>
+          <w:tcPr>
+            <w:tcW w:type="dxa" w:w="1871"/>
+            <w:shd w:val="clear" w:color="auto" w:fill="1F3864"/>
+          </w:tcPr>
+          <w:p>
+            <w:pPr>
+              <w:spacing w:before="80" w:after="80" w:line="276" w:lineRule="auto"/>
+              <w:jc w:val="center"/>
+            </w:pPr>
+            <w:r/>
+            <w:r>
+              <w:rPr>
+                <w:rFonts w:ascii="Microsoft YaHei" w:hAnsi="Microsoft YaHei" w:eastAsia="Microsoft YaHei"/>
+                <w:b/>
+                <w:color w:val="FFFFFF"/>
+                <w:sz w:val="19"/>
+              </w:rPr>
+              <w:t>检查项</w:t>
+            </w:r>
+          </w:p>
+        </w:tc>
+        <w:tc>
+          <w:tcPr>
+            <w:tcW w:type="dxa" w:w="6633"/>
+            <w:shd w:val="clear" w:color="auto" w:fill="1F3864"/>
+          </w:tcPr>
+          <w:p>
+            <w:pPr>
+              <w:spacing w:before="80" w:after="80" w:line="276" w:lineRule="auto"/>
+              <w:jc w:val="center"/>
+            </w:pPr>
+            <w:r/>
+            <w:r>
+              <w:rPr>
+                <w:rFonts w:ascii="Microsoft YaHei" w:hAnsi="Microsoft YaHei" w:eastAsia="Microsoft YaHei"/>
+                <w:b/>
+                <w:color w:val="FFFFFF"/>
+                <w:sz w:val="19"/>
+              </w:rPr>
+              <w:t>结果</w:t>
+            </w:r>
+          </w:p>
+        </w:tc>
+      </w:tr>
+      <w:tr>
+        <w:tc>
+          <w:tcPr>
+            <w:tcW w:type="dxa" w:w="1871"/>
+          </w:tcPr>
+          <w:p>
+            <w:pPr>
+              <w:spacing w:before="80" w:after="80" w:line="276" w:lineRule="auto"/>
+              <w:jc w:val="left"/>
+            </w:pPr>
+            <w:r/>
+            <w:r>
+              <w:rPr>
+                <w:rFonts w:ascii="Microsoft YaHei" w:hAnsi="Microsoft YaHei" w:eastAsia="Microsoft YaHei"/>
+                <w:b w:val="0"/>
+                <w:color w:val="000000"/>
+                <w:sz w:val="19"/>
+              </w:rPr>
+              <w:t>踱步三轮交界</w:t>
+            </w:r>
+          </w:p>
+        </w:tc>
+        <w:tc>
+          <w:tcPr>
+            <w:tcW w:type="dxa" w:w="6633"/>
+          </w:tcPr>
+          <w:p>
+            <w:pPr>
+              <w:spacing w:before="80" w:after="80" w:line="276" w:lineRule="auto"/>
+              <w:jc w:val="left"/>
+            </w:pPr>
+            <w:r/>
+            <w:r>
+              <w:rPr>
+                <w:rFonts w:ascii="Microsoft YaHei" w:hAnsi="Microsoft YaHei" w:eastAsia="Microsoft YaHei"/>
+                <w:b w:val="0"/>
+                <w:color w:val="000000"/>
+                <w:sz w:val="19"/>
+              </w:rPr>
+              <w:t>轮内最大单帧位移 0.291 原生像素，交界帧 0.216；同相位姿势重复误差 1.6e-13 像素</w:t>
+            </w:r>
+          </w:p>
+        </w:tc>
+      </w:tr>
+      <w:tr>
+        <w:tc>
+          <w:tcPr>
+            <w:tcW w:type="dxa" w:w="1871"/>
+            <w:shd w:val="clear" w:color="auto" w:fill="F2F5FA"/>
+          </w:tcPr>
+          <w:p>
+            <w:pPr>
+              <w:spacing w:before="80" w:after="80" w:line="276" w:lineRule="auto"/>
+              <w:jc w:val="left"/>
+            </w:pPr>
+            <w:r/>
+            <w:r>
+              <w:rPr>
+                <w:rFonts w:ascii="Microsoft YaHei" w:hAnsi="Microsoft YaHei" w:eastAsia="Microsoft YaHei"/>
+                <w:b w:val="0"/>
+                <w:color w:val="000000"/>
+                <w:sz w:val="19"/>
+              </w:rPr>
+              <w:t>摇摆三轮交界</w:t>
+            </w:r>
+          </w:p>
+        </w:tc>
+        <w:tc>
+          <w:tcPr>
+            <w:tcW w:type="dxa" w:w="6633"/>
+            <w:shd w:val="clear" w:color="auto" w:fill="F2F5FA"/>
+          </w:tcPr>
+          <w:p>
+            <w:pPr>
+              <w:spacing w:before="80" w:after="80" w:line="276" w:lineRule="auto"/>
+              <w:jc w:val="left"/>
+            </w:pPr>
+            <w:r/>
+            <w:r>
+              <w:rPr>
+                <w:rFonts w:ascii="Microsoft YaHei" w:hAnsi="Microsoft YaHei" w:eastAsia="Microsoft YaHei"/>
+                <w:b w:val="0"/>
+                <w:color w:val="000000"/>
+                <w:sz w:val="19"/>
+              </w:rPr>
+              <w:t>轮内最大单帧位移 0.939 原生像素，交界帧 0.451；同相位姿势重复误差 1.5e-12 像素</w:t>
+            </w:r>
+          </w:p>
+        </w:tc>
+      </w:tr>
+      <w:tr>
+        <w:tc>
+          <w:tcPr>
+            <w:tcW w:type="dxa" w:w="1871"/>
+          </w:tcPr>
+          <w:p>
+            <w:pPr>
+              <w:spacing w:before="80" w:after="80" w:line="276" w:lineRule="auto"/>
+              <w:jc w:val="left"/>
+            </w:pPr>
+            <w:r/>
+            <w:r>
+              <w:rPr>
+                <w:rFonts w:ascii="Microsoft YaHei" w:hAnsi="Microsoft YaHei" w:eastAsia="Microsoft YaHei"/>
+                <w:b w:val="0"/>
+                <w:color w:val="000000"/>
+                <w:sz w:val="19"/>
+              </w:rPr>
+              <w:t>极限摆位留边</w:t>
+            </w:r>
+          </w:p>
+        </w:tc>
+        <w:tc>
+          <w:tcPr>
+            <w:tcW w:type="dxa" w:w="6633"/>
+          </w:tcPr>
+          <w:p>
+            <w:pPr>
+              <w:spacing w:before="80" w:after="80" w:line="276" w:lineRule="auto"/>
+              <w:jc w:val="left"/>
+            </w:pPr>
+            <w:r/>
+            <w:r>
+              <w:rPr>
+                <w:rFonts w:ascii="Microsoft YaHei" w:hAnsi="Microsoft YaHei" w:eastAsia="Microsoft YaHei"/>
+                <w:b w:val="0"/>
+                <w:color w:val="000000"/>
+                <w:sz w:val="19"/>
+              </w:rPr>
+              <w:t>891 个姿势，可见区域离画布边最近 17 原生像素，没有部件被切到</w:t>
+            </w:r>
+          </w:p>
+        </w:tc>
+      </w:tr>
+    </w:tbl>
+    <w:p>
+      <w:pPr>
+        <w:spacing w:after="160" w:line="336" w:lineRule="auto"/>
+      </w:pPr>
+      <w:r>
+        <w:rPr>
+          <w:rFonts w:ascii="Microsoft YaHei" w:hAnsi="Microsoft YaHei" w:eastAsia="Microsoft YaHei"/>
+          <w:b w:val="0"/>
+          <w:color w:val="000000"/>
+          <w:sz w:val="21"/>
+        </w:rPr>
+        <w:t>两个数字都指向同一件事：交界帧的位移比轮内峰值更小，三轮同一相位的姿势误差只有约一万亿分之一像素，所以循环处既没有跳变、也没有逐轮漂移。自检另外要求轮内确实在动，避免一个静止不动的动作也算通过。摆位检查覆盖 6 个动作各 144 帧、13 个关节的正负极限共 26 个端点，以及备用张开掌心的绑定姿态；窗口形状仍由当帧可见像素生成，所以包络之外的空白既不会被挡住也不接收点击。</w:t>
+      </w:r>
+    </w:p>
+    <w:p>
+      <w:pPr>
+        <w:spacing w:after="160" w:line="336" w:lineRule="auto"/>
+      </w:pPr>
+      <w:r>
+        <w:rPr>
+          <w:rFonts w:ascii="Microsoft YaHei" w:hAnsi="Microsoft YaHei" w:eastAsia="Microsoft YaHei"/>
+          <w:b w:val="0"/>
+          <w:color w:val="000000"/>
+          <w:sz w:val="21"/>
+        </w:rPr>
+        <w:t>本轮没有改动渲染代码。重新生成证据时 144 帧图像与六段 GIF 逐字节不变，只有报告与绑定哈希更新，说明新判定没有改变画面。命中判定也补了一个菜单姿态的验证：手臂抬出身体轮廓时，最外侧的可见像素判定命中，紧邻的空白不命中。桌面上的悬停光标反馈还要实机确认，所以命中任务保持未完成。</w:t>
+      </w:r>
+    </w:p>
+    <w:p>
+      <w:pPr>
+        <w:spacing w:after="160" w:line="336" w:lineRule="auto"/>
+      </w:pPr>
+      <w:r>
+        <w:rPr>
+          <w:rFonts w:ascii="Microsoft YaHei" w:hAnsi="Microsoft YaHei" w:eastAsia="Microsoft YaHei"/>
+          <w:b w:val="0"/>
+          <w:color w:val="000000"/>
+          <w:sz w:val="21"/>
+        </w:rPr>
+        <w:t>待机动作本身仍有一处需要你决定：config.properties 里的 sway.tilt.deg 与 stumble.tilt.deg 在 2026 年 10 月 13 日按当时的要求设成了 0，也就是微醺摇摆与偶发踉跄在实机上不会出现，而本轮规格要求这两项保留可观察表现。本轮没有擅自改回，等你决定后再动。此外五种待机动作需要一个实机运行才能确认日志里逐项可查，因此 4.1 也保持未完成。</w:t>
       </w:r>
     </w:p>
     <w:sectPr>

--- a/docs/桌宠项目进度日志.docx
+++ b/docs/桌宠项目进度日志.docx
@@ -7834,6 +7834,402 @@
         <w:t>待机动作本身仍有一处需要你决定：config.properties 里的 sway.tilt.deg 与 stumble.tilt.deg 在 2026 年 10 月 13 日按当时的要求设成了 0，也就是微醺摇摆与偶发踉跄在实机上不会出现，而本轮规格要求这两项保留可观察表现。本轮没有擅自改回，等你决定后再动。此外五种待机动作需要一个实机运行才能确认日志里逐项可查，因此 4.1 也保持未完成。</w:t>
       </w:r>
     </w:p>
+    <w:p>
+      <w:pPr>
+        <w:keepNext/>
+        <w:spacing w:before="280" w:after="120"/>
+      </w:pPr>
+      <w:r>
+        <w:rPr>
+          <w:rFonts w:ascii="Microsoft YaHei" w:hAnsi="Microsoft YaHei" w:eastAsia="Microsoft YaHei"/>
+          <w:b/>
+          <w:color w:val="000000"/>
+          <w:sz w:val="28"/>
+        </w:rPr>
+        <w:t>十八 实机运行验收</w:t>
+      </w:r>
+    </w:p>
+    <w:p>
+      <w:pPr>
+        <w:spacing w:after="160" w:line="336" w:lineRule="auto"/>
+      </w:pPr>
+      <w:r>
+        <w:rPr>
+          <w:rFonts w:ascii="Microsoft YaHei" w:hAnsi="Microsoft YaHei" w:eastAsia="Microsoft YaHei"/>
+          <w:b w:val="0"/>
+          <w:color w:val="000000"/>
+          <w:sz w:val="21"/>
+        </w:rPr>
+        <w:t>2026 年 10 月 16 日按你的要求在真实桌面把桌宠跑了起来，逐态观察后关闭，现在没有桌宠在运行。这台机器是 1920×1200、DPI 缩放 1.25，角色窗口 392×496，地面线在 (223,432)，走路速度 37.5 设备像素每秒。</w:t>
+      </w:r>
+    </w:p>
+    <w:tbl>
+      <w:tblPr>
+        <w:tblW w:type="auto" w:w="0"/>
+        <w:jc w:val="center"/>
+        <w:tblLayout w:type="fixed"/>
+        <w:tblLook w:firstColumn="1" w:firstRow="1" w:lastColumn="0" w:lastRow="0" w:noHBand="0" w:noVBand="1" w:val="04A0"/>
+        <w:tblBorders>
+          <w:top w:val="single" w:sz="6" w:space="0" w:color="D9D9D9"/>
+          <w:left w:val="single" w:sz="6" w:space="0" w:color="D9D9D9"/>
+          <w:bottom w:val="single" w:sz="6" w:space="0" w:color="D9D9D9"/>
+          <w:right w:val="single" w:sz="6" w:space="0" w:color="D9D9D9"/>
+          <w:insideH w:val="single" w:sz="6" w:space="0" w:color="D9D9D9"/>
+          <w:insideV w:val="single" w:sz="6" w:space="0" w:color="D9D9D9"/>
+        </w:tblBorders>
+      </w:tblPr>
+      <w:tblGrid>
+        <w:gridCol w:w="4873"/>
+        <w:gridCol w:w="4873"/>
+      </w:tblGrid>
+      <w:tr>
+        <w:trPr>
+          <w:tblHeader w:val="true"/>
+        </w:trPr>
+        <w:tc>
+          <w:tcPr>
+            <w:tcW w:type="dxa" w:w="1871"/>
+            <w:shd w:val="clear" w:color="auto" w:fill="1F3864"/>
+          </w:tcPr>
+          <w:p>
+            <w:pPr>
+              <w:spacing w:before="80" w:after="80" w:line="276" w:lineRule="auto"/>
+              <w:jc w:val="center"/>
+            </w:pPr>
+            <w:r/>
+            <w:r>
+              <w:rPr>
+                <w:rFonts w:ascii="Microsoft YaHei" w:hAnsi="Microsoft YaHei" w:eastAsia="Microsoft YaHei"/>
+                <w:b/>
+                <w:color w:val="FFFFFF"/>
+                <w:sz w:val="19"/>
+              </w:rPr>
+              <w:t>实机检查项</w:t>
+            </w:r>
+          </w:p>
+        </w:tc>
+        <w:tc>
+          <w:tcPr>
+            <w:tcW w:type="dxa" w:w="6633"/>
+            <w:shd w:val="clear" w:color="auto" w:fill="1F3864"/>
+          </w:tcPr>
+          <w:p>
+            <w:pPr>
+              <w:spacing w:before="80" w:after="80" w:line="276" w:lineRule="auto"/>
+              <w:jc w:val="center"/>
+            </w:pPr>
+            <w:r/>
+            <w:r>
+              <w:rPr>
+                <w:rFonts w:ascii="Microsoft YaHei" w:hAnsi="Microsoft YaHei" w:eastAsia="Microsoft YaHei"/>
+                <w:b/>
+                <w:color w:val="FFFFFF"/>
+                <w:sz w:val="19"/>
+              </w:rPr>
+              <w:t>结果</w:t>
+            </w:r>
+          </w:p>
+        </w:tc>
+      </w:tr>
+      <w:tr>
+        <w:tc>
+          <w:tcPr>
+            <w:tcW w:type="dxa" w:w="1871"/>
+          </w:tcPr>
+          <w:p>
+            <w:pPr>
+              <w:spacing w:before="80" w:after="80" w:line="276" w:lineRule="auto"/>
+              <w:jc w:val="left"/>
+            </w:pPr>
+            <w:r/>
+            <w:r>
+              <w:rPr>
+                <w:rFonts w:ascii="Microsoft YaHei" w:hAnsi="Microsoft YaHei" w:eastAsia="Microsoft YaHei"/>
+                <w:b w:val="0"/>
+                <w:color w:val="000000"/>
+                <w:sz w:val="19"/>
+              </w:rPr>
+              <w:t>踱步与歇脚</w:t>
+            </w:r>
+          </w:p>
+        </w:tc>
+        <w:tc>
+          <w:tcPr>
+            <w:tcW w:type="dxa" w:w="6633"/>
+          </w:tcPr>
+          <w:p>
+            <w:pPr>
+              <w:spacing w:before="80" w:after="80" w:line="276" w:lineRule="auto"/>
+              <w:jc w:val="left"/>
+            </w:pPr>
+            <w:r/>
+            <w:r>
+              <w:rPr>
+                <w:rFonts w:ascii="Microsoft YaHei" w:hAnsi="Microsoft YaHei" w:eastAsia="Microsoft YaHei"/>
+                <w:b w:val="0"/>
+                <w:color w:val="000000"/>
+                <w:sz w:val="19"/>
+              </w:rPr>
+              <w:t>日志出现"开始踱步（向右/向左）"与"停下歇一会"，state 在 WALK 与 PAUSE 之间交替；截图里两腿实际左右交替、膝盖没有内凹</w:t>
+            </w:r>
+          </w:p>
+        </w:tc>
+      </w:tr>
+      <w:tr>
+        <w:tc>
+          <w:tcPr>
+            <w:tcW w:type="dxa" w:w="1871"/>
+            <w:shd w:val="clear" w:color="auto" w:fill="F2F5FA"/>
+          </w:tcPr>
+          <w:p>
+            <w:pPr>
+              <w:spacing w:before="80" w:after="80" w:line="276" w:lineRule="auto"/>
+              <w:jc w:val="left"/>
+            </w:pPr>
+            <w:r/>
+            <w:r>
+              <w:rPr>
+                <w:rFonts w:ascii="Microsoft YaHei" w:hAnsi="Microsoft YaHei" w:eastAsia="Microsoft YaHei"/>
+                <w:b w:val="0"/>
+                <w:color w:val="000000"/>
+                <w:sz w:val="19"/>
+              </w:rPr>
+              <w:t>靠灯打盹</w:t>
+            </w:r>
+          </w:p>
+        </w:tc>
+        <w:tc>
+          <w:tcPr>
+            <w:tcW w:type="dxa" w:w="6633"/>
+            <w:shd w:val="clear" w:color="auto" w:fill="F2F5FA"/>
+          </w:tcPr>
+          <w:p>
+            <w:pPr>
+              <w:spacing w:before="80" w:after="80" w:line="276" w:lineRule="auto"/>
+              <w:jc w:val="left"/>
+            </w:pPr>
+            <w:r/>
+            <w:r>
+              <w:rPr>
+                <w:rFonts w:ascii="Microsoft YaHei" w:hAnsi="Microsoft YaHei" w:eastAsia="Microsoft YaHei"/>
+                <w:b w:val="0"/>
+                <w:color w:val="000000"/>
+                <w:sz w:val="19"/>
+              </w:rPr>
+              <w:t>日志出现"放下挂灯靠着歇一会"与"拿起挂灯起身"；截图里提灯杖立在地面、头顶有睡眠符号</w:t>
+            </w:r>
+          </w:p>
+        </w:tc>
+      </w:tr>
+      <w:tr>
+        <w:tc>
+          <w:tcPr>
+            <w:tcW w:type="dxa" w:w="1871"/>
+          </w:tcPr>
+          <w:p>
+            <w:pPr>
+              <w:spacing w:before="80" w:after="80" w:line="276" w:lineRule="auto"/>
+              <w:jc w:val="left"/>
+            </w:pPr>
+            <w:r/>
+            <w:r>
+              <w:rPr>
+                <w:rFonts w:ascii="Microsoft YaHei" w:hAnsi="Microsoft YaHei" w:eastAsia="Microsoft YaHei"/>
+                <w:b w:val="0"/>
+                <w:color w:val="000000"/>
+                <w:sz w:val="19"/>
+              </w:rPr>
+              <w:t>摊开手菜单</w:t>
+            </w:r>
+          </w:p>
+        </w:tc>
+        <w:tc>
+          <w:tcPr>
+            <w:tcW w:type="dxa" w:w="6633"/>
+          </w:tcPr>
+          <w:p>
+            <w:pPr>
+              <w:spacing w:before="80" w:after="80" w:line="276" w:lineRule="auto"/>
+              <w:jc w:val="left"/>
+            </w:pPr>
+            <w:r/>
+            <w:r>
+              <w:rPr>
+                <w:rFonts w:ascii="Microsoft YaHei" w:hAnsi="Microsoft YaHei" w:eastAsia="Microsoft YaHei"/>
+                <w:b w:val="0"/>
+                <w:color w:val="000000"/>
+                <w:sz w:val="19"/>
+              </w:rPr>
+              <w:t>日志出现"停下，摊开手展示任务入口"；截图里三个圆形入口绕角色展开，图标正常</w:t>
+            </w:r>
+          </w:p>
+        </w:tc>
+      </w:tr>
+      <w:tr>
+        <w:tc>
+          <w:tcPr>
+            <w:tcW w:type="dxa" w:w="1871"/>
+            <w:shd w:val="clear" w:color="auto" w:fill="F2F5FA"/>
+          </w:tcPr>
+          <w:p>
+            <w:pPr>
+              <w:spacing w:before="80" w:after="80" w:line="276" w:lineRule="auto"/>
+              <w:jc w:val="left"/>
+            </w:pPr>
+            <w:r/>
+            <w:r>
+              <w:rPr>
+                <w:rFonts w:ascii="Microsoft YaHei" w:hAnsi="Microsoft YaHei" w:eastAsia="Microsoft YaHei"/>
+                <w:b w:val="0"/>
+                <w:color w:val="000000"/>
+                <w:sz w:val="19"/>
+              </w:rPr>
+              <w:t>每帧耗时</w:t>
+            </w:r>
+          </w:p>
+        </w:tc>
+        <w:tc>
+          <w:tcPr>
+            <w:tcW w:type="dxa" w:w="6633"/>
+            <w:shd w:val="clear" w:color="auto" w:fill="F2F5FA"/>
+          </w:tcPr>
+          <w:p>
+            <w:pPr>
+              <w:spacing w:before="80" w:after="80" w:line="276" w:lineRule="auto"/>
+              <w:jc w:val="left"/>
+            </w:pPr>
+            <w:r/>
+            <w:r>
+              <w:rPr>
+                <w:rFonts w:ascii="Microsoft YaHei" w:hAnsi="Microsoft YaHei" w:eastAsia="Microsoft YaHei"/>
+                <w:b w:val="0"/>
+                <w:color w:val="000000"/>
+                <w:sz w:val="19"/>
+              </w:rPr>
+              <w:t>求值 0.05–0.6 毫秒，光栅绘制 0.5–3.1 毫秒，落在 120 Hz 的 8.33 毫秒预算内；离屏报告里最高的 9.7 毫秒单帧没有复现</w:t>
+            </w:r>
+          </w:p>
+        </w:tc>
+      </w:tr>
+      <w:tr>
+        <w:tc>
+          <w:tcPr>
+            <w:tcW w:type="dxa" w:w="1871"/>
+          </w:tcPr>
+          <w:p>
+            <w:pPr>
+              <w:spacing w:before="80" w:after="80" w:line="276" w:lineRule="auto"/>
+              <w:jc w:val="left"/>
+            </w:pPr>
+            <w:r/>
+            <w:r>
+              <w:rPr>
+                <w:rFonts w:ascii="Microsoft YaHei" w:hAnsi="Microsoft YaHei" w:eastAsia="Microsoft YaHei"/>
+                <w:b w:val="0"/>
+                <w:color w:val="000000"/>
+                <w:sz w:val="19"/>
+              </w:rPr>
+              <w:t>悬停命中</w:t>
+            </w:r>
+          </w:p>
+        </w:tc>
+        <w:tc>
+          <w:tcPr>
+            <w:tcW w:type="dxa" w:w="6633"/>
+          </w:tcPr>
+          <w:p>
+            <w:pPr>
+              <w:spacing w:before="80" w:after="80" w:line="276" w:lineRule="auto"/>
+              <w:jc w:val="left"/>
+            </w:pPr>
+            <w:r/>
+            <w:r>
+              <w:rPr>
+                <w:rFonts w:ascii="Microsoft YaHei" w:hAnsi="Microsoft YaHei" w:eastAsia="Microsoft YaHei"/>
+                <w:b w:val="0"/>
+                <w:color w:val="000000"/>
+                <w:sz w:val="19"/>
+              </w:rPr>
+              <w:t>光标移到角色身上时记录"悬停命中角色，光标切换为手型"</w:t>
+            </w:r>
+          </w:p>
+        </w:tc>
+      </w:tr>
+      <w:tr>
+        <w:tc>
+          <w:tcPr>
+            <w:tcW w:type="dxa" w:w="1871"/>
+            <w:shd w:val="clear" w:color="auto" w:fill="F2F5FA"/>
+          </w:tcPr>
+          <w:p>
+            <w:pPr>
+              <w:spacing w:before="80" w:after="80" w:line="276" w:lineRule="auto"/>
+              <w:jc w:val="left"/>
+            </w:pPr>
+            <w:r/>
+            <w:r>
+              <w:rPr>
+                <w:rFonts w:ascii="Microsoft YaHei" w:hAnsi="Microsoft YaHei" w:eastAsia="Microsoft YaHei"/>
+                <w:b w:val="0"/>
+                <w:color w:val="000000"/>
+                <w:sz w:val="19"/>
+              </w:rPr>
+              <w:t>未观察到的两项</w:t>
+            </w:r>
+          </w:p>
+        </w:tc>
+        <w:tc>
+          <w:tcPr>
+            <w:tcW w:type="dxa" w:w="6633"/>
+            <w:shd w:val="clear" w:color="auto" w:fill="F2F5FA"/>
+          </w:tcPr>
+          <w:p>
+            <w:pPr>
+              <w:spacing w:before="80" w:after="80" w:line="276" w:lineRule="auto"/>
+              <w:jc w:val="left"/>
+            </w:pPr>
+            <w:r/>
+            <w:r>
+              <w:rPr>
+                <w:rFonts w:ascii="Microsoft YaHei" w:hAnsi="Microsoft YaHei" w:eastAsia="Microsoft YaHei"/>
+                <w:b w:val="0"/>
+                <w:color w:val="000000"/>
+                <w:sz w:val="19"/>
+              </w:rPr>
+              <w:t>微醺摇摆与踉跄没有出现，因为 sway.tilt.deg 与 stumble.tilt.deg 仍是 0，需要你决定是否放开</w:t>
+            </w:r>
+          </w:p>
+        </w:tc>
+      </w:tr>
+    </w:tbl>
+    <w:p>
+      <w:pPr>
+        <w:spacing w:after="160" w:line="336" w:lineRule="auto"/>
+      </w:pPr>
+      <w:r>
+        <w:rPr>
+          <w:rFonts w:ascii="Microsoft YaHei" w:hAnsi="Microsoft YaHei" w:eastAsia="Microsoft YaHei"/>
+          <w:b w:val="0"/>
+          <w:color w:val="000000"/>
+          <w:sz w:val="21"/>
+        </w:rPr>
+        <w:t>这轮还纠正了两处和测试本身有关的问题。第一处是取证方式：PATH 里的 java 是 Oracle javapath 外壳，脚本拿到的是外壳进程号，结束后真正的虚拟机还在跑，结果桌面上同时出现了三个桌宠、日志混在一起；改用 JDK 自带的 java.exe 启动后可以按进程号确实关闭，多出来的实例已全部结束。第二处是全屏检测的日志误报：它第一次轮询总会报一次 NORMAL，而 Java 这边原来无条件写下全屏程序已退出、桌宠恢复，即使从未进入全屏；现在只有真的从全屏退出才记一行。实机截图只留在临时目录，不放进仓库，因为里面有你桌面上的其它窗口。</w:t>
+      </w:r>
+    </w:p>
+    <w:p>
+      <w:pPr>
+        <w:spacing w:after="160" w:line="336" w:lineRule="auto"/>
+      </w:pPr>
+      <w:r>
+        <w:rPr>
+          <w:rFonts w:ascii="Microsoft YaHei" w:hAnsi="Microsoft YaHei" w:eastAsia="Microsoft YaHei"/>
+          <w:b w:val="0"/>
+          <w:color w:val="000000"/>
+          <w:sz w:val="21"/>
+        </w:rPr>
+        <w:t>这一轮没有新增勾选：4.1 还差微醺摇摆与踉跄这两项可观察表现，命中任务的空白区点击穿透只由窗口形状保证、没有实测（避免误点你桌面上的窗口），端到端验收也要等拎起与招手做完。OpenSpec 仍是 16/29。</w:t>
+      </w:r>
+    </w:p>
     <w:sectPr>
       <w:pgSz w:w="12240" w:h="15840"/>
       <w:pgMar w:top="1134" w:right="1247" w:bottom="1134" w:left="1247" w:header="720" w:footer="720" w:gutter="0"/>
